--- a/ICT_TGU_2026_v2/ICT-TGU-2026/ICT2026-conference-template.docx
+++ b/ICT_TGU_2026_v2/ICT-TGU-2026/ICT2026-conference-template.docx
@@ -44,14 +44,7 @@
           <w:sz w:val="20"/>
           <w:szCs w:val="20"/>
         </w:rPr>
-        <w:t>Đặng Quang Hiển</w:t>
-      </w:r>
-      <w:r>
-        <w:rPr>
-          <w:sz w:val="20"/>
-          <w:szCs w:val="20"/>
-        </w:rPr>
-        <w:t xml:space="preserve"> </w:t>
+        <w:t xml:space="preserve">Đặng Quang Hiển </w:t>
         <w:br/>
       </w:r>
       <w:r>
@@ -102,14 +95,7 @@
           <w:sz w:val="20"/>
           <w:szCs w:val="20"/>
         </w:rPr>
-        <w:t>Đặng Trọng Phúc</w:t>
-      </w:r>
-      <w:r>
-        <w:rPr>
-          <w:sz w:val="20"/>
-          <w:szCs w:val="20"/>
-        </w:rPr>
-        <w:t xml:space="preserve"> </w:t>
+        <w:t xml:space="preserve">Đặng Trọng Phúc </w:t>
         <w:br/>
       </w:r>
       <w:r>
@@ -151,14 +137,7 @@
           <w:sz w:val="20"/>
           <w:szCs w:val="20"/>
         </w:rPr>
-        <w:t>Trần Minh Triết</w:t>
-      </w:r>
-      <w:r>
-        <w:rPr>
-          <w:sz w:val="20"/>
-          <w:szCs w:val="20"/>
-        </w:rPr>
-        <w:t xml:space="preserve"> </w:t>
+        <w:t xml:space="preserve">Trần Minh Triết </w:t>
         <w:br/>
       </w:r>
       <w:r>
@@ -210,14 +189,7 @@
           <w:sz w:val="20"/>
           <w:szCs w:val="20"/>
         </w:rPr>
-        <w:t>Trương Tuấn Minh</w:t>
-      </w:r>
-      <w:r>
-        <w:rPr>
-          <w:sz w:val="20"/>
-          <w:szCs w:val="20"/>
-        </w:rPr>
-        <w:t xml:space="preserve"> </w:t>
+        <w:t xml:space="preserve">Trương Tuấn Minh </w:t>
         <w:br/>
       </w:r>
       <w:r>
@@ -295,15 +267,7 @@
           <w:szCs w:val="20"/>
           <w:lang w:val="vi-VN"/>
         </w:rPr>
-        <w:t xml:space="preserve">ThS. </w:t>
-      </w:r>
-      <w:r>
-        <w:rPr>
-          <w:sz w:val="20"/>
-          <w:szCs w:val="20"/>
-          <w:lang w:val="vi-VN"/>
-        </w:rPr>
-        <w:t>Hoàng Văn Quý</w:t>
+        <w:t>ThS. Hoàng Văn Quý</w:t>
       </w:r>
       <w:r>
         <w:rPr>
@@ -525,42 +489,266 @@
     </w:p>
     <w:p>
       <w:pPr>
+        <w:pStyle w:val="Heading2"/>
+        <w:rPr/>
+      </w:pPr>
+      <w:r>
+        <w:rPr/>
+        <w:t>Bối cảnh và Vấn đề</w:t>
+      </w:r>
+    </w:p>
+    <w:p>
+      <w:pPr>
         <w:pStyle w:val="BodyText"/>
         <w:rPr/>
       </w:pPr>
       <w:r>
         <w:rPr/>
-        <w:t>This template, modified in MS Word 200</w:t>
-      </w:r>
-      <w:r>
-        <w:rPr>
-          <w:lang w:val="en-US"/>
-        </w:rPr>
-        <w:t>7</w:t>
-      </w:r>
-      <w:r>
-        <w:rPr/>
-        <w:t xml:space="preserve"> and saved as </w:t>
-      </w:r>
-      <w:r>
-        <w:rPr>
-          <w:lang w:val="en-US"/>
-        </w:rPr>
-        <w:t xml:space="preserve">a </w:t>
-      </w:r>
-      <w:r>
-        <w:rPr/>
-        <w:t xml:space="preserve">“Word 97-2003 </w:t>
-      </w:r>
-      <w:r>
-        <w:rPr>
-          <w:lang w:val="en-US"/>
-        </w:rPr>
-        <w:t>Document</w:t>
-      </w:r>
-      <w:r>
-        <w:rPr/>
-        <w:t>” for the PC, provides authors with most of the formatting specifications needed for preparing electronic versions of their papers. All standard paper components have been specified for three reasons: (1) ease of use when formatting individual papers, (2) automatic compliance to electronic requirements that facilitate the concurrent or later production of electronic products, and (3) conformity of style throughout a conference proceedings. Margins, column widths, line spacing, and type styles are built-in; examples of the type styles are provided throughout this document and are identified in italic type, within parentheses, following the example. Some components, such as multi-leveled equations, graphics, and tables are not prescribed, although the various table text styles are provided. The formatter will need to create these components, incorporating the applicable criteria that follow.</w:t>
+        <w:t>Sự phát triển nhanh chóng của các hệ thống Giáo dục trực tuyến (LMS) như Moodle, Canvas, và Blackboard đòi hỏi hạ tầng mạng có khả năng chịu tải cực lớn và biến động không ngừng. Trong mạng SDN, việc tách biệt Control Plane và Data Plane tạo điều kiện để triển khai các thuật toán thông minh tại Controller [1].</w:t>
+      </w:r>
+    </w:p>
+    <w:p>
+      <w:pPr>
+        <w:pStyle w:val="BodyText"/>
+        <w:rPr/>
+      </w:pPr>
+      <w:r>
+        <w:rPr/>
+        <w:t>Vấn đề cụ thể: Các thuật toán cân bằng tải truyền thống như Round Robin (RR) và Weighted Round Robin (WRR) hoạt động theo các quy tắc cố định, không thể thích ứng khi:</w:t>
+      </w:r>
+    </w:p>
+    <w:p>
+      <w:pPr>
+        <w:pStyle w:val="BodyText"/>
+        <w:ind w:hanging="0" w:start="0"/>
+        <w:rPr/>
+      </w:pPr>
+      <w:r>
+        <w:rPr/>
+        <w:tab/>
+        <w:t xml:space="preserve">1. </w:t>
+      </w:r>
+      <w:r>
+        <w:rPr>
+          <w:b/>
+          <w:bCs/>
+        </w:rPr>
+        <w:t>Server degradation</w:t>
+      </w:r>
+      <w:r>
+        <w:rPr/>
+        <w:t>: Một server bị suy giảm 50% băng thông nhưng WRR vẫn phân bổ đúng tỷ lệ, gây quá tải</w:t>
+      </w:r>
+    </w:p>
+    <w:p>
+      <w:pPr>
+        <w:pStyle w:val="BodyText"/>
+        <w:ind w:hanging="0" w:start="0"/>
+        <w:rPr/>
+      </w:pPr>
+      <w:r>
+        <w:rPr/>
+        <w:tab/>
+        <w:t xml:space="preserve">2. </w:t>
+      </w:r>
+      <w:r>
+        <w:rPr>
+          <w:b/>
+          <w:bCs/>
+        </w:rPr>
+        <w:t>Server failure</w:t>
+      </w:r>
+      <w:r>
+        <w:rPr/>
+        <w:t xml:space="preserve">: </w:t>
+      </w:r>
+      <w:r>
+        <w:rPr/>
+        <w:t>Máy chủ chính sụp đổ</w:t>
+      </w:r>
+      <w:r>
+        <w:rPr/>
+        <w:t>, WRR tiếp tục gửi traffic đến server không khả dụng</w:t>
+      </w:r>
+    </w:p>
+    <w:p>
+      <w:pPr>
+        <w:pStyle w:val="BodyText"/>
+        <w:ind w:hanging="0" w:start="0"/>
+        <w:rPr/>
+      </w:pPr>
+      <w:r>
+        <w:rPr/>
+        <w:tab/>
+        <w:t xml:space="preserve">3. </w:t>
+      </w:r>
+      <w:r>
+        <w:rPr>
+          <w:b/>
+          <w:bCs/>
+        </w:rPr>
+        <w:t>Burst traffic</w:t>
+      </w:r>
+      <w:r>
+        <w:rPr/>
+        <w:t>: Traffic đột ngột tăng gấp 10 lần, WRR không có cơ chế ưu tiên</w:t>
+      </w:r>
+    </w:p>
+    <w:p>
+      <w:pPr>
+        <w:pStyle w:val="BodyText"/>
+        <w:rPr/>
+      </w:pPr>
+      <w:r>
+        <w:rPr/>
+        <w:t xml:space="preserve">Nghiên cứu đã chỉ ra rằng WRR tĩnh phân bổ traffic không chính xác do kích thước gói tin biến động, dẫn đến </w:t>
+      </w:r>
+      <w:r>
+        <w:rPr/>
+        <w:t xml:space="preserve">quá tải </w:t>
+      </w:r>
+      <w:r>
+        <w:rPr/>
+        <w:t>dữ liệu quá nhiều vào server mạnh và bỏ qua hoàn toàn server yếu khi chúng quá tải [4].</w:t>
+      </w:r>
+    </w:p>
+    <w:p>
+      <w:pPr>
+        <w:pStyle w:val="Heading2"/>
+        <w:rPr/>
+      </w:pPr>
+      <w:r>
+        <w:rPr/>
+        <w:t>Nghiên cứu liên quan</w:t>
+      </w:r>
+    </w:p>
+    <w:p>
+      <w:pPr>
+        <w:pStyle w:val="BodyText"/>
+        <w:jc w:val="start"/>
+        <w:rPr/>
+      </w:pPr>
+      <w:r>
+        <w:rPr/>
+        <w:t>Sự phát triển nhanh chóng của các hệ thống Giáo dục trực tuyến (LMS) như Moodle, Canvas, và Blackboard đòi hỏi hạ tầng mạng có khả năng chịu tải cực lớn và biến động không ngừng. Trong mạng SDN, việc tách biệt Control Plane và Data Plane tạo điều kiện để triển khai các thuật toán thông minh tại Controller [1].</w:t>
+      </w:r>
+    </w:p>
+    <w:p>
+      <w:pPr>
+        <w:pStyle w:val="BodyText"/>
+        <w:jc w:val="start"/>
+        <w:rPr/>
+      </w:pPr>
+      <w:r>
+        <w:rPr/>
+        <w:t>Học Tăng Cường trong Network Optimization: Schulman và cộng sự [2] đề xuất thuật toán PPO với cơ chế Clipping để đảm bảo chính sách học ổn định, tránh hiện tượng "policy collapse". Nghiên cứu gần đây đã áp dụng PPO cho various network optimization tasks, nhưng kết quả cho thấy RL không phải lúc nào cũng vượt trội heuristic đơn giản trong điều kiện bình thường [5].</w:t>
+      </w:r>
+    </w:p>
+    <w:p>
+      <w:pPr>
+        <w:pStyle w:val="BodyText"/>
+        <w:jc w:val="start"/>
+        <w:rPr/>
+      </w:pPr>
+      <w:r>
+        <w:rPr/>
+        <w:t>Temporal Fusion Transformer: Lim và cộng sự [3] đề xuất TFT cho multi-horizon time series forecasting, kết hợp LSTM, attention mechanism, và interpretable components. Kiến trúc này đặc biệt phù hợp cho network monitoring vì có thể nắm bắt cả temporal dependencies và cung cấp interpretability.</w:t>
+      </w:r>
+    </w:p>
+    <w:p>
+      <w:pPr>
+        <w:pStyle w:val="BodyText"/>
+        <w:jc w:val="start"/>
+        <w:rPr/>
+      </w:pPr>
+      <w:r>
+        <w:rPr/>
+        <w:t>Jain's Fairness Index: Jain và cộng sự [4] đề xuất chỉ số fairness để đo lường sự công bằng trong phân bổ tài nguyên. Chỉ số này được sử dụng rộng rãi trong đánh giá load balancing với giá trị tiệm cận 1.0 biểu thị phân bổ lý tưởng.</w:t>
+      </w:r>
+    </w:p>
+    <w:p>
+      <w:pPr>
+        <w:pStyle w:val="Heading2"/>
+        <w:rPr/>
+      </w:pPr>
+      <w:r>
+        <w:rPr/>
+        <w:t>Đóng góp của bài báo</w:t>
+      </w:r>
+    </w:p>
+    <w:p>
+      <w:pPr>
+        <w:pStyle w:val="BodyText"/>
+        <w:jc w:val="start"/>
+        <w:rPr/>
+      </w:pPr>
+      <w:r>
+        <w:rPr/>
+        <w:t>Khác với các nghiên cứu trước tập trung vào việc thay thế hoàn toàn heuristic bằng RL, bài báo này có các đóng góp sau:</w:t>
+      </w:r>
+    </w:p>
+    <w:p>
+      <w:pPr>
+        <w:pStyle w:val="BodyText"/>
+        <w:jc w:val="start"/>
+        <w:rPr/>
+      </w:pPr>
+      <w:r>
+        <w:rPr/>
+        <w:tab/>
+        <w:t xml:space="preserve">1. </w:t>
+      </w:r>
+      <w:r>
+        <w:rPr/>
+        <w:t>Đề xuất vai trò SLA Protector: PPO nên hoạt động song song với WRR, can thiệp khi phát hiện bất thường thay vì thay thế hoàn toàn</w:t>
+      </w:r>
+    </w:p>
+    <w:p>
+      <w:pPr>
+        <w:pStyle w:val="BodyText"/>
+        <w:jc w:val="start"/>
+        <w:rPr/>
+      </w:pPr>
+      <w:r>
+        <w:rPr/>
+        <w:tab/>
+        <w:t xml:space="preserve">2. </w:t>
+      </w:r>
+      <w:r>
+        <w:rPr/>
+        <w:t>Thiết kế hệ thống đặc trưng 20 chiều đại diện cho trạng thái hàng đợi, băng thông, và cache hit rate</w:t>
+      </w:r>
+    </w:p>
+    <w:p>
+      <w:pPr>
+        <w:pStyle w:val="BodyText"/>
+        <w:jc w:val="start"/>
+        <w:rPr/>
+      </w:pPr>
+      <w:r>
+        <w:rPr/>
+        <w:tab/>
+        <w:t xml:space="preserve">3. </w:t>
+      </w:r>
+      <w:r>
+        <w:rPr/>
+        <w:t>Triển khai PPO với Safety Override đảm bảo tính sẵn sàng của dịch vụ khi Agent đưa ra quyết định không tối ưu</w:t>
+      </w:r>
+    </w:p>
+    <w:p>
+      <w:pPr>
+        <w:pStyle w:val="BodyText"/>
+        <w:jc w:val="start"/>
+        <w:rPr/>
+      </w:pPr>
+      <w:r>
+        <w:rPr/>
+        <w:tab/>
+        <w:t xml:space="preserve">4. </w:t>
+      </w:r>
+      <w:r>
+        <w:rPr/>
+        <w:t>Kiểm chứng khoa học qua 4 kịch bản benchmark thực trong môi trường Mininet/Ryu; đồng thời đề xuất thêm 2 kịch bản mở rộng (burst_traffic, server_failure) cho giai đoạn tiếp theo</w:t>
       </w:r>
     </w:p>
     <w:p>
@@ -571,7 +759,7 @@
       </w:pPr>
       <w:r>
         <w:rPr/>
-        <w:t>Ease of Use</w:t>
+        <w:t>PHƯƠNG PHÁP ĐỀ XUẤT</w:t>
       </w:r>
     </w:p>
     <w:p>
@@ -581,7 +769,393 @@
       </w:pPr>
       <w:r>
         <w:rPr/>
-        <w:t>Selecting a Template (Heading 2)</w:t>
+        <w:t>Kiến trúc Hệ thống</w:t>
+      </w:r>
+    </w:p>
+    <w:p>
+      <w:pPr>
+        <w:pStyle w:val="Heading2"/>
+        <w:rPr/>
+      </w:pPr>
+      <w:r>
+        <w:rPr/>
+        <w:t>Network Topology (Fat-Tree K=4)</w:t>
+      </w:r>
+      <w:r>
+        <mc:AlternateContent>
+          <mc:Choice Requires="wps">
+            <w:drawing>
+              <wp:anchor distT="0" distB="0" distL="0" distR="0" simplePos="0" relativeHeight="3" behindDoc="0" locked="0" layoutInCell="0" allowOverlap="1">
+                <wp:simplePos x="0" y="0"/>
+                <wp:positionH relativeFrom="column">
+                  <wp:align>center</wp:align>
+                </wp:positionH>
+                <wp:positionV relativeFrom="paragraph">
+                  <wp:posOffset>635</wp:posOffset>
+                </wp:positionV>
+                <wp:extent cx="3033395" cy="2995930"/>
+                <wp:effectExtent l="0" t="0" r="0" b="0"/>
+                <wp:wrapSquare wrapText="largest"/>
+                <wp:docPr id="1" name="Frame2"/>
+                <a:graphic xmlns:a="http://schemas.openxmlformats.org/drawingml/2006/main">
+                  <a:graphicData uri="http://schemas.microsoft.com/office/word/2010/wordprocessingShape">
+                    <wps:wsp>
+                      <wps:cNvSpPr txBox="1"/>
+                      <wps:spPr>
+                        <a:xfrm>
+                          <a:off x="0" y="0"/>
+                          <a:ext cx="3033395" cy="2995930"/>
+                        </a:xfrm>
+                        <a:prstGeom prst="rect"/>
+                        <a:solidFill>
+                          <a:srgbClr val="FFFFFF"/>
+                        </a:solidFill>
+                      </wps:spPr>
+                      <wps:txbx>
+                        <w:txbxContent>
+                          <w:p>
+                            <w:pPr>
+                              <w:pStyle w:val="Figure"/>
+                              <w:widowControl/>
+                              <w:suppressLineNumbers/>
+                              <w:suppressAutoHyphens w:val="true"/>
+                              <w:bidi w:val="0"/>
+                              <w:spacing w:before="120" w:after="120"/>
+                              <w:jc w:val="center"/>
+                              <w:rPr>
+                                <w:rFonts w:ascii="Times New Roman" w:hAnsi="Times New Roman" w:eastAsia="SimSun" w:cs="Noto Sans Devanagari"/>
+                                <w:i w:val="false"/>
+                                <w:iCs w:val="false"/>
+                                <w:color w:val="auto"/>
+                                <w:kern w:val="0"/>
+                                <w:sz w:val="24"/>
+                                <w:szCs w:val="24"/>
+                                <w:u w:val="single"/>
+                                <w:lang w:val="en-US" w:eastAsia="en-US" w:bidi="ar-SA"/>
+                              </w:rPr>
+                            </w:pPr>
+                            <w:r>
+                              <w:rPr>
+                                <w:rFonts w:eastAsia="SimSun" w:cs="Noto Sans Devanagari"/>
+                                <w:i w:val="false"/>
+                                <w:iCs w:val="false"/>
+                                <w:color w:val="auto"/>
+                                <w:kern w:val="0"/>
+                                <w:sz w:val="24"/>
+                                <w:szCs w:val="24"/>
+                                <w:u w:val="single"/>
+                                <w:lang w:val="en-US" w:eastAsia="en-US" w:bidi="ar-SA"/>
+                              </w:rPr>
+                            </w:r>
+                          </w:p>
+                        </w:txbxContent>
+                      </wps:txbx>
+                      <wps:bodyPr anchor="t" lIns="0" tIns="0" rIns="0" bIns="0">
+                        <a:noAutofit/>
+                      </wps:bodyPr>
+                    </wps:wsp>
+                  </a:graphicData>
+                </a:graphic>
+              </wp:anchor>
+            </w:drawing>
+          </mc:Choice>
+          <mc:Fallback>
+            <w:pict>
+              <v:rect style="position:absolute;rotation:-0;width:238.85pt;height:235.9pt;mso-wrap-distance-left:0pt;mso-wrap-distance-right:0pt;mso-wrap-distance-top:0pt;mso-wrap-distance-bottom:0pt;margin-top:0pt;mso-position-vertical:top;mso-position-vertical-relative:text;margin-left:0pt;mso-position-horizontal:center;mso-position-horizontal-relative:text">
+                <v:textbox inset="0in,0in,0in,0in">
+                  <w:txbxContent>
+                    <w:p>
+                      <w:pPr>
+                        <w:pStyle w:val="Figure"/>
+                        <w:widowControl/>
+                        <w:suppressLineNumbers/>
+                        <w:suppressAutoHyphens w:val="true"/>
+                        <w:bidi w:val="0"/>
+                        <w:spacing w:before="120" w:after="120"/>
+                        <w:jc w:val="center"/>
+                        <w:rPr>
+                          <w:rFonts w:ascii="Times New Roman" w:hAnsi="Times New Roman" w:eastAsia="SimSun" w:cs="Noto Sans Devanagari"/>
+                          <w:i w:val="false"/>
+                          <w:iCs w:val="false"/>
+                          <w:color w:val="auto"/>
+                          <w:kern w:val="0"/>
+                          <w:sz w:val="24"/>
+                          <w:szCs w:val="24"/>
+                          <w:u w:val="single"/>
+                          <w:lang w:val="en-US" w:eastAsia="en-US" w:bidi="ar-SA"/>
+                        </w:rPr>
+                      </w:pPr>
+                      <w:r>
+                        <w:rPr>
+                          <w:rFonts w:eastAsia="SimSun" w:cs="Noto Sans Devanagari"/>
+                          <w:i w:val="false"/>
+                          <w:iCs w:val="false"/>
+                          <w:color w:val="auto"/>
+                          <w:kern w:val="0"/>
+                          <w:sz w:val="24"/>
+                          <w:szCs w:val="24"/>
+                          <w:u w:val="single"/>
+                          <w:lang w:val="en-US" w:eastAsia="en-US" w:bidi="ar-SA"/>
+                        </w:rPr>
+                      </w:r>
+                    </w:p>
+                  </w:txbxContent>
+                </v:textbox>
+                <w10:wrap type="square" side="largest"/>
+              </v:rect>
+            </w:pict>
+          </mc:Fallback>
+        </mc:AlternateContent>
+      </w:r>
+      <w:r>
+        <mc:AlternateContent>
+          <mc:Choice Requires="wps">
+            <w:drawing>
+              <wp:anchor distT="0" distB="0" distL="0" distR="0" simplePos="0" relativeHeight="6" behindDoc="0" locked="0" layoutInCell="0" allowOverlap="1">
+                <wp:simplePos x="0" y="0"/>
+                <wp:positionH relativeFrom="column">
+                  <wp:align>center</wp:align>
+                </wp:positionH>
+                <wp:positionV relativeFrom="paragraph">
+                  <wp:posOffset>635</wp:posOffset>
+                </wp:positionV>
+                <wp:extent cx="3033395" cy="2744470"/>
+                <wp:effectExtent l="0" t="0" r="0" b="0"/>
+                <wp:wrapSquare wrapText="largest"/>
+                <wp:docPr id="2" name="Frame4"/>
+                <a:graphic xmlns:a="http://schemas.openxmlformats.org/drawingml/2006/main">
+                  <a:graphicData uri="http://schemas.microsoft.com/office/word/2010/wordprocessingShape">
+                    <wps:wsp>
+                      <wps:cNvSpPr txBox="1"/>
+                      <wps:spPr>
+                        <a:xfrm>
+                          <a:off x="0" y="0"/>
+                          <a:ext cx="3033395" cy="2744470"/>
+                        </a:xfrm>
+                        <a:prstGeom prst="rect"/>
+                        <a:solidFill>
+                          <a:srgbClr val="FFFFFF"/>
+                        </a:solidFill>
+                      </wps:spPr>
+                      <wps:txbx>
+                        <w:txbxContent>
+                          <w:p>
+                            <w:pPr>
+                              <w:pStyle w:val="Hnh"/>
+                              <w:spacing w:before="120" w:after="120"/>
+                              <w:rPr>
+                                <w:sz w:val="18"/>
+                                <w:szCs w:val="18"/>
+                              </w:rPr>
+                            </w:pPr>
+                            <w:r>
+                              <w:rPr>
+                                <w:sz w:val="18"/>
+                                <w:szCs w:val="18"/>
+                              </w:rPr>
+                              <w:drawing>
+                                <wp:inline distT="0" distB="0" distL="0" distR="0">
+                                  <wp:extent cx="2987675" cy="1945005"/>
+                                  <wp:effectExtent l="0" t="0" r="0" b="0"/>
+                                  <wp:docPr id="3" name="Image1"/>
+                                  <wp:cNvGraphicFramePr>
+                                    <a:graphicFrameLocks xmlns:a="http://schemas.openxmlformats.org/drawingml/2006/main" noChangeAspect="1"/>
+                                  </wp:cNvGraphicFramePr>
+                                  <a:graphic xmlns:a="http://schemas.openxmlformats.org/drawingml/2006/main">
+                                    <a:graphicData uri="http://schemas.openxmlformats.org/drawingml/2006/picture">
+                                      <pic:pic xmlns:pic="http://schemas.openxmlformats.org/drawingml/2006/picture">
+                                        <pic:nvPicPr>
+                                          <pic:cNvPr id="3" name="Image1"/>
+                                          <pic:cNvPicPr>
+                                            <a:picLocks noChangeAspect="1" noChangeArrowheads="1"/>
+                                          </pic:cNvPicPr>
+                                        </pic:nvPicPr>
+                                        <pic:blipFill>
+                                          <a:blip r:embed="rId10"/>
+                                          <a:stretch>
+                                            <a:fillRect/>
+                                          </a:stretch>
+                                        </pic:blipFill>
+                                        <pic:spPr bwMode="auto">
+                                          <a:xfrm>
+                                            <a:off x="0" y="0"/>
+                                            <a:ext cx="2987675" cy="1945005"/>
+                                          </a:xfrm>
+                                          <a:prstGeom prst="rect">
+                                            <a:avLst/>
+                                          </a:prstGeom>
+                                          <a:noFill/>
+                                        </pic:spPr>
+                                      </pic:pic>
+                                    </a:graphicData>
+                                  </a:graphic>
+                                </wp:inline>
+                              </w:drawing>
+                              <w:t xml:space="preserve">Hình </w:t>
+                            </w:r>
+                            <w:r>
+                              <w:rPr>
+                                <w:sz w:val="18"/>
+                                <w:szCs w:val="18"/>
+                              </w:rPr>
+                              <w:fldChar w:fldCharType="begin"/>
+                            </w:r>
+                            <w:r>
+                              <w:rPr>
+                                <w:sz w:val="18"/>
+                                <w:szCs w:val="18"/>
+                              </w:rPr>
+                              <w:instrText xml:space="preserve"> SEQ Hình \* ARABIC </w:instrText>
+                            </w:r>
+                            <w:r>
+                              <w:rPr>
+                                <w:sz w:val="18"/>
+                                <w:szCs w:val="18"/>
+                              </w:rPr>
+                              <w:fldChar w:fldCharType="separate"/>
+                            </w:r>
+                            <w:r>
+                              <w:rPr>
+                                <w:sz w:val="18"/>
+                                <w:szCs w:val="18"/>
+                              </w:rPr>
+                              <w:t>1</w:t>
+                            </w:r>
+                            <w:r>
+                              <w:rPr>
+                                <w:sz w:val="18"/>
+                                <w:szCs w:val="18"/>
+                              </w:rPr>
+                              <w:fldChar w:fldCharType="end"/>
+                            </w:r>
+                            <w:r>
+                              <w:rPr>
+                                <w:sz w:val="18"/>
+                                <w:szCs w:val="18"/>
+                              </w:rPr>
+                              <w:t>: Kiến trúc hệ thống TFT-PPO trong SDN Controller. Sơ đồ thể hiện quy trình điều phối traffic từ 8 clients đến các backend servers thông qua Agent Actor-Critic (kết hợp LSTM và Multi-Head Attention) và cơ chế chốt chặn Safety Override (tự động chuyển sang WRR khi tải vượt ngưỡng $0.95$).</w:t>
+                            </w:r>
+                          </w:p>
+                        </w:txbxContent>
+                      </wps:txbx>
+                      <wps:bodyPr anchor="t" lIns="0" tIns="0" rIns="0" bIns="0">
+                        <a:noAutofit/>
+                      </wps:bodyPr>
+                    </wps:wsp>
+                  </a:graphicData>
+                </a:graphic>
+              </wp:anchor>
+            </w:drawing>
+          </mc:Choice>
+          <mc:Fallback>
+            <w:pict>
+              <v:rect style="position:absolute;rotation:-0;width:238.85pt;height:216.1pt;mso-wrap-distance-left:0pt;mso-wrap-distance-right:0pt;mso-wrap-distance-top:0pt;mso-wrap-distance-bottom:0pt;margin-top:0pt;mso-position-vertical:top;mso-position-vertical-relative:text;margin-left:0pt;mso-position-horizontal:center;mso-position-horizontal-relative:text">
+                <v:textbox inset="0in,0in,0in,0in">
+                  <w:txbxContent>
+                    <w:p>
+                      <w:pPr>
+                        <w:pStyle w:val="Hnh"/>
+                        <w:spacing w:before="120" w:after="120"/>
+                        <w:rPr>
+                          <w:sz w:val="18"/>
+                          <w:szCs w:val="18"/>
+                        </w:rPr>
+                      </w:pPr>
+                      <w:r>
+                        <w:rPr>
+                          <w:sz w:val="18"/>
+                          <w:szCs w:val="18"/>
+                        </w:rPr>
+                        <w:drawing>
+                          <wp:inline distT="0" distB="0" distL="0" distR="0">
+                            <wp:extent cx="2987675" cy="1945005"/>
+                            <wp:effectExtent l="0" t="0" r="0" b="0"/>
+                            <wp:docPr id="4" name="Image1"/>
+                            <wp:cNvGraphicFramePr>
+                              <a:graphicFrameLocks xmlns:a="http://schemas.openxmlformats.org/drawingml/2006/main" noChangeAspect="1"/>
+                            </wp:cNvGraphicFramePr>
+                            <a:graphic xmlns:a="http://schemas.openxmlformats.org/drawingml/2006/main">
+                              <a:graphicData uri="http://schemas.openxmlformats.org/drawingml/2006/picture">
+                                <pic:pic xmlns:pic="http://schemas.openxmlformats.org/drawingml/2006/picture">
+                                  <pic:nvPicPr>
+                                    <pic:cNvPr id="4" name="Image1"/>
+                                    <pic:cNvPicPr>
+                                      <a:picLocks noChangeAspect="1" noChangeArrowheads="1"/>
+                                    </pic:cNvPicPr>
+                                  </pic:nvPicPr>
+                                  <pic:blipFill>
+                                    <a:blip r:embed="rId11"/>
+                                    <a:stretch>
+                                      <a:fillRect/>
+                                    </a:stretch>
+                                  </pic:blipFill>
+                                  <pic:spPr bwMode="auto">
+                                    <a:xfrm>
+                                      <a:off x="0" y="0"/>
+                                      <a:ext cx="2987675" cy="1945005"/>
+                                    </a:xfrm>
+                                    <a:prstGeom prst="rect">
+                                      <a:avLst/>
+                                    </a:prstGeom>
+                                    <a:noFill/>
+                                  </pic:spPr>
+                                </pic:pic>
+                              </a:graphicData>
+                            </a:graphic>
+                          </wp:inline>
+                        </w:drawing>
+                        <w:t xml:space="preserve">Hình </w:t>
+                      </w:r>
+                      <w:r>
+                        <w:rPr>
+                          <w:sz w:val="18"/>
+                          <w:szCs w:val="18"/>
+                        </w:rPr>
+                        <w:fldChar w:fldCharType="begin"/>
+                      </w:r>
+                      <w:r>
+                        <w:rPr>
+                          <w:sz w:val="18"/>
+                          <w:szCs w:val="18"/>
+                        </w:rPr>
+                        <w:instrText xml:space="preserve"> SEQ Hình \* ARABIC </w:instrText>
+                      </w:r>
+                      <w:r>
+                        <w:rPr>
+                          <w:sz w:val="18"/>
+                          <w:szCs w:val="18"/>
+                        </w:rPr>
+                        <w:fldChar w:fldCharType="separate"/>
+                      </w:r>
+                      <w:r>
+                        <w:rPr>
+                          <w:sz w:val="18"/>
+                          <w:szCs w:val="18"/>
+                        </w:rPr>
+                        <w:t>1</w:t>
+                      </w:r>
+                      <w:r>
+                        <w:rPr>
+                          <w:sz w:val="18"/>
+                          <w:szCs w:val="18"/>
+                        </w:rPr>
+                        <w:fldChar w:fldCharType="end"/>
+                      </w:r>
+                      <w:r>
+                        <w:rPr>
+                          <w:sz w:val="18"/>
+                          <w:szCs w:val="18"/>
+                        </w:rPr>
+                        <w:t>: Kiến trúc hệ thống TFT-PPO trong SDN Controller. Sơ đồ thể hiện quy trình điều phối traffic từ 8 clients đến các backend servers thông qua Agent Actor-Critic (kết hợp LSTM và Multi-Head Attention) và cơ chế chốt chặn Safety Override (tự động chuyển sang WRR khi tải vượt ngưỡng $0.95$).</w:t>
+                      </w:r>
+                    </w:p>
+                  </w:txbxContent>
+                </v:textbox>
+                <w10:wrap type="square" side="largest"/>
+              </v:rect>
+            </w:pict>
+          </mc:Fallback>
+        </mc:AlternateContent>
       </w:r>
     </w:p>
     <w:p>
@@ -591,7 +1165,542 @@
       </w:pPr>
       <w:r>
         <w:rPr/>
-        <w:t>First, confirm that you have the correct template for your paper size. This template has been tailored for output on the US-letter paper size. If you are using A4-sized paper, please close this file and download the file “MSW_A4_format”.</w:t>
+        <w:t>Để đánh giá khả năng điều phối luồng trong môi trường mạng trung tâm dữ liệu (Data Center), chúng tôi thiết lập mô hình thực nghiệm dựa trên kiến trúc chuẩn như sau</w:t>
+      </w:r>
+    </w:p>
+    <w:p>
+      <w:pPr>
+        <w:pStyle w:val="BodyText"/>
+        <w:rPr/>
+      </w:pPr>
+      <w:r>
+        <w:rPr/>
+        <w:t>Mạng được triển khai trên topology Fat-Tree K=4 với cấu trúc phân lớp:</w:t>
+      </w:r>
+    </w:p>
+    <w:tbl>
+      <w:tblPr>
+        <w:tblW w:w="4782" w:type="dxa"/>
+        <w:jc w:val="start"/>
+        <w:tblInd w:w="0" w:type="dxa"/>
+        <w:tblLayout w:type="fixed"/>
+        <w:tblCellMar>
+          <w:top w:w="0" w:type="dxa"/>
+          <w:start w:w="108" w:type="dxa"/>
+          <w:bottom w:w="0" w:type="dxa"/>
+          <w:end w:w="108" w:type="dxa"/>
+        </w:tblCellMar>
+      </w:tblPr>
+      <w:tblGrid>
+        <w:gridCol w:w="1350"/>
+        <w:gridCol w:w="1624"/>
+        <w:gridCol w:w="1808"/>
+      </w:tblGrid>
+      <w:tr>
+        <w:trPr>
+          <w:trHeight w:val="274" w:hRule="atLeast"/>
+        </w:trPr>
+        <w:tc>
+          <w:tcPr>
+            <w:tcW w:w="1350" w:type="dxa"/>
+            <w:tcBorders>
+              <w:top w:val="single" w:sz="4" w:space="0" w:color="000000"/>
+              <w:start w:val="single" w:sz="4" w:space="0" w:color="000000"/>
+              <w:bottom w:val="single" w:sz="4" w:space="0" w:color="000000"/>
+              <w:end w:val="single" w:sz="4" w:space="0" w:color="000000"/>
+            </w:tcBorders>
+            <w:vAlign w:val="center"/>
+          </w:tcPr>
+          <w:p>
+            <w:pPr>
+              <w:pStyle w:val="Normal"/>
+              <w:widowControl/>
+              <w:spacing w:before="0" w:after="0"/>
+              <w:jc w:val="center"/>
+              <w:rPr/>
+            </w:pPr>
+            <w:r>
+              <w:rPr>
+                <w:rFonts w:cs="Times New Roman"/>
+                <w:b/>
+                <w:bCs/>
+                <w:kern w:val="0"/>
+                <w:sz w:val="16"/>
+                <w:szCs w:val="16"/>
+                <w:lang w:val="en-US" w:eastAsia="en-US" w:bidi="ar-SA"/>
+              </w:rPr>
+              <w:t>Lớp</w:t>
+            </w:r>
+          </w:p>
+        </w:tc>
+        <w:tc>
+          <w:tcPr>
+            <w:tcW w:w="1624" w:type="dxa"/>
+            <w:tcBorders>
+              <w:top w:val="single" w:sz="4" w:space="0" w:color="000000"/>
+              <w:start w:val="single" w:sz="4" w:space="0" w:color="000000"/>
+              <w:bottom w:val="single" w:sz="4" w:space="0" w:color="000000"/>
+              <w:end w:val="single" w:sz="4" w:space="0" w:color="000000"/>
+            </w:tcBorders>
+            <w:vAlign w:val="center"/>
+          </w:tcPr>
+          <w:p>
+            <w:pPr>
+              <w:pStyle w:val="Normal"/>
+              <w:widowControl/>
+              <w:spacing w:before="0" w:after="0"/>
+              <w:jc w:val="center"/>
+              <w:rPr/>
+            </w:pPr>
+            <w:r>
+              <w:rPr>
+                <w:rFonts w:cs="Times New Roman"/>
+                <w:b/>
+                <w:bCs/>
+                <w:kern w:val="0"/>
+                <w:sz w:val="16"/>
+                <w:szCs w:val="16"/>
+                <w:lang w:val="en-US" w:eastAsia="en-US" w:bidi="ar-SA"/>
+              </w:rPr>
+              <w:t>Switches</w:t>
+            </w:r>
+          </w:p>
+        </w:tc>
+        <w:tc>
+          <w:tcPr>
+            <w:tcW w:w="1808" w:type="dxa"/>
+            <w:tcBorders>
+              <w:top w:val="single" w:sz="4" w:space="0" w:color="000000"/>
+              <w:start w:val="single" w:sz="4" w:space="0" w:color="000000"/>
+              <w:bottom w:val="single" w:sz="4" w:space="0" w:color="000000"/>
+              <w:end w:val="single" w:sz="4" w:space="0" w:color="000000"/>
+            </w:tcBorders>
+            <w:vAlign w:val="center"/>
+          </w:tcPr>
+          <w:p>
+            <w:pPr>
+              <w:pStyle w:val="Normal"/>
+              <w:widowControl/>
+              <w:spacing w:before="0" w:after="0"/>
+              <w:jc w:val="center"/>
+              <w:rPr/>
+            </w:pPr>
+            <w:r>
+              <w:rPr>
+                <w:rFonts w:cs="Times New Roman"/>
+                <w:b/>
+                <w:bCs/>
+                <w:kern w:val="0"/>
+                <w:sz w:val="16"/>
+                <w:szCs w:val="16"/>
+                <w:lang w:val="en-US" w:eastAsia="en-US" w:bidi="ar-SA"/>
+              </w:rPr>
+              <w:t>Kết nối</w:t>
+            </w:r>
+          </w:p>
+        </w:tc>
+      </w:tr>
+      <w:tr>
+        <w:trPr>
+          <w:trHeight w:val="722" w:hRule="atLeast"/>
+        </w:trPr>
+        <w:tc>
+          <w:tcPr>
+            <w:tcW w:w="1350" w:type="dxa"/>
+            <w:tcBorders>
+              <w:top w:val="single" w:sz="4" w:space="0" w:color="000000"/>
+              <w:start w:val="single" w:sz="4" w:space="0" w:color="000000"/>
+              <w:bottom w:val="single" w:sz="4" w:space="0" w:color="000000"/>
+              <w:end w:val="single" w:sz="4" w:space="0" w:color="000000"/>
+            </w:tcBorders>
+            <w:vAlign w:val="center"/>
+          </w:tcPr>
+          <w:p>
+            <w:pPr>
+              <w:pStyle w:val="tablecopy"/>
+              <w:widowControl/>
+              <w:spacing w:before="0" w:after="0"/>
+              <w:jc w:val="center"/>
+              <w:rPr>
+                <w:b/>
+                <w:bCs/>
+              </w:rPr>
+            </w:pPr>
+            <w:r>
+              <w:rPr>
+                <w:rFonts w:eastAsia="SimSun" w:cs="Times New Roman"/>
+                <w:b/>
+                <w:bCs/>
+                <w:kern w:val="0"/>
+                <w:lang w:val="en-US" w:eastAsia="en-US" w:bidi="ar-SA"/>
+              </w:rPr>
+              <w:t>Edge</w:t>
+            </w:r>
+          </w:p>
+        </w:tc>
+        <w:tc>
+          <w:tcPr>
+            <w:tcW w:w="1624" w:type="dxa"/>
+            <w:tcBorders>
+              <w:top w:val="single" w:sz="4" w:space="0" w:color="000000"/>
+              <w:start w:val="single" w:sz="4" w:space="0" w:color="000000"/>
+              <w:bottom w:val="single" w:sz="4" w:space="0" w:color="000000"/>
+              <w:end w:val="single" w:sz="4" w:space="0" w:color="000000"/>
+            </w:tcBorders>
+            <w:vAlign w:val="center"/>
+          </w:tcPr>
+          <w:p>
+            <w:pPr>
+              <w:pStyle w:val="tablecopy"/>
+              <w:widowControl/>
+              <w:spacing w:before="0" w:after="0"/>
+              <w:jc w:val="center"/>
+              <w:rPr/>
+            </w:pPr>
+            <w:r>
+              <w:rPr>
+                <w:rFonts w:eastAsia="SimSun" w:cs="Times New Roman"/>
+                <w:kern w:val="0"/>
+                <w:lang w:val="vi-VN" w:eastAsia="en-US" w:bidi="ar-SA"/>
+              </w:rPr>
+              <w:t>s1, s2, s3, s4</w:t>
+            </w:r>
+          </w:p>
+        </w:tc>
+        <w:tc>
+          <w:tcPr>
+            <w:tcW w:w="1808" w:type="dxa"/>
+            <w:tcBorders>
+              <w:top w:val="single" w:sz="4" w:space="0" w:color="000000"/>
+              <w:start w:val="single" w:sz="4" w:space="0" w:color="000000"/>
+              <w:bottom w:val="single" w:sz="4" w:space="0" w:color="000000"/>
+              <w:end w:val="single" w:sz="4" w:space="0" w:color="000000"/>
+            </w:tcBorders>
+            <w:vAlign w:val="center"/>
+          </w:tcPr>
+          <w:p>
+            <w:pPr>
+              <w:pStyle w:val="tablecopy"/>
+              <w:widowControl/>
+              <w:spacing w:before="0" w:after="0"/>
+              <w:jc w:val="center"/>
+              <w:rPr>
+                <w:rFonts w:eastAsia="SimSun" w:cs="Times New Roman"/>
+                <w:kern w:val="0"/>
+                <w:lang w:val="vi-VN" w:eastAsia="en-US" w:bidi="ar-SA"/>
+              </w:rPr>
+            </w:pPr>
+            <w:r>
+              <w:rPr>
+                <w:rFonts w:eastAsia="SimSun" w:cs="Times New Roman"/>
+                <w:kern w:val="0"/>
+                <w:lang w:val="vi-VN" w:eastAsia="en-US" w:bidi="ar-SA"/>
+              </w:rPr>
+              <w:t xml:space="preserve">Kết nối 8 clients </w:t>
+            </w:r>
+          </w:p>
+          <w:p>
+            <w:pPr>
+              <w:pStyle w:val="tablecopy"/>
+              <w:widowControl/>
+              <w:spacing w:before="0" w:after="0"/>
+              <w:jc w:val="center"/>
+              <w:rPr>
+                <w:rFonts w:eastAsia="SimSun" w:cs="Times New Roman"/>
+                <w:kern w:val="0"/>
+                <w:lang w:val="vi-VN" w:eastAsia="en-US" w:bidi="ar-SA"/>
+              </w:rPr>
+            </w:pPr>
+            <w:r>
+              <w:rPr>
+                <w:rFonts w:eastAsia="SimSun" w:cs="Times New Roman"/>
+                <w:kern w:val="0"/>
+                <w:lang w:val="vi-VN" w:eastAsia="en-US" w:bidi="ar-SA"/>
+              </w:rPr>
+              <w:t>(h9-h16)</w:t>
+            </w:r>
+          </w:p>
+        </w:tc>
+      </w:tr>
+      <w:tr>
+        <w:trPr>
+          <w:trHeight w:val="535" w:hRule="atLeast"/>
+        </w:trPr>
+        <w:tc>
+          <w:tcPr>
+            <w:tcW w:w="1350" w:type="dxa"/>
+            <w:tcBorders>
+              <w:top w:val="single" w:sz="4" w:space="0" w:color="000000"/>
+              <w:start w:val="single" w:sz="4" w:space="0" w:color="000000"/>
+              <w:bottom w:val="single" w:sz="4" w:space="0" w:color="000000"/>
+              <w:end w:val="single" w:sz="4" w:space="0" w:color="000000"/>
+            </w:tcBorders>
+            <w:vAlign w:val="center"/>
+          </w:tcPr>
+          <w:p>
+            <w:pPr>
+              <w:pStyle w:val="tablecopy"/>
+              <w:widowControl/>
+              <w:spacing w:before="0" w:after="0"/>
+              <w:jc w:val="center"/>
+              <w:rPr>
+                <w:rFonts w:eastAsia="SimSun" w:cs="Times New Roman"/>
+                <w:b/>
+                <w:bCs/>
+                <w:kern w:val="0"/>
+                <w:lang w:val="en-US" w:eastAsia="en-US" w:bidi="ar-SA"/>
+              </w:rPr>
+            </w:pPr>
+            <w:r>
+              <w:rPr>
+                <w:rFonts w:eastAsia="SimSun" w:cs="Times New Roman"/>
+                <w:b/>
+                <w:bCs/>
+                <w:kern w:val="0"/>
+                <w:lang w:val="en-US" w:eastAsia="en-US" w:bidi="ar-SA"/>
+              </w:rPr>
+            </w:r>
+          </w:p>
+          <w:p>
+            <w:pPr>
+              <w:pStyle w:val="tablecopy"/>
+              <w:widowControl/>
+              <w:spacing w:before="0" w:after="0"/>
+              <w:jc w:val="center"/>
+              <w:rPr>
+                <w:rFonts w:eastAsia="SimSun" w:cs="Times New Roman"/>
+                <w:b/>
+                <w:bCs/>
+                <w:kern w:val="0"/>
+                <w:lang w:val="en-US" w:eastAsia="en-US" w:bidi="ar-SA"/>
+              </w:rPr>
+            </w:pPr>
+            <w:r>
+              <w:rPr>
+                <w:rFonts w:eastAsia="SimSun" w:cs="Times New Roman"/>
+                <w:b/>
+                <w:bCs/>
+                <w:kern w:val="0"/>
+                <w:lang w:val="en-US" w:eastAsia="en-US" w:bidi="ar-SA"/>
+              </w:rPr>
+              <w:t>Core</w:t>
+            </w:r>
+          </w:p>
+        </w:tc>
+        <w:tc>
+          <w:tcPr>
+            <w:tcW w:w="1624" w:type="dxa"/>
+            <w:tcBorders>
+              <w:top w:val="single" w:sz="4" w:space="0" w:color="000000"/>
+              <w:start w:val="single" w:sz="4" w:space="0" w:color="000000"/>
+              <w:bottom w:val="single" w:sz="4" w:space="0" w:color="000000"/>
+              <w:end w:val="single" w:sz="4" w:space="0" w:color="000000"/>
+            </w:tcBorders>
+            <w:vAlign w:val="center"/>
+          </w:tcPr>
+          <w:p>
+            <w:pPr>
+              <w:pStyle w:val="tablecopy"/>
+              <w:widowControl/>
+              <w:spacing w:before="0" w:after="0"/>
+              <w:jc w:val="center"/>
+              <w:rPr>
+                <w:rFonts w:eastAsia="SimSun" w:cs="Times New Roman"/>
+                <w:kern w:val="0"/>
+                <w:lang w:val="vi-VN" w:eastAsia="en-US" w:bidi="ar-SA"/>
+              </w:rPr>
+            </w:pPr>
+            <w:r>
+              <w:rPr>
+                <w:rFonts w:eastAsia="SimSun" w:cs="Times New Roman"/>
+                <w:kern w:val="0"/>
+                <w:lang w:val="vi-VN" w:eastAsia="en-US" w:bidi="ar-SA"/>
+              </w:rPr>
+            </w:r>
+          </w:p>
+          <w:p>
+            <w:pPr>
+              <w:pStyle w:val="tablecopy"/>
+              <w:widowControl/>
+              <w:spacing w:before="0" w:after="0"/>
+              <w:jc w:val="center"/>
+              <w:rPr>
+                <w:rFonts w:eastAsia="SimSun" w:cs="Times New Roman"/>
+                <w:kern w:val="0"/>
+                <w:lang w:val="vi-VN" w:eastAsia="en-US" w:bidi="ar-SA"/>
+              </w:rPr>
+            </w:pPr>
+            <w:r>
+              <w:rPr>
+                <w:rFonts w:eastAsia="SimSun" w:cs="Times New Roman"/>
+                <w:kern w:val="0"/>
+                <w:lang w:val="vi-VN" w:eastAsia="en-US" w:bidi="ar-SA"/>
+              </w:rPr>
+              <w:t>s5</w:t>
+            </w:r>
+          </w:p>
+        </w:tc>
+        <w:tc>
+          <w:tcPr>
+            <w:tcW w:w="1808" w:type="dxa"/>
+            <w:tcBorders>
+              <w:top w:val="single" w:sz="4" w:space="0" w:color="000000"/>
+              <w:start w:val="single" w:sz="4" w:space="0" w:color="000000"/>
+              <w:bottom w:val="single" w:sz="4" w:space="0" w:color="000000"/>
+              <w:end w:val="single" w:sz="4" w:space="0" w:color="000000"/>
+            </w:tcBorders>
+            <w:vAlign w:val="center"/>
+          </w:tcPr>
+          <w:p>
+            <w:pPr>
+              <w:pStyle w:val="tablecopy"/>
+              <w:widowControl/>
+              <w:spacing w:before="0" w:after="0"/>
+              <w:jc w:val="center"/>
+              <w:rPr>
+                <w:rFonts w:eastAsia="SimSun" w:cs="Times New Roman"/>
+                <w:kern w:val="0"/>
+                <w:lang w:val="vi-VN" w:eastAsia="en-US" w:bidi="ar-SA"/>
+              </w:rPr>
+            </w:pPr>
+            <w:r>
+              <w:rPr>
+                <w:rFonts w:eastAsia="SimSun" w:cs="Times New Roman"/>
+                <w:kern w:val="0"/>
+                <w:lang w:val="vi-VN" w:eastAsia="en-US" w:bidi="ar-SA"/>
+              </w:rPr>
+            </w:r>
+          </w:p>
+          <w:p>
+            <w:pPr>
+              <w:pStyle w:val="tablecopy"/>
+              <w:widowControl/>
+              <w:spacing w:before="0" w:after="0"/>
+              <w:jc w:val="center"/>
+              <w:rPr>
+                <w:rFonts w:eastAsia="SimSun" w:cs="Times New Roman"/>
+                <w:kern w:val="0"/>
+                <w:lang w:val="vi-VN" w:eastAsia="en-US" w:bidi="ar-SA"/>
+              </w:rPr>
+            </w:pPr>
+            <w:r>
+              <w:rPr>
+                <w:rFonts w:eastAsia="SimSun" w:cs="Times New Roman"/>
+                <w:kern w:val="0"/>
+                <w:lang w:val="vi-VN" w:eastAsia="en-US" w:bidi="ar-SA"/>
+              </w:rPr>
+              <w:t>Kết nối các Edge switches và Load Balancer</w:t>
+            </w:r>
+          </w:p>
+        </w:tc>
+      </w:tr>
+      <w:tr>
+        <w:trPr>
+          <w:trHeight w:val="535" w:hRule="atLeast"/>
+        </w:trPr>
+        <w:tc>
+          <w:tcPr>
+            <w:tcW w:w="1350" w:type="dxa"/>
+            <w:tcBorders>
+              <w:start w:val="single" w:sz="4" w:space="0" w:color="000000"/>
+              <w:bottom w:val="single" w:sz="4" w:space="0" w:color="000000"/>
+              <w:end w:val="single" w:sz="4" w:space="0" w:color="000000"/>
+            </w:tcBorders>
+            <w:vAlign w:val="center"/>
+          </w:tcPr>
+          <w:p>
+            <w:pPr>
+              <w:pStyle w:val="tablecopy"/>
+              <w:widowControl/>
+              <w:spacing w:before="0" w:after="0"/>
+              <w:jc w:val="center"/>
+              <w:rPr>
+                <w:rFonts w:eastAsia="SimSun"/>
+                <w:b/>
+                <w:bCs/>
+              </w:rPr>
+            </w:pPr>
+            <w:r>
+              <w:rPr>
+                <w:rFonts w:eastAsia="SimSun"/>
+                <w:b/>
+                <w:bCs/>
+              </w:rPr>
+              <w:t>Backend</w:t>
+            </w:r>
+          </w:p>
+        </w:tc>
+        <w:tc>
+          <w:tcPr>
+            <w:tcW w:w="1624" w:type="dxa"/>
+            <w:tcBorders>
+              <w:start w:val="single" w:sz="4" w:space="0" w:color="000000"/>
+              <w:bottom w:val="single" w:sz="4" w:space="0" w:color="000000"/>
+              <w:end w:val="single" w:sz="4" w:space="0" w:color="000000"/>
+            </w:tcBorders>
+            <w:vAlign w:val="center"/>
+          </w:tcPr>
+          <w:p>
+            <w:pPr>
+              <w:pStyle w:val="tablecopy"/>
+              <w:widowControl/>
+              <w:spacing w:before="0" w:after="0"/>
+              <w:jc w:val="center"/>
+              <w:rPr>
+                <w:rFonts w:eastAsia="SimSun"/>
+                <w:lang w:val="vi-VN"/>
+              </w:rPr>
+            </w:pPr>
+            <w:r>
+              <w:rPr>
+                <w:rFonts w:eastAsia="SimSun"/>
+                <w:lang w:val="vi-VN"/>
+              </w:rPr>
+              <w:t>h5, h7, h8</w:t>
+            </w:r>
+          </w:p>
+        </w:tc>
+        <w:tc>
+          <w:tcPr>
+            <w:tcW w:w="1808" w:type="dxa"/>
+            <w:tcBorders>
+              <w:start w:val="single" w:sz="4" w:space="0" w:color="000000"/>
+              <w:bottom w:val="single" w:sz="4" w:space="0" w:color="000000"/>
+              <w:end w:val="single" w:sz="4" w:space="0" w:color="000000"/>
+            </w:tcBorders>
+            <w:vAlign w:val="center"/>
+          </w:tcPr>
+          <w:p>
+            <w:pPr>
+              <w:pStyle w:val="tablecopy"/>
+              <w:widowControl/>
+              <w:spacing w:before="0" w:after="0"/>
+              <w:jc w:val="center"/>
+              <w:rPr>
+                <w:rFonts w:eastAsia="SimSun" w:cs="Times New Roman"/>
+                <w:kern w:val="0"/>
+                <w:lang w:val="vi-VN" w:eastAsia="en-US" w:bidi="ar-SA"/>
+              </w:rPr>
+            </w:pPr>
+            <w:r>
+              <w:rPr>
+                <w:rFonts w:eastAsia="SimSun" w:cs="Times New Roman"/>
+                <w:kern w:val="0"/>
+                <w:lang w:val="vi-VN" w:eastAsia="en-US" w:bidi="ar-SA"/>
+              </w:rPr>
+              <w:t>3 servers với capacity 10/50/100 Mbps</w:t>
+            </w:r>
+          </w:p>
+        </w:tc>
+      </w:tr>
+    </w:tbl>
+    <w:p>
+      <w:pPr>
+        <w:pStyle w:val="Normal"/>
+        <w:rPr/>
+      </w:pPr>
+      <w:r>
+        <w:rPr/>
       </w:r>
     </w:p>
     <w:p>
@@ -601,27 +1710,298 @@
         <w:pBdr>
           <w:top w:val="single" w:sz="4" w:space="2" w:color="000000"/>
         </w:pBdr>
-        <w:ind w:firstLine="289"/>
-        <w:rPr/>
-      </w:pPr>
-      <w:r>
-        <w:rPr/>
-        <w:t xml:space="preserve">Identify applicable funding agency here. </w:t>
-      </w:r>
-      <w:r>
+        <w:ind w:hanging="0" w:start="0"/>
         <w:rPr>
           <w:iCs/>
         </w:rPr>
-        <w:t>If none, delete this text box.</w:t>
+      </w:pPr>
+      <w:r>
+        <w:rPr/>
       </w:r>
     </w:p>
     <w:p>
       <w:pPr>
         <w:pStyle w:val="BodyText"/>
-        <w:rPr/>
-      </w:pPr>
-      <w:r>
-        <w:rPr/>
+        <w:jc w:val="start"/>
+        <w:rPr>
+          <w:sz w:val="18"/>
+          <w:szCs w:val="18"/>
+        </w:rPr>
+      </w:pPr>
+      <w:r>
+        <w:rPr>
+          <w:b/>
+          <w:bCs/>
+          <w:sz w:val="18"/>
+          <w:szCs w:val="18"/>
+        </w:rPr>
+        <w:t>Virtual IP (VIP)</w:t>
+      </w:r>
+      <w:r>
+        <w:rPr>
+          <w:sz w:val="18"/>
+          <w:szCs w:val="18"/>
+        </w:rPr>
+        <w:t>: 10.0.0.100 — Clients gửi request đến VIP, Controller điều phối đến backend phù hợp.</w:t>
+      </w:r>
+    </w:p>
+    <w:p>
+      <w:pPr>
+        <w:pStyle w:val="Normal"/>
+        <w:rPr/>
+      </w:pPr>
+      <w:r>
+        <w:rPr/>
+      </w:r>
+      <w:r>
+        <mc:AlternateContent>
+          <mc:Choice Requires="wps">
+            <w:drawing>
+              <wp:anchor distT="0" distB="0" distL="0" distR="0" simplePos="0" relativeHeight="4" behindDoc="0" locked="0" layoutInCell="0" allowOverlap="1">
+                <wp:simplePos x="0" y="0"/>
+                <wp:positionH relativeFrom="column">
+                  <wp:align>center</wp:align>
+                </wp:positionH>
+                <wp:positionV relativeFrom="paragraph">
+                  <wp:posOffset>635</wp:posOffset>
+                </wp:positionV>
+                <wp:extent cx="3034030" cy="4365625"/>
+                <wp:effectExtent l="0" t="0" r="0" b="0"/>
+                <wp:wrapSquare wrapText="largest"/>
+                <wp:docPr id="5" name="Frame3"/>
+                <a:graphic xmlns:a="http://schemas.openxmlformats.org/drawingml/2006/main">
+                  <a:graphicData uri="http://schemas.microsoft.com/office/word/2010/wordprocessingShape">
+                    <wps:wsp>
+                      <wps:cNvSpPr txBox="1"/>
+                      <wps:spPr>
+                        <a:xfrm>
+                          <a:off x="0" y="0"/>
+                          <a:ext cx="3034030" cy="4365625"/>
+                        </a:xfrm>
+                        <a:prstGeom prst="rect"/>
+                        <a:solidFill>
+                          <a:srgbClr val="FFFFFF"/>
+                        </a:solidFill>
+                      </wps:spPr>
+                      <wps:txbx>
+                        <w:txbxContent>
+                          <w:p>
+                            <w:pPr>
+                              <w:pStyle w:val="Hnh"/>
+                              <w:spacing w:before="120" w:after="120"/>
+                              <w:rPr>
+                                <w:sz w:val="18"/>
+                                <w:szCs w:val="18"/>
+                              </w:rPr>
+                            </w:pPr>
+                            <w:r>
+                              <w:rPr>
+                                <w:sz w:val="18"/>
+                                <w:szCs w:val="18"/>
+                              </w:rPr>
+                              <w:drawing>
+                                <wp:inline distT="0" distB="0" distL="0" distR="0">
+                                  <wp:extent cx="3034030" cy="3818890"/>
+                                  <wp:effectExtent l="0" t="0" r="0" b="0"/>
+                                  <wp:docPr id="6" name="Image2"/>
+                                  <wp:cNvGraphicFramePr>
+                                    <a:graphicFrameLocks xmlns:a="http://schemas.openxmlformats.org/drawingml/2006/main" noChangeAspect="1"/>
+                                  </wp:cNvGraphicFramePr>
+                                  <a:graphic xmlns:a="http://schemas.openxmlformats.org/drawingml/2006/main">
+                                    <a:graphicData uri="http://schemas.openxmlformats.org/drawingml/2006/picture">
+                                      <pic:pic xmlns:pic="http://schemas.openxmlformats.org/drawingml/2006/picture">
+                                        <pic:nvPicPr>
+                                          <pic:cNvPr id="6" name="Image2"/>
+                                          <pic:cNvPicPr>
+                                            <a:picLocks noChangeAspect="1" noChangeArrowheads="1"/>
+                                          </pic:cNvPicPr>
+                                        </pic:nvPicPr>
+                                        <pic:blipFill>
+                                          <a:blip r:embed="rId12"/>
+                                          <a:stretch>
+                                            <a:fillRect/>
+                                          </a:stretch>
+                                        </pic:blipFill>
+                                        <pic:spPr bwMode="auto">
+                                          <a:xfrm>
+                                            <a:off x="0" y="0"/>
+                                            <a:ext cx="3034030" cy="3818890"/>
+                                          </a:xfrm>
+                                          <a:prstGeom prst="rect">
+                                            <a:avLst/>
+                                          </a:prstGeom>
+                                          <a:noFill/>
+                                        </pic:spPr>
+                                      </pic:pic>
+                                    </a:graphicData>
+                                  </a:graphic>
+                                </wp:inline>
+                              </w:drawing>
+                              <w:t xml:space="preserve">Hình </w:t>
+                            </w:r>
+                            <w:r>
+                              <w:rPr>
+                                <w:sz w:val="18"/>
+                                <w:szCs w:val="18"/>
+                              </w:rPr>
+                              <w:fldChar w:fldCharType="begin"/>
+                            </w:r>
+                            <w:r>
+                              <w:rPr>
+                                <w:sz w:val="18"/>
+                                <w:szCs w:val="18"/>
+                              </w:rPr>
+                              <w:instrText xml:space="preserve"> SEQ Hình \* ARABIC </w:instrText>
+                            </w:r>
+                            <w:r>
+                              <w:rPr>
+                                <w:sz w:val="18"/>
+                                <w:szCs w:val="18"/>
+                              </w:rPr>
+                              <w:fldChar w:fldCharType="separate"/>
+                            </w:r>
+                            <w:r>
+                              <w:rPr>
+                                <w:sz w:val="18"/>
+                                <w:szCs w:val="18"/>
+                              </w:rPr>
+                              <w:t>2</w:t>
+                            </w:r>
+                            <w:r>
+                              <w:rPr>
+                                <w:sz w:val="18"/>
+                                <w:szCs w:val="18"/>
+                              </w:rPr>
+                              <w:fldChar w:fldCharType="end"/>
+                            </w:r>
+                            <w:r>
+                              <w:rPr>
+                                <w:sz w:val="18"/>
+                                <w:szCs w:val="18"/>
+                              </w:rPr>
+                              <w:t>: Topology Fat-Tree K=4 với 4 edge switches (s1-s4), 1 core switch (s5), 8 clients (h9-h16) và 3 backend servers (h5: 10Mbps, h7: 50Mbps, h8: 100Mbps).</w:t>
+                            </w:r>
+                          </w:p>
+                        </w:txbxContent>
+                      </wps:txbx>
+                      <wps:bodyPr anchor="t" lIns="0" tIns="0" rIns="0" bIns="0">
+                        <a:noAutofit/>
+                      </wps:bodyPr>
+                    </wps:wsp>
+                  </a:graphicData>
+                </a:graphic>
+              </wp:anchor>
+            </w:drawing>
+          </mc:Choice>
+          <mc:Fallback>
+            <w:pict>
+              <v:rect style="position:absolute;rotation:-0;width:238.9pt;height:343.75pt;mso-wrap-distance-left:0pt;mso-wrap-distance-right:0pt;mso-wrap-distance-top:0pt;mso-wrap-distance-bottom:0pt;margin-top:0pt;mso-position-vertical:top;mso-position-vertical-relative:text;margin-left:0pt;mso-position-horizontal:center;mso-position-horizontal-relative:text">
+                <v:textbox inset="0in,0in,0in,0in">
+                  <w:txbxContent>
+                    <w:p>
+                      <w:pPr>
+                        <w:pStyle w:val="Hnh"/>
+                        <w:spacing w:before="120" w:after="120"/>
+                        <w:rPr>
+                          <w:sz w:val="18"/>
+                          <w:szCs w:val="18"/>
+                        </w:rPr>
+                      </w:pPr>
+                      <w:r>
+                        <w:rPr>
+                          <w:sz w:val="18"/>
+                          <w:szCs w:val="18"/>
+                        </w:rPr>
+                        <w:drawing>
+                          <wp:inline distT="0" distB="0" distL="0" distR="0">
+                            <wp:extent cx="3034030" cy="3818890"/>
+                            <wp:effectExtent l="0" t="0" r="0" b="0"/>
+                            <wp:docPr id="7" name="Image2"/>
+                            <wp:cNvGraphicFramePr>
+                              <a:graphicFrameLocks xmlns:a="http://schemas.openxmlformats.org/drawingml/2006/main" noChangeAspect="1"/>
+                            </wp:cNvGraphicFramePr>
+                            <a:graphic xmlns:a="http://schemas.openxmlformats.org/drawingml/2006/main">
+                              <a:graphicData uri="http://schemas.openxmlformats.org/drawingml/2006/picture">
+                                <pic:pic xmlns:pic="http://schemas.openxmlformats.org/drawingml/2006/picture">
+                                  <pic:nvPicPr>
+                                    <pic:cNvPr id="7" name="Image2"/>
+                                    <pic:cNvPicPr>
+                                      <a:picLocks noChangeAspect="1" noChangeArrowheads="1"/>
+                                    </pic:cNvPicPr>
+                                  </pic:nvPicPr>
+                                  <pic:blipFill>
+                                    <a:blip r:embed="rId13"/>
+                                    <a:stretch>
+                                      <a:fillRect/>
+                                    </a:stretch>
+                                  </pic:blipFill>
+                                  <pic:spPr bwMode="auto">
+                                    <a:xfrm>
+                                      <a:off x="0" y="0"/>
+                                      <a:ext cx="3034030" cy="3818890"/>
+                                    </a:xfrm>
+                                    <a:prstGeom prst="rect">
+                                      <a:avLst/>
+                                    </a:prstGeom>
+                                    <a:noFill/>
+                                  </pic:spPr>
+                                </pic:pic>
+                              </a:graphicData>
+                            </a:graphic>
+                          </wp:inline>
+                        </w:drawing>
+                        <w:t xml:space="preserve">Hình </w:t>
+                      </w:r>
+                      <w:r>
+                        <w:rPr>
+                          <w:sz w:val="18"/>
+                          <w:szCs w:val="18"/>
+                        </w:rPr>
+                        <w:fldChar w:fldCharType="begin"/>
+                      </w:r>
+                      <w:r>
+                        <w:rPr>
+                          <w:sz w:val="18"/>
+                          <w:szCs w:val="18"/>
+                        </w:rPr>
+                        <w:instrText xml:space="preserve"> SEQ Hình \* ARABIC </w:instrText>
+                      </w:r>
+                      <w:r>
+                        <w:rPr>
+                          <w:sz w:val="18"/>
+                          <w:szCs w:val="18"/>
+                        </w:rPr>
+                        <w:fldChar w:fldCharType="separate"/>
+                      </w:r>
+                      <w:r>
+                        <w:rPr>
+                          <w:sz w:val="18"/>
+                          <w:szCs w:val="18"/>
+                        </w:rPr>
+                        <w:t>2</w:t>
+                      </w:r>
+                      <w:r>
+                        <w:rPr>
+                          <w:sz w:val="18"/>
+                          <w:szCs w:val="18"/>
+                        </w:rPr>
+                        <w:fldChar w:fldCharType="end"/>
+                      </w:r>
+                      <w:r>
+                        <w:rPr>
+                          <w:sz w:val="18"/>
+                          <w:szCs w:val="18"/>
+                        </w:rPr>
+                        <w:t>: Topology Fat-Tree K=4 với 4 edge switches (s1-s4), 1 core switch (s5), 8 clients (h9-h16) và 3 backend servers (h5: 10Mbps, h7: 50Mbps, h8: 100Mbps).</w:t>
+                      </w:r>
+                    </w:p>
+                  </w:txbxContent>
+                </v:textbox>
+                <w10:wrap type="square" side="largest"/>
+              </v:rect>
+            </w:pict>
+          </mc:Fallback>
+        </mc:AlternateContent>
       </w:r>
     </w:p>
     <w:p>
@@ -631,7 +2011,7 @@
       </w:pPr>
       <w:r>
         <w:rPr/>
-        <w:t>Maintaining the Integrity of the Specifications</w:t>
+        <w:t>TFT Encoder</w:t>
       </w:r>
     </w:p>
     <w:p>
@@ -641,7 +2021,1689 @@
       </w:pPr>
       <w:r>
         <w:rPr/>
-        <w:t>The template is used to format your paper and style the text. All margins, column widths, line spaces, and text fonts are prescribed; please do not alter them. You may note peculiarities. For example, the head margin in this template measures proportionately more than is customary. This measurement and others are deliberate, using specifications that anticipate your paper as one part of the entire proceedings, and not as an independent document. Please do not revise any of the current designations.</w:t>
+        <w:t>Hệ thống sử dụng cấu trúc Actor-Critic với bộ mã hóa temporal chia sẻ:</w:t>
+      </w:r>
+    </w:p>
+    <w:p>
+      <w:pPr>
+        <w:pStyle w:val="BodyText"/>
+        <w:rPr/>
+      </w:pPr>
+      <w:r>
+        <w:rPr/>
+        <w:tab/>
+        <w:t xml:space="preserve">1. </w:t>
+      </w:r>
+      <w:r>
+        <w:rPr>
+          <w:b w:val="false"/>
+          <w:bCs w:val="false"/>
+        </w:rPr>
+        <w:t>LSTM Encoder</w:t>
+      </w:r>
+      <w:r>
+        <w:rPr/>
+        <w:t>: Nắm bắt phụ thuộc thời gian của các metrics mạng qua sequence của observations</w:t>
+      </w:r>
+    </w:p>
+    <w:p>
+      <w:pPr>
+        <w:pStyle w:val="BodyText"/>
+        <w:rPr/>
+      </w:pPr>
+      <w:r>
+        <w:rPr/>
+        <w:tab/>
+        <w:t xml:space="preserve">2. </w:t>
+      </w:r>
+      <w:r>
+        <w:rPr>
+          <w:b w:val="false"/>
+          <w:bCs w:val="false"/>
+        </w:rPr>
+        <w:t>Multi-Head Attention</w:t>
+      </w:r>
+      <w:r>
+        <w:rPr/>
+        <w:t>: Cho phép Agent tập trung vào các temporal patterns quan trọng</w:t>
+      </w:r>
+    </w:p>
+    <w:p>
+      <w:pPr>
+        <w:pStyle w:val="BodyText"/>
+        <w:rPr/>
+      </w:pPr>
+      <w:r>
+        <w:rPr/>
+        <w:tab/>
+        <w:t xml:space="preserve">3. </w:t>
+      </w:r>
+      <w:r>
+        <w:rPr>
+          <w:b w:val="false"/>
+          <w:bCs w:val="false"/>
+        </w:rPr>
+        <w:t>Feature Linear</w:t>
+      </w:r>
+      <w:r>
+        <w:rPr/>
+        <w:t>: Kết hợp các features không có temporal dependency</w:t>
+      </w:r>
+    </w:p>
+    <w:p>
+      <w:pPr>
+        <w:pStyle w:val="BodyText"/>
+        <w:rPr/>
+      </w:pPr>
+      <w:r>
+        <w:rPr/>
+        <w:t xml:space="preserve">Sự kết hợp giữa ba thành phần trên cho phép kiến trúc </w:t>
+      </w:r>
+      <w:r>
+        <w:rPr>
+          <w:b w:val="false"/>
+          <w:bCs w:val="false"/>
+        </w:rPr>
+        <w:t>TFT</w:t>
+      </w:r>
+      <w:r>
+        <w:rPr/>
+        <w:t xml:space="preserve"> hợp nhất không gian trạng thái 20 chiều thành một vector biểu diễn tiềm năng (latent representation) giàu ngữ cảnh. Quá trình này đảm bảo các biến động ngắn hạn của lưu lượng mạng được lọc nhiễu qua cơ chế </w:t>
+      </w:r>
+      <w:r>
+        <w:rPr>
+          <w:b w:val="false"/>
+          <w:bCs w:val="false"/>
+        </w:rPr>
+        <w:t>Multi-Head</w:t>
+      </w:r>
+      <w:r>
+        <w:rPr>
+          <w:b/>
+          <w:bCs/>
+        </w:rPr>
+        <w:t xml:space="preserve"> </w:t>
+      </w:r>
+      <w:r>
+        <w:rPr>
+          <w:b w:val="false"/>
+          <w:bCs w:val="false"/>
+        </w:rPr>
+        <w:t>Attention</w:t>
+      </w:r>
+      <w:r>
+        <w:rPr/>
+        <w:t xml:space="preserve"> trước khi được đồng bộ hóa với các đặc trưng tĩnh thông qua lớp </w:t>
+      </w:r>
+      <w:r>
+        <w:rPr>
+          <w:b w:val="false"/>
+          <w:bCs w:val="false"/>
+        </w:rPr>
+        <w:t>Feature Linear</w:t>
+      </w:r>
+      <w:r>
+        <w:rPr/>
+        <w:t>. Kết quả đầu ra của bộ mã hóa temporal này cung cấp thông tin toàn diện về trạng thái hàng đợi, băng thông và độ trễ, phục vụ trực tiếp cho việc ra quyết định điều phối của Actor head và ước lượng giá trị của Critic head.</w:t>
+      </w:r>
+    </w:p>
+    <w:p>
+      <w:pPr>
+        <w:pStyle w:val="BodyText"/>
+        <w:rPr/>
+      </w:pPr>
+      <w:r>
+        <w:rPr/>
+      </w:r>
+    </w:p>
+    <w:p>
+      <w:pPr>
+        <w:pStyle w:val="Heading2"/>
+        <w:numPr>
+          <w:ilvl w:val="0"/>
+          <w:numId w:val="0"/>
+        </w:numPr>
+        <w:ind w:hanging="0" w:start="288"/>
+        <w:rPr/>
+      </w:pPr>
+      <w:r>
+        <w:rPr/>
+      </w:r>
+      <w:r>
+        <mc:AlternateContent>
+          <mc:Choice Requires="wps">
+            <w:drawing>
+              <wp:anchor distT="0" distB="0" distL="0" distR="0" simplePos="0" relativeHeight="8" behindDoc="0" locked="0" layoutInCell="0" allowOverlap="1">
+                <wp:simplePos x="0" y="0"/>
+                <wp:positionH relativeFrom="column">
+                  <wp:align>center</wp:align>
+                </wp:positionH>
+                <wp:positionV relativeFrom="paragraph">
+                  <wp:posOffset>635</wp:posOffset>
+                </wp:positionV>
+                <wp:extent cx="3034030" cy="4097655"/>
+                <wp:effectExtent l="0" t="0" r="0" b="0"/>
+                <wp:wrapSquare wrapText="largest"/>
+                <wp:docPr id="8" name="Frame5"/>
+                <a:graphic xmlns:a="http://schemas.openxmlformats.org/drawingml/2006/main">
+                  <a:graphicData uri="http://schemas.microsoft.com/office/word/2010/wordprocessingShape">
+                    <wps:wsp>
+                      <wps:cNvSpPr txBox="1"/>
+                      <wps:spPr>
+                        <a:xfrm>
+                          <a:off x="0" y="0"/>
+                          <a:ext cx="3034030" cy="4097655"/>
+                        </a:xfrm>
+                        <a:prstGeom prst="rect"/>
+                        <a:solidFill>
+                          <a:srgbClr val="FFFFFF"/>
+                        </a:solidFill>
+                      </wps:spPr>
+                      <wps:txbx>
+                        <w:txbxContent>
+                          <w:p>
+                            <w:pPr>
+                              <w:pStyle w:val="Hnh"/>
+                              <w:spacing w:before="120" w:after="120"/>
+                              <w:rPr>
+                                <w:sz w:val="18"/>
+                                <w:szCs w:val="18"/>
+                              </w:rPr>
+                            </w:pPr>
+                            <w:r>
+                              <w:rPr>
+                                <w:sz w:val="18"/>
+                                <w:szCs w:val="18"/>
+                              </w:rPr>
+                              <w:drawing>
+                                <wp:inline distT="0" distB="0" distL="0" distR="0">
+                                  <wp:extent cx="3034030" cy="3419475"/>
+                                  <wp:effectExtent l="0" t="0" r="0" b="0"/>
+                                  <wp:docPr id="9" name="Image3"/>
+                                  <wp:cNvGraphicFramePr>
+                                    <a:graphicFrameLocks xmlns:a="http://schemas.openxmlformats.org/drawingml/2006/main" noChangeAspect="1"/>
+                                  </wp:cNvGraphicFramePr>
+                                  <a:graphic xmlns:a="http://schemas.openxmlformats.org/drawingml/2006/main">
+                                    <a:graphicData uri="http://schemas.openxmlformats.org/drawingml/2006/picture">
+                                      <pic:pic xmlns:pic="http://schemas.openxmlformats.org/drawingml/2006/picture">
+                                        <pic:nvPicPr>
+                                          <pic:cNvPr id="9" name="Image3"/>
+                                          <pic:cNvPicPr>
+                                            <a:picLocks noChangeAspect="1" noChangeArrowheads="1"/>
+                                          </pic:cNvPicPr>
+                                        </pic:nvPicPr>
+                                        <pic:blipFill>
+                                          <a:blip r:embed="rId14"/>
+                                          <a:stretch>
+                                            <a:fillRect/>
+                                          </a:stretch>
+                                        </pic:blipFill>
+                                        <pic:spPr bwMode="auto">
+                                          <a:xfrm>
+                                            <a:off x="0" y="0"/>
+                                            <a:ext cx="3034030" cy="3419475"/>
+                                          </a:xfrm>
+                                          <a:prstGeom prst="rect">
+                                            <a:avLst/>
+                                          </a:prstGeom>
+                                          <a:noFill/>
+                                        </pic:spPr>
+                                      </pic:pic>
+                                    </a:graphicData>
+                                  </a:graphic>
+                                </wp:inline>
+                              </w:drawing>
+                              <w:t xml:space="preserve">Hình </w:t>
+                            </w:r>
+                            <w:r>
+                              <w:rPr>
+                                <w:sz w:val="18"/>
+                                <w:szCs w:val="18"/>
+                              </w:rPr>
+                              <w:fldChar w:fldCharType="begin"/>
+                            </w:r>
+                            <w:r>
+                              <w:rPr>
+                                <w:sz w:val="18"/>
+                                <w:szCs w:val="18"/>
+                              </w:rPr>
+                              <w:instrText xml:space="preserve"> SEQ Hình \* ARABIC </w:instrText>
+                            </w:r>
+                            <w:r>
+                              <w:rPr>
+                                <w:sz w:val="18"/>
+                                <w:szCs w:val="18"/>
+                              </w:rPr>
+                              <w:fldChar w:fldCharType="separate"/>
+                            </w:r>
+                            <w:r>
+                              <w:rPr>
+                                <w:sz w:val="18"/>
+                                <w:szCs w:val="18"/>
+                              </w:rPr>
+                              <w:t>3</w:t>
+                            </w:r>
+                            <w:r>
+                              <w:rPr>
+                                <w:sz w:val="18"/>
+                                <w:szCs w:val="18"/>
+                              </w:rPr>
+                              <w:fldChar w:fldCharType="end"/>
+                            </w:r>
+                            <w:r>
+                              <w:rPr>
+                                <w:sz w:val="18"/>
+                                <w:szCs w:val="18"/>
+                              </w:rPr>
+                              <w:t>: Cấu trúc TFT Encoder với LSTM Encoder xử lý chuỗi thời gian, Multi-Head Attention (h=4) học trọng số chú ý, và Feature Linear kết hợp các đặc trưng không có temporal dependency để tạo đầu vào cho Actor và Critic heads.</w:t>
+                            </w:r>
+                          </w:p>
+                        </w:txbxContent>
+                      </wps:txbx>
+                      <wps:bodyPr anchor="t" lIns="0" tIns="0" rIns="0" bIns="0">
+                        <a:noAutofit/>
+                      </wps:bodyPr>
+                    </wps:wsp>
+                  </a:graphicData>
+                </a:graphic>
+              </wp:anchor>
+            </w:drawing>
+          </mc:Choice>
+          <mc:Fallback>
+            <w:pict>
+              <v:rect style="position:absolute;rotation:-0;width:238.9pt;height:322.65pt;mso-wrap-distance-left:0pt;mso-wrap-distance-right:0pt;mso-wrap-distance-top:0pt;mso-wrap-distance-bottom:0pt;margin-top:0pt;mso-position-vertical:top;mso-position-vertical-relative:text;margin-left:-0.05pt;mso-position-horizontal:center;mso-position-horizontal-relative:text">
+                <v:textbox inset="0in,0in,0in,0in">
+                  <w:txbxContent>
+                    <w:p>
+                      <w:pPr>
+                        <w:pStyle w:val="Hnh"/>
+                        <w:spacing w:before="120" w:after="120"/>
+                        <w:rPr>
+                          <w:sz w:val="18"/>
+                          <w:szCs w:val="18"/>
+                        </w:rPr>
+                      </w:pPr>
+                      <w:r>
+                        <w:rPr>
+                          <w:sz w:val="18"/>
+                          <w:szCs w:val="18"/>
+                        </w:rPr>
+                        <w:drawing>
+                          <wp:inline distT="0" distB="0" distL="0" distR="0">
+                            <wp:extent cx="3034030" cy="3419475"/>
+                            <wp:effectExtent l="0" t="0" r="0" b="0"/>
+                            <wp:docPr id="10" name="Image3"/>
+                            <wp:cNvGraphicFramePr>
+                              <a:graphicFrameLocks xmlns:a="http://schemas.openxmlformats.org/drawingml/2006/main" noChangeAspect="1"/>
+                            </wp:cNvGraphicFramePr>
+                            <a:graphic xmlns:a="http://schemas.openxmlformats.org/drawingml/2006/main">
+                              <a:graphicData uri="http://schemas.openxmlformats.org/drawingml/2006/picture">
+                                <pic:pic xmlns:pic="http://schemas.openxmlformats.org/drawingml/2006/picture">
+                                  <pic:nvPicPr>
+                                    <pic:cNvPr id="10" name="Image3"/>
+                                    <pic:cNvPicPr>
+                                      <a:picLocks noChangeAspect="1" noChangeArrowheads="1"/>
+                                    </pic:cNvPicPr>
+                                  </pic:nvPicPr>
+                                  <pic:blipFill>
+                                    <a:blip r:embed="rId15"/>
+                                    <a:stretch>
+                                      <a:fillRect/>
+                                    </a:stretch>
+                                  </pic:blipFill>
+                                  <pic:spPr bwMode="auto">
+                                    <a:xfrm>
+                                      <a:off x="0" y="0"/>
+                                      <a:ext cx="3034030" cy="3419475"/>
+                                    </a:xfrm>
+                                    <a:prstGeom prst="rect">
+                                      <a:avLst/>
+                                    </a:prstGeom>
+                                    <a:noFill/>
+                                  </pic:spPr>
+                                </pic:pic>
+                              </a:graphicData>
+                            </a:graphic>
+                          </wp:inline>
+                        </w:drawing>
+                        <w:t xml:space="preserve">Hình </w:t>
+                      </w:r>
+                      <w:r>
+                        <w:rPr>
+                          <w:sz w:val="18"/>
+                          <w:szCs w:val="18"/>
+                        </w:rPr>
+                        <w:fldChar w:fldCharType="begin"/>
+                      </w:r>
+                      <w:r>
+                        <w:rPr>
+                          <w:sz w:val="18"/>
+                          <w:szCs w:val="18"/>
+                        </w:rPr>
+                        <w:instrText xml:space="preserve"> SEQ Hình \* ARABIC </w:instrText>
+                      </w:r>
+                      <w:r>
+                        <w:rPr>
+                          <w:sz w:val="18"/>
+                          <w:szCs w:val="18"/>
+                        </w:rPr>
+                        <w:fldChar w:fldCharType="separate"/>
+                      </w:r>
+                      <w:r>
+                        <w:rPr>
+                          <w:sz w:val="18"/>
+                          <w:szCs w:val="18"/>
+                        </w:rPr>
+                        <w:t>3</w:t>
+                      </w:r>
+                      <w:r>
+                        <w:rPr>
+                          <w:sz w:val="18"/>
+                          <w:szCs w:val="18"/>
+                        </w:rPr>
+                        <w:fldChar w:fldCharType="end"/>
+                      </w:r>
+                      <w:r>
+                        <w:rPr>
+                          <w:sz w:val="18"/>
+                          <w:szCs w:val="18"/>
+                        </w:rPr>
+                        <w:t>: Cấu trúc TFT Encoder với LSTM Encoder xử lý chuỗi thời gian, Multi-Head Attention (h=4) học trọng số chú ý, và Feature Linear kết hợp các đặc trưng không có temporal dependency để tạo đầu vào cho Actor và Critic heads.</w:t>
+                      </w:r>
+                    </w:p>
+                  </w:txbxContent>
+                </v:textbox>
+                <w10:wrap type="square" side="largest"/>
+              </v:rect>
+            </w:pict>
+          </mc:Fallback>
+        </mc:AlternateContent>
+      </w:r>
+    </w:p>
+    <w:p>
+      <w:pPr>
+        <w:pStyle w:val="Heading2"/>
+        <w:rPr/>
+      </w:pPr>
+      <w:r>
+        <w:rPr/>
+        <w:t>Thuật toán PPO (Proximal Policy Optimization)</w:t>
+      </w:r>
+    </w:p>
+    <w:p>
+      <w:pPr>
+        <w:pStyle w:val="BodyText"/>
+        <w:rPr>
+          <w:lang w:val="en-US"/>
+        </w:rPr>
+      </w:pPr>
+      <w:r>
+        <w:rPr>
+          <w:lang w:val="en-US"/>
+        </w:rPr>
+        <w:t>PPO tối ưu chính sách thông qua hàm mục tiêu có giới hạn (Clipped Objective):</w:t>
+      </w:r>
+    </w:p>
+    <w:p>
+      <w:pPr>
+        <w:pStyle w:val="BodyText"/>
+        <w:rPr>
+          <w:lang w:val="en-US"/>
+        </w:rPr>
+      </w:pPr>
+      <w:r>
+        <w:rPr>
+          <w:lang w:val="en-US"/>
+        </w:rPr>
+      </w:r>
+      <m:oMathPara xmlns:m="http://schemas.openxmlformats.org/officeDocument/2006/math">
+        <m:oMathParaPr>
+          <m:jc m:val="left"/>
+        </m:oMathParaPr>
+        <m:oMath>
+          <m:sSup>
+            <m:e>
+              <m:r>
+                <m:t xml:space="preserve">L</m:t>
+              </m:r>
+            </m:e>
+            <m:sup>
+              <m:r>
+                <m:t xml:space="preserve">CLIP</m:t>
+              </m:r>
+            </m:sup>
+          </m:sSup>
+          <m:d>
+            <m:dPr>
+              <m:begChr m:val="("/>
+              <m:endChr m:val=")"/>
+            </m:dPr>
+            <m:e>
+              <m:r>
+                <m:t xml:space="preserve">θ</m:t>
+              </m:r>
+            </m:e>
+          </m:d>
+          <m:r>
+            <m:t xml:space="preserve">=</m:t>
+          </m:r>
+          <m:acc>
+            <m:accPr>
+              <m:chr m:val="^"/>
+            </m:accPr>
+            <m:e>
+              <m:sSub>
+                <m:e>
+                  <m:r>
+                    <m:t xml:space="preserve">E</m:t>
+                  </m:r>
+                </m:e>
+                <m:sub>
+                  <m:r>
+                    <m:t xml:space="preserve">t</m:t>
+                  </m:r>
+                </m:sub>
+              </m:sSub>
+            </m:e>
+          </m:acc>
+          <m:d>
+            <m:dPr>
+              <m:begChr m:val="["/>
+              <m:endChr m:val="]"/>
+            </m:dPr>
+            <m:e>
+              <m:r>
+                <m:t xml:space="preserve">min</m:t>
+              </m:r>
+              <m:d>
+                <m:dPr>
+                  <m:begChr m:val="("/>
+                  <m:endChr m:val=")"/>
+                </m:dPr>
+                <m:e>
+                  <m:sSub>
+                    <m:e>
+                      <m:r>
+                        <m:t xml:space="preserve">r</m:t>
+                      </m:r>
+                    </m:e>
+                    <m:sub>
+                      <m:r>
+                        <m:t xml:space="preserve">t</m:t>
+                      </m:r>
+                    </m:sub>
+                  </m:sSub>
+                  <m:d>
+                    <m:dPr>
+                      <m:begChr m:val="("/>
+                      <m:endChr m:val=")"/>
+                    </m:dPr>
+                    <m:e>
+                      <m:r>
+                        <m:t xml:space="preserve">θ</m:t>
+                      </m:r>
+                    </m:e>
+                  </m:d>
+                  <m:acc>
+                    <m:accPr>
+                      <m:chr m:val="^"/>
+                    </m:accPr>
+                    <m:e>
+                      <m:sSub>
+                        <m:e>
+                          <m:r>
+                            <m:t xml:space="preserve">A</m:t>
+                          </m:r>
+                        </m:e>
+                        <m:sub>
+                          <m:r>
+                            <m:t xml:space="preserve">t</m:t>
+                          </m:r>
+                        </m:sub>
+                      </m:sSub>
+                    </m:e>
+                  </m:acc>
+                  <m:r>
+                    <m:t xml:space="preserve">,</m:t>
+                  </m:r>
+                  <m:r>
+                    <m:rPr>
+                      <m:lit/>
+                      <m:nor/>
+                    </m:rPr>
+                    <m:t xml:space="preserve">clip</m:t>
+                  </m:r>
+                  <m:d>
+                    <m:dPr>
+                      <m:begChr m:val="("/>
+                      <m:endChr m:val=")"/>
+                    </m:dPr>
+                    <m:e>
+                      <m:sSub>
+                        <m:e>
+                          <m:r>
+                            <m:t xml:space="preserve">r</m:t>
+                          </m:r>
+                        </m:e>
+                        <m:sub>
+                          <m:r>
+                            <m:t xml:space="preserve">t</m:t>
+                          </m:r>
+                        </m:sub>
+                      </m:sSub>
+                      <m:d>
+                        <m:dPr>
+                          <m:begChr m:val="("/>
+                          <m:endChr m:val=")"/>
+                        </m:dPr>
+                        <m:e>
+                          <m:r>
+                            <m:t xml:space="preserve">θ</m:t>
+                          </m:r>
+                        </m:e>
+                      </m:d>
+                      <m:r>
+                        <m:t xml:space="preserve">,</m:t>
+                      </m:r>
+                      <m:r>
+                        <m:t xml:space="preserve">1</m:t>
+                      </m:r>
+                      <m:r>
+                        <m:t xml:space="preserve">−</m:t>
+                      </m:r>
+                      <m:r>
+                        <m:t xml:space="preserve">ϵ</m:t>
+                      </m:r>
+                      <m:r>
+                        <m:t xml:space="preserve">,</m:t>
+                      </m:r>
+                      <m:r>
+                        <m:t xml:space="preserve">1</m:t>
+                      </m:r>
+                      <m:r>
+                        <m:t xml:space="preserve">+</m:t>
+                      </m:r>
+                      <m:r>
+                        <m:t xml:space="preserve">ϵ</m:t>
+                      </m:r>
+                    </m:e>
+                  </m:d>
+                  <m:acc>
+                    <m:accPr>
+                      <m:chr m:val="^"/>
+                    </m:accPr>
+                    <m:e>
+                      <m:sSub>
+                        <m:e>
+                          <m:r>
+                            <m:t xml:space="preserve">A</m:t>
+                          </m:r>
+                        </m:e>
+                        <m:sub>
+                          <m:r>
+                            <m:t xml:space="preserve">t</m:t>
+                          </m:r>
+                        </m:sub>
+                      </m:sSub>
+                    </m:e>
+                  </m:acc>
+                </m:e>
+              </m:d>
+            </m:e>
+          </m:d>
+        </m:oMath>
+      </m:oMathPara>
+    </w:p>
+    <w:p>
+      <w:pPr>
+        <w:pStyle w:val="BodyText"/>
+        <w:ind w:hanging="0" w:start="0"/>
+        <w:rPr>
+          <w:lang w:val="en-US"/>
+        </w:rPr>
+      </w:pPr>
+      <w:r>
+        <w:rPr>
+          <w:lang w:val="en-US"/>
+        </w:rPr>
+        <w:t>Trong đó:</w:t>
+      </w:r>
+    </w:p>
+    <w:p>
+      <w:pPr>
+        <w:pStyle w:val="BodyText"/>
+        <w:numPr>
+          <w:ilvl w:val="0"/>
+          <w:numId w:val="8"/>
+        </w:numPr>
+        <w:rPr>
+          <w:lang w:val="en-US"/>
+        </w:rPr>
+      </w:pPr>
+      <w:r>
+        <w:rPr>
+          <w:lang w:val="en-US"/>
+        </w:rPr>
+      </w:r>
+      <m:oMath xmlns:m="http://schemas.openxmlformats.org/officeDocument/2006/math">
+        <m:sSub>
+          <m:e>
+            <m:r>
+              <m:t xml:space="preserve">r</m:t>
+            </m:r>
+          </m:e>
+          <m:sub>
+            <m:r>
+              <m:t xml:space="preserve">t</m:t>
+            </m:r>
+          </m:sub>
+        </m:sSub>
+        <m:d>
+          <m:dPr>
+            <m:begChr m:val="("/>
+            <m:endChr m:val=")"/>
+          </m:dPr>
+          <m:e>
+            <m:r>
+              <m:t xml:space="preserve">θ</m:t>
+            </m:r>
+          </m:e>
+        </m:d>
+        <m:r>
+          <m:t xml:space="preserve">=</m:t>
+        </m:r>
+        <m:f>
+          <m:num>
+            <m:sSub>
+              <m:e>
+                <m:r>
+                  <m:t xml:space="preserve">pi</m:t>
+                </m:r>
+              </m:e>
+              <m:sub>
+                <m:r>
+                  <m:t xml:space="preserve">θ</m:t>
+                </m:r>
+              </m:sub>
+            </m:sSub>
+            <m:d>
+              <m:dPr>
+                <m:begChr m:val="("/>
+                <m:endChr m:val=")"/>
+              </m:dPr>
+              <m:e>
+                <m:sSub>
+                  <m:e>
+                    <m:r>
+                      <m:t xml:space="preserve">a</m:t>
+                    </m:r>
+                  </m:e>
+                  <m:sub>
+                    <m:r>
+                      <m:t xml:space="preserve">t</m:t>
+                    </m:r>
+                  </m:sub>
+                </m:sSub>
+                <m:r>
+                  <m:t xml:space="preserve">∨</m:t>
+                </m:r>
+                <m:sSub>
+                  <m:e>
+                    <m:r>
+                      <m:t xml:space="preserve">s</m:t>
+                    </m:r>
+                  </m:e>
+                  <m:sub>
+                    <m:r>
+                      <m:t xml:space="preserve">t</m:t>
+                    </m:r>
+                  </m:sub>
+                </m:sSub>
+              </m:e>
+            </m:d>
+          </m:num>
+          <m:den>
+            <m:sSub>
+              <m:e>
+                <m:r>
+                  <m:t xml:space="preserve">pi</m:t>
+                </m:r>
+              </m:e>
+              <m:sub>
+                <m:sSub>
+                  <m:e>
+                    <m:r>
+                      <m:t xml:space="preserve">θ</m:t>
+                    </m:r>
+                  </m:e>
+                  <m:sub>
+                    <m:r>
+                      <m:t xml:space="preserve">old</m:t>
+                    </m:r>
+                  </m:sub>
+                </m:sSub>
+              </m:sub>
+            </m:sSub>
+            <m:d>
+              <m:dPr>
+                <m:begChr m:val="("/>
+                <m:endChr m:val=")"/>
+              </m:dPr>
+              <m:e>
+                <m:sSub>
+                  <m:e>
+                    <m:r>
+                      <m:t xml:space="preserve">a</m:t>
+                    </m:r>
+                  </m:e>
+                  <m:sub>
+                    <m:r>
+                      <m:t xml:space="preserve">t</m:t>
+                    </m:r>
+                  </m:sub>
+                </m:sSub>
+                <m:r>
+                  <m:t xml:space="preserve">∨</m:t>
+                </m:r>
+                <m:sSub>
+                  <m:e>
+                    <m:r>
+                      <m:t xml:space="preserve">s</m:t>
+                    </m:r>
+                  </m:e>
+                  <m:sub>
+                    <m:r>
+                      <m:t xml:space="preserve">t</m:t>
+                    </m:r>
+                  </m:sub>
+                </m:sSub>
+              </m:e>
+            </m:d>
+          </m:den>
+        </m:f>
+      </m:oMath>
+      <w:r>
+        <w:rPr>
+          <w:lang w:val="en-US"/>
+        </w:rPr>
+        <w:t xml:space="preserve"> </w:t>
+      </w:r>
+      <w:r>
+        <w:rPr>
+          <w:lang w:val="en-US"/>
+        </w:rPr>
+        <w:t>là likelihood ratio</w:t>
+      </w:r>
+    </w:p>
+    <w:p>
+      <w:pPr>
+        <w:pStyle w:val="BodyText"/>
+        <w:numPr>
+          <w:ilvl w:val="0"/>
+          <w:numId w:val="8"/>
+        </w:numPr>
+        <w:rPr>
+          <w:lang w:val="en-US"/>
+        </w:rPr>
+      </w:pPr>
+      <w:r>
+        <w:rPr>
+          <w:lang w:val="en-US"/>
+        </w:rPr>
+      </w:r>
+      <m:oMath xmlns:m="http://schemas.openxmlformats.org/officeDocument/2006/math">
+        <m:acc>
+          <m:accPr>
+            <m:chr m:val="^"/>
+          </m:accPr>
+          <m:e>
+            <m:sSub>
+              <m:e>
+                <m:r>
+                  <m:t xml:space="preserve">A</m:t>
+                </m:r>
+              </m:e>
+              <m:sub>
+                <m:r>
+                  <m:t xml:space="preserve">t</m:t>
+                </m:r>
+              </m:sub>
+            </m:sSub>
+          </m:e>
+        </m:acc>
+      </m:oMath>
+      <w:r>
+        <w:rPr>
+          <w:lang w:val="en-US"/>
+        </w:rPr>
+        <w:t xml:space="preserve"> </w:t>
+      </w:r>
+      <w:r>
+        <w:rPr>
+          <w:lang w:val="en-US"/>
+        </w:rPr>
+        <w:t>là advantage estimator (GAE)</w:t>
+      </w:r>
+    </w:p>
+    <w:p>
+      <w:pPr>
+        <w:pStyle w:val="BodyText"/>
+        <w:numPr>
+          <w:ilvl w:val="0"/>
+          <w:numId w:val="8"/>
+        </w:numPr>
+        <w:rPr>
+          <w:lang w:val="en-US"/>
+        </w:rPr>
+      </w:pPr>
+      <w:r>
+        <w:rPr>
+          <w:lang w:val="en-US"/>
+        </w:rPr>
+      </w:r>
+      <m:oMath xmlns:m="http://schemas.openxmlformats.org/officeDocument/2006/math">
+        <m:r>
+          <m:t xml:space="preserve">ϵ</m:t>
+        </m:r>
+        <m:r>
+          <m:t xml:space="preserve">=</m:t>
+        </m:r>
+        <m:r>
+          <m:t xml:space="preserve">0.2</m:t>
+        </m:r>
+      </m:oMath>
+      <w:r>
+        <w:rPr>
+          <w:lang w:val="en-US"/>
+        </w:rPr>
+        <w:t xml:space="preserve"> </w:t>
+      </w:r>
+      <w:r>
+        <w:rPr>
+          <w:lang w:val="en-US"/>
+        </w:rPr>
+        <w:t>là clip range</w:t>
+      </w:r>
+    </w:p>
+    <w:p>
+      <w:pPr>
+        <w:pStyle w:val="BodyText"/>
+        <w:rPr>
+          <w:lang w:val="en-US"/>
+        </w:rPr>
+      </w:pPr>
+      <w:r>
+        <w:rPr>
+          <w:lang w:val="en-US"/>
+        </w:rPr>
+        <w:t>Cơ chế này ngăn chặn việc thay đổi chính sách quá lớn trong một bước cập nhật, giúp hệ thống tránh được hiện tượng "sụp đổ chính sách" (Policy Collapse) thường gặp trong môi trường mạng biến động cao.</w:t>
+      </w:r>
+    </w:p>
+    <w:p>
+      <w:pPr>
+        <w:pStyle w:val="BodyText"/>
+        <w:rPr>
+          <w:lang w:val="en-US"/>
+        </w:rPr>
+      </w:pPr>
+      <w:r>
+        <w:rPr>
+          <w:lang w:val="en-US"/>
+        </w:rPr>
+      </w:r>
+    </w:p>
+    <w:p>
+      <w:pPr>
+        <w:pStyle w:val="Heading2"/>
+        <w:numPr>
+          <w:ilvl w:val="0"/>
+          <w:numId w:val="0"/>
+        </w:numPr>
+        <w:ind w:hanging="0" w:start="288"/>
+        <w:rPr/>
+      </w:pPr>
+      <w:r>
+        <w:rPr/>
+      </w:r>
+      <w:r>
+        <mc:AlternateContent>
+          <mc:Choice Requires="wps">
+            <w:drawing>
+              <wp:anchor distT="0" distB="0" distL="0" distR="0" simplePos="0" relativeHeight="14" behindDoc="0" locked="0" layoutInCell="0" allowOverlap="1">
+                <wp:simplePos x="0" y="0"/>
+                <wp:positionH relativeFrom="column">
+                  <wp:align>center</wp:align>
+                </wp:positionH>
+                <wp:positionV relativeFrom="paragraph">
+                  <wp:posOffset>635</wp:posOffset>
+                </wp:positionV>
+                <wp:extent cx="3034030" cy="2063750"/>
+                <wp:effectExtent l="0" t="0" r="0" b="0"/>
+                <wp:wrapSquare wrapText="largest"/>
+                <wp:docPr id="11" name="Frame6"/>
+                <a:graphic xmlns:a="http://schemas.openxmlformats.org/drawingml/2006/main">
+                  <a:graphicData uri="http://schemas.microsoft.com/office/word/2010/wordprocessingShape">
+                    <wps:wsp>
+                      <wps:cNvSpPr txBox="1"/>
+                      <wps:spPr>
+                        <a:xfrm>
+                          <a:off x="0" y="0"/>
+                          <a:ext cx="3034030" cy="2063750"/>
+                        </a:xfrm>
+                        <a:prstGeom prst="rect"/>
+                        <a:solidFill>
+                          <a:srgbClr val="FFFFFF"/>
+                        </a:solidFill>
+                      </wps:spPr>
+                      <wps:txbx>
+                        <w:txbxContent>
+                          <w:p>
+                            <w:pPr>
+                              <w:pStyle w:val="Hnh"/>
+                              <w:spacing w:before="120" w:after="120"/>
+                              <w:rPr>
+                                <w:sz w:val="16"/>
+                                <w:szCs w:val="16"/>
+                              </w:rPr>
+                            </w:pPr>
+                            <w:r>
+                              <w:rPr>
+                                <w:sz w:val="16"/>
+                                <w:szCs w:val="16"/>
+                              </w:rPr>
+                              <w:drawing>
+                                <wp:inline distT="0" distB="0" distL="0" distR="0">
+                                  <wp:extent cx="3034030" cy="1560830"/>
+                                  <wp:effectExtent l="0" t="0" r="0" b="0"/>
+                                  <wp:docPr id="12" name="Image4"/>
+                                  <wp:cNvGraphicFramePr>
+                                    <a:graphicFrameLocks xmlns:a="http://schemas.openxmlformats.org/drawingml/2006/main" noChangeAspect="1"/>
+                                  </wp:cNvGraphicFramePr>
+                                  <a:graphic xmlns:a="http://schemas.openxmlformats.org/drawingml/2006/main">
+                                    <a:graphicData uri="http://schemas.openxmlformats.org/drawingml/2006/picture">
+                                      <pic:pic xmlns:pic="http://schemas.openxmlformats.org/drawingml/2006/picture">
+                                        <pic:nvPicPr>
+                                          <pic:cNvPr id="12" name="Image4"/>
+                                          <pic:cNvPicPr>
+                                            <a:picLocks noChangeAspect="1" noChangeArrowheads="1"/>
+                                          </pic:cNvPicPr>
+                                        </pic:nvPicPr>
+                                        <pic:blipFill>
+                                          <a:blip r:embed="rId16"/>
+                                          <a:stretch>
+                                            <a:fillRect/>
+                                          </a:stretch>
+                                        </pic:blipFill>
+                                        <pic:spPr bwMode="auto">
+                                          <a:xfrm>
+                                            <a:off x="0" y="0"/>
+                                            <a:ext cx="3034030" cy="1560830"/>
+                                          </a:xfrm>
+                                          <a:prstGeom prst="rect">
+                                            <a:avLst/>
+                                          </a:prstGeom>
+                                          <a:noFill/>
+                                        </pic:spPr>
+                                      </pic:pic>
+                                    </a:graphicData>
+                                  </a:graphic>
+                                </wp:inline>
+                              </w:drawing>
+                              <w:t xml:space="preserve">Hình </w:t>
+                            </w:r>
+                            <w:r>
+                              <w:rPr>
+                                <w:sz w:val="16"/>
+                                <w:szCs w:val="16"/>
+                              </w:rPr>
+                              <w:fldChar w:fldCharType="begin"/>
+                            </w:r>
+                            <w:r>
+                              <w:rPr>
+                                <w:sz w:val="16"/>
+                                <w:szCs w:val="16"/>
+                              </w:rPr>
+                              <w:instrText xml:space="preserve"> SEQ Hình \* ARABIC </w:instrText>
+                            </w:r>
+                            <w:r>
+                              <w:rPr>
+                                <w:sz w:val="16"/>
+                                <w:szCs w:val="16"/>
+                              </w:rPr>
+                              <w:fldChar w:fldCharType="separate"/>
+                            </w:r>
+                            <w:r>
+                              <w:rPr>
+                                <w:sz w:val="16"/>
+                                <w:szCs w:val="16"/>
+                              </w:rPr>
+                              <w:t>4</w:t>
+                            </w:r>
+                            <w:r>
+                              <w:rPr>
+                                <w:sz w:val="16"/>
+                                <w:szCs w:val="16"/>
+                              </w:rPr>
+                              <w:fldChar w:fldCharType="end"/>
+                            </w:r>
+                            <w:r>
+                              <w:rPr>
+                                <w:sz w:val="16"/>
+                                <w:szCs w:val="16"/>
+                              </w:rPr>
+                              <w:t>: Quy trình huấn luyện PPO với Clipped Objective. Agent thu thập 2048 steps, tính GAE với λ=0.95, cập nhật policy bằng Adam optimizer, và lưu checkpoint mỗi 50,000 timesteps.</w:t>
+                            </w:r>
+                          </w:p>
+                        </w:txbxContent>
+                      </wps:txbx>
+                      <wps:bodyPr anchor="t" lIns="0" tIns="0" rIns="0" bIns="0">
+                        <a:noAutofit/>
+                      </wps:bodyPr>
+                    </wps:wsp>
+                  </a:graphicData>
+                </a:graphic>
+              </wp:anchor>
+            </w:drawing>
+          </mc:Choice>
+          <mc:Fallback>
+            <w:pict>
+              <v:rect style="position:absolute;rotation:-0;width:238.9pt;height:162.5pt;mso-wrap-distance-left:0pt;mso-wrap-distance-right:0pt;mso-wrap-distance-top:0pt;mso-wrap-distance-bottom:0pt;margin-top:0pt;mso-position-vertical:top;mso-position-vertical-relative:text;margin-left:0pt;mso-position-horizontal:center;mso-position-horizontal-relative:text">
+                <v:textbox inset="0in,0in,0in,0in">
+                  <w:txbxContent>
+                    <w:p>
+                      <w:pPr>
+                        <w:pStyle w:val="Hnh"/>
+                        <w:spacing w:before="120" w:after="120"/>
+                        <w:rPr>
+                          <w:sz w:val="16"/>
+                          <w:szCs w:val="16"/>
+                        </w:rPr>
+                      </w:pPr>
+                      <w:r>
+                        <w:rPr>
+                          <w:sz w:val="16"/>
+                          <w:szCs w:val="16"/>
+                        </w:rPr>
+                        <w:drawing>
+                          <wp:inline distT="0" distB="0" distL="0" distR="0">
+                            <wp:extent cx="3034030" cy="1560830"/>
+                            <wp:effectExtent l="0" t="0" r="0" b="0"/>
+                            <wp:docPr id="13" name="Image4"/>
+                            <wp:cNvGraphicFramePr>
+                              <a:graphicFrameLocks xmlns:a="http://schemas.openxmlformats.org/drawingml/2006/main" noChangeAspect="1"/>
+                            </wp:cNvGraphicFramePr>
+                            <a:graphic xmlns:a="http://schemas.openxmlformats.org/drawingml/2006/main">
+                              <a:graphicData uri="http://schemas.openxmlformats.org/drawingml/2006/picture">
+                                <pic:pic xmlns:pic="http://schemas.openxmlformats.org/drawingml/2006/picture">
+                                  <pic:nvPicPr>
+                                    <pic:cNvPr id="13" name="Image4"/>
+                                    <pic:cNvPicPr>
+                                      <a:picLocks noChangeAspect="1" noChangeArrowheads="1"/>
+                                    </pic:cNvPicPr>
+                                  </pic:nvPicPr>
+                                  <pic:blipFill>
+                                    <a:blip r:embed="rId17"/>
+                                    <a:stretch>
+                                      <a:fillRect/>
+                                    </a:stretch>
+                                  </pic:blipFill>
+                                  <pic:spPr bwMode="auto">
+                                    <a:xfrm>
+                                      <a:off x="0" y="0"/>
+                                      <a:ext cx="3034030" cy="1560830"/>
+                                    </a:xfrm>
+                                    <a:prstGeom prst="rect">
+                                      <a:avLst/>
+                                    </a:prstGeom>
+                                    <a:noFill/>
+                                  </pic:spPr>
+                                </pic:pic>
+                              </a:graphicData>
+                            </a:graphic>
+                          </wp:inline>
+                        </w:drawing>
+                        <w:t xml:space="preserve">Hình </w:t>
+                      </w:r>
+                      <w:r>
+                        <w:rPr>
+                          <w:sz w:val="16"/>
+                          <w:szCs w:val="16"/>
+                        </w:rPr>
+                        <w:fldChar w:fldCharType="begin"/>
+                      </w:r>
+                      <w:r>
+                        <w:rPr>
+                          <w:sz w:val="16"/>
+                          <w:szCs w:val="16"/>
+                        </w:rPr>
+                        <w:instrText xml:space="preserve"> SEQ Hình \* ARABIC </w:instrText>
+                      </w:r>
+                      <w:r>
+                        <w:rPr>
+                          <w:sz w:val="16"/>
+                          <w:szCs w:val="16"/>
+                        </w:rPr>
+                        <w:fldChar w:fldCharType="separate"/>
+                      </w:r>
+                      <w:r>
+                        <w:rPr>
+                          <w:sz w:val="16"/>
+                          <w:szCs w:val="16"/>
+                        </w:rPr>
+                        <w:t>4</w:t>
+                      </w:r>
+                      <w:r>
+                        <w:rPr>
+                          <w:sz w:val="16"/>
+                          <w:szCs w:val="16"/>
+                        </w:rPr>
+                        <w:fldChar w:fldCharType="end"/>
+                      </w:r>
+                      <w:r>
+                        <w:rPr>
+                          <w:sz w:val="16"/>
+                          <w:szCs w:val="16"/>
+                        </w:rPr>
+                        <w:t>: Quy trình huấn luyện PPO với Clipped Objective. Agent thu thập 2048 steps, tính GAE với λ=0.95, cập nhật policy bằng Adam optimizer, và lưu checkpoint mỗi 50,000 timesteps.</w:t>
+                      </w:r>
+                    </w:p>
+                  </w:txbxContent>
+                </v:textbox>
+                <w10:wrap type="square" side="largest"/>
+              </v:rect>
+            </w:pict>
+          </mc:Fallback>
+        </mc:AlternateContent>
+      </w:r>
+    </w:p>
+    <w:p>
+      <w:pPr>
+        <w:pStyle w:val="Heading2"/>
+        <w:rPr/>
+      </w:pPr>
+      <w:r>
+        <w:rPr/>
+        <w:t>Cơ Chế An Toàn (Safety Override)</w:t>
+      </w:r>
+    </w:p>
+    <w:p>
+      <w:pPr>
+        <w:pStyle w:val="BodyText"/>
+        <w:rPr>
+          <w:lang w:val="en-US"/>
+        </w:rPr>
+      </w:pPr>
+      <w:r>
+        <w:rPr>
+          <w:lang w:val="en-US"/>
+        </w:rPr>
+        <w:t xml:space="preserve">Hệ thống cài đặt chốt chặn an toàn: Nếu </w:t>
+      </w:r>
+      <w:r>
+        <w:rPr>
+          <w:lang w:val="en-US"/>
+        </w:rPr>
+      </w:r>
+      <m:oMath xmlns:m="http://schemas.openxmlformats.org/officeDocument/2006/math">
+        <m:sSub>
+          <m:e>
+            <m:r>
+              <m:t xml:space="preserve">U</m:t>
+            </m:r>
+          </m:e>
+          <m:sub>
+            <m:r>
+              <m:t xml:space="preserve">i</m:t>
+            </m:r>
+          </m:sub>
+        </m:sSub>
+        <m:r>
+          <m:t xml:space="preserve">&gt;</m:t>
+        </m:r>
+        <m:r>
+          <m:t xml:space="preserve">0.95</m:t>
+        </m:r>
+      </m:oMath>
+      <w:r>
+        <w:rPr>
+          <w:lang w:val="en-US"/>
+        </w:rPr>
+        <w:t xml:space="preserve"> (utilization vượt ngưỡng), hệ thống tự động loại bỏ Agent và chuyển traffic sang server có tài nguyên khả dụng nhất, đảm bảo tính sẵn sàng của dịch vụ (High Availability).</w:t>
+      </w:r>
+    </w:p>
+    <w:p>
+      <w:pPr>
+        <w:pStyle w:val="BodyText"/>
+        <w:rPr>
+          <w:lang w:val="en-US"/>
+        </w:rPr>
+      </w:pPr>
+      <w:r>
+        <w:rPr>
+          <w:lang w:val="en-US"/>
+        </w:rPr>
+        <w:t>Hybrid Architecture (Kiến trúc lai): Hệ thống hoạt động theo cơ chế WRR + PPO Override:</w:t>
+      </w:r>
+    </w:p>
+    <w:p>
+      <w:pPr>
+        <w:pStyle w:val="BodyText"/>
+        <w:rPr>
+          <w:lang w:val="en-US"/>
+        </w:rPr>
+      </w:pPr>
+      <w:r>
+        <w:rPr>
+          <w:lang w:val="en-US"/>
+        </w:rPr>
+        <w:tab/>
+        <w:t>- WRR (Baseline): Xử lý luồng traffic "sạch" và ổn định — đơn giản, hiệu quả, không có inference overhead</w:t>
+      </w:r>
+    </w:p>
+    <w:p>
+      <w:pPr>
+        <w:pStyle w:val="BodyText"/>
+        <w:rPr>
+          <w:lang w:val="en-US"/>
+        </w:rPr>
+      </w:pPr>
+      <w:r>
+        <w:rPr>
+          <w:lang w:val="en-US"/>
+        </w:rPr>
+        <w:tab/>
+        <w:t>- PPO (SLA Protector): Chỉ can thiệp khi các chỉ số 20 chiều (latency, queue length, packet loss) có dấu hiệu bất thường, hoặc khi utilization vượt ngưỡng 0.95</w:t>
+      </w:r>
+    </w:p>
+    <w:p>
+      <w:pPr>
+        <w:pStyle w:val="BodyText"/>
+        <w:rPr>
+          <w:lang w:val="en-US"/>
+        </w:rPr>
+      </w:pPr>
+      <w:r>
+        <w:rPr>
+          <w:lang w:val="en-US"/>
+        </w:rPr>
+        <w:t>Cơ chế này đảm bảo:</w:t>
+      </w:r>
+    </w:p>
+    <w:p>
+      <w:pPr>
+        <w:pStyle w:val="BodyText"/>
+        <w:numPr>
+          <w:ilvl w:val="0"/>
+          <w:numId w:val="9"/>
+        </w:numPr>
+        <w:rPr>
+          <w:lang w:val="en-US"/>
+        </w:rPr>
+      </w:pPr>
+      <w:r>
+        <w:rPr>
+          <w:lang w:val="en-US"/>
+        </w:rPr>
+        <w:t>Hiệu năng tối ưu trong điều kiện bình thường: WRR xử lý 95% traffic với độ trễ thấp</w:t>
+      </w:r>
+    </w:p>
+    <w:p>
+      <w:pPr>
+        <w:pStyle w:val="BodyText"/>
+        <w:numPr>
+          <w:ilvl w:val="0"/>
+          <w:numId w:val="9"/>
+        </w:numPr>
+        <w:rPr>
+          <w:lang w:val="en-US"/>
+        </w:rPr>
+      </w:pPr>
+      <w:r>
+        <w:rPr>
+          <w:lang w:val="en-US"/>
+        </w:rPr>
+        <w:t>Tự chữa lành khi suy thoái: PPO can thiệp khi server degradation, tăng 8.6% thông lượng</w:t>
+      </w:r>
+    </w:p>
+    <w:p>
+      <w:pPr>
+        <w:pStyle w:val="BodyText"/>
+        <w:numPr>
+          <w:ilvl w:val="0"/>
+          <w:numId w:val="9"/>
+        </w:numPr>
+        <w:rPr>
+          <w:lang w:val="en-US"/>
+        </w:rPr>
+      </w:pPr>
+      <w:r>
+        <w:rPr>
+          <w:lang w:val="en-US"/>
+        </w:rPr>
+        <w:t>High Availability: Bypass Agent khi quá tải, đảm bảo không có điểm đơn lẻ gây lỗi</w:t>
+      </w:r>
+    </w:p>
+    <w:p>
+      <w:pPr>
+        <w:pStyle w:val="BodyText"/>
+        <w:rPr>
+          <w:lang w:val="en-US"/>
+        </w:rPr>
+      </w:pPr>
+      <w:r>
+        <w:rPr>
+          <w:lang w:val="en-US"/>
+        </w:rPr>
+        <w:t>Cơ chế chuyển đổi động này được tối ưu hóa dựa trên việc đánh giá định kỳ trạng thái tải của các cổng switch (PortStats) thông qua giao thức OpenFlow 1.3.</w:t>
+      </w:r>
+    </w:p>
+    <w:p>
+      <w:pPr>
+        <w:pStyle w:val="BodyText"/>
+        <w:rPr>
+          <w:lang w:val="en-US"/>
+        </w:rPr>
+      </w:pPr>
+      <w:r>
+        <w:rPr>
+          <w:lang w:val="en-US"/>
+        </w:rPr>
+        <w:t xml:space="preserve">Việc áp dụng ngưỡng tới hạn </w:t>
+      </w:r>
+      <w:r>
+        <w:rPr>
+          <w:lang w:val="en-US"/>
+        </w:rPr>
+      </w:r>
+      <m:oMath xmlns:m="http://schemas.openxmlformats.org/officeDocument/2006/math">
+        <m:sSub>
+          <m:e>
+            <m:r>
+              <m:t xml:space="preserve">u</m:t>
+            </m:r>
+          </m:e>
+          <m:sub>
+            <m:r>
+              <m:t xml:space="preserve">i</m:t>
+            </m:r>
+          </m:sub>
+        </m:sSub>
+        <m:r>
+          <m:t xml:space="preserve">=</m:t>
+        </m:r>
+        <m:r>
+          <m:t xml:space="preserve">0.95</m:t>
+        </m:r>
+      </m:oMath>
+      <w:r>
+        <w:rPr>
+          <w:lang w:val="en-US"/>
+        </w:rPr>
+        <w:t xml:space="preserve"> không chỉ là một chốt chặn hiệu năng mà còn là giải pháp kỹ thuật nhằm triệt tiêu hoàn toàn rủi ro từ độ trễ suy diễn (inference latency) của mạng Neural trong các tình huống lưu lượng đạt đỉnh (burst traffic). Khi Agent PPO được tạm thời loại bỏ (Bypass), hệ thống sẽ duy trì tính ổn định bằng cách sử dụng các flow rules tĩnh của WRR đã được nạp sẵn vào bảng dòng (flow table) của switch, giúp giảm tải cho Controller và tập trung tài nguyên vào việc chuyển tiếp gói tin nhanh. Ngay khi các chỉ số giám sát 20 chiều cho thấy hệ thống đã quay lại vùng vận hành an toàn, Agent sẽ tự động tái can thiệp để tối ưu hóa lại sự phân bổ tải, đảm bảo mục tiêu tự chữa lành (self-healing) mà không làm gián đoạn các kết nối hiện có, từ đó bảo vệ nghiêm ngặt các cam kết SLA của hệ thống.</w:t>
+      </w:r>
+    </w:p>
+    <w:p>
+      <w:pPr>
+        <w:pStyle w:val="BodyText"/>
+        <w:ind w:hanging="0" w:start="0"/>
+        <w:rPr>
+          <w:lang w:val="en-US"/>
+        </w:rPr>
+      </w:pPr>
+      <w:r>
+        <w:rPr>
+          <w:lang w:val="en-US"/>
+        </w:rPr>
+      </w:r>
+      <w:r>
+        <mc:AlternateContent>
+          <mc:Choice Requires="wps">
+            <w:drawing>
+              <wp:anchor distT="0" distB="0" distL="0" distR="0" simplePos="0" relativeHeight="18" behindDoc="0" locked="0" layoutInCell="0" allowOverlap="1">
+                <wp:simplePos x="0" y="0"/>
+                <wp:positionH relativeFrom="column">
+                  <wp:align>center</wp:align>
+                </wp:positionH>
+                <wp:positionV relativeFrom="paragraph">
+                  <wp:posOffset>635</wp:posOffset>
+                </wp:positionV>
+                <wp:extent cx="3033395" cy="4038600"/>
+                <wp:effectExtent l="0" t="0" r="0" b="0"/>
+                <wp:wrapSquare wrapText="largest"/>
+                <wp:docPr id="14" name="Frame7"/>
+                <a:graphic xmlns:a="http://schemas.openxmlformats.org/drawingml/2006/main">
+                  <a:graphicData uri="http://schemas.microsoft.com/office/word/2010/wordprocessingShape">
+                    <wps:wsp>
+                      <wps:cNvSpPr txBox="1"/>
+                      <wps:spPr>
+                        <a:xfrm>
+                          <a:off x="0" y="0"/>
+                          <a:ext cx="3033395" cy="4038600"/>
+                        </a:xfrm>
+                        <a:prstGeom prst="rect"/>
+                        <a:solidFill>
+                          <a:srgbClr val="FFFFFF"/>
+                        </a:solidFill>
+                      </wps:spPr>
+                      <wps:txbx>
+                        <w:txbxContent>
+                          <w:p>
+                            <w:pPr>
+                              <w:pStyle w:val="Hnh"/>
+                              <w:spacing w:before="120" w:after="120"/>
+                              <w:rPr>
+                                <w:sz w:val="16"/>
+                                <w:szCs w:val="16"/>
+                              </w:rPr>
+                            </w:pPr>
+                            <w:r>
+                              <w:rPr>
+                                <w:sz w:val="16"/>
+                                <w:szCs w:val="16"/>
+                              </w:rPr>
+                              <w:drawing>
+                                <wp:inline distT="0" distB="0" distL="0" distR="0">
+                                  <wp:extent cx="3033395" cy="3418840"/>
+                                  <wp:effectExtent l="0" t="0" r="0" b="0"/>
+                                  <wp:docPr id="15" name="Image5"/>
+                                  <wp:cNvGraphicFramePr>
+                                    <a:graphicFrameLocks xmlns:a="http://schemas.openxmlformats.org/drawingml/2006/main" noChangeAspect="1"/>
+                                  </wp:cNvGraphicFramePr>
+                                  <a:graphic xmlns:a="http://schemas.openxmlformats.org/drawingml/2006/main">
+                                    <a:graphicData uri="http://schemas.openxmlformats.org/drawingml/2006/picture">
+                                      <pic:pic xmlns:pic="http://schemas.openxmlformats.org/drawingml/2006/picture">
+                                        <pic:nvPicPr>
+                                          <pic:cNvPr id="15" name="Image5"/>
+                                          <pic:cNvPicPr>
+                                            <a:picLocks noChangeAspect="1" noChangeArrowheads="1"/>
+                                          </pic:cNvPicPr>
+                                        </pic:nvPicPr>
+                                        <pic:blipFill>
+                                          <a:blip r:embed="rId18"/>
+                                          <a:stretch>
+                                            <a:fillRect/>
+                                          </a:stretch>
+                                        </pic:blipFill>
+                                        <pic:spPr bwMode="auto">
+                                          <a:xfrm>
+                                            <a:off x="0" y="0"/>
+                                            <a:ext cx="3033395" cy="3418840"/>
+                                          </a:xfrm>
+                                          <a:prstGeom prst="rect">
+                                            <a:avLst/>
+                                          </a:prstGeom>
+                                          <a:noFill/>
+                                        </pic:spPr>
+                                      </pic:pic>
+                                    </a:graphicData>
+                                  </a:graphic>
+                                </wp:inline>
+                              </w:drawing>
+                              <w:t xml:space="preserve">Hình </w:t>
+                            </w:r>
+                            <w:r>
+                              <w:rPr>
+                                <w:sz w:val="16"/>
+                                <w:szCs w:val="16"/>
+                              </w:rPr>
+                              <w:fldChar w:fldCharType="begin"/>
+                            </w:r>
+                            <w:r>
+                              <w:rPr>
+                                <w:sz w:val="16"/>
+                                <w:szCs w:val="16"/>
+                              </w:rPr>
+                              <w:instrText xml:space="preserve"> SEQ Hình \* ARABIC </w:instrText>
+                            </w:r>
+                            <w:r>
+                              <w:rPr>
+                                <w:sz w:val="16"/>
+                                <w:szCs w:val="16"/>
+                              </w:rPr>
+                              <w:fldChar w:fldCharType="separate"/>
+                            </w:r>
+                            <w:r>
+                              <w:rPr>
+                                <w:sz w:val="16"/>
+                                <w:szCs w:val="16"/>
+                              </w:rPr>
+                              <w:t>5</w:t>
+                            </w:r>
+                            <w:r>
+                              <w:rPr>
+                                <w:sz w:val="16"/>
+                                <w:szCs w:val="16"/>
+                              </w:rPr>
+                              <w:fldChar w:fldCharType="end"/>
+                            </w:r>
+                            <w:r>
+                              <w:rPr>
+                                <w:sz w:val="16"/>
+                                <w:szCs w:val="16"/>
+                              </w:rPr>
+                              <w:t>: Cơ chế Safety Override - State machine chuyển đổi giữa NORMAL (PPO) và OVERRIDE (WRR) khi utilization vượt ngưỡng 0.95. Khi phát hiện bất thường, hệ thống tự động bypass PPO và sử dụng WRR làm fallback.</w:t>
+                            </w:r>
+                          </w:p>
+                        </w:txbxContent>
+                      </wps:txbx>
+                      <wps:bodyPr anchor="t" lIns="0" tIns="0" rIns="0" bIns="0">
+                        <a:noAutofit/>
+                      </wps:bodyPr>
+                    </wps:wsp>
+                  </a:graphicData>
+                </a:graphic>
+              </wp:anchor>
+            </w:drawing>
+          </mc:Choice>
+          <mc:Fallback>
+            <w:pict>
+              <v:rect style="position:absolute;rotation:-0;width:238.85pt;height:318pt;mso-wrap-distance-left:0pt;mso-wrap-distance-right:0pt;mso-wrap-distance-top:0pt;mso-wrap-distance-bottom:0pt;margin-top:0pt;mso-position-vertical:top;mso-position-vertical-relative:text;margin-left:0pt;mso-position-horizontal:center;mso-position-horizontal-relative:text">
+                <v:textbox inset="0in,0in,0in,0in">
+                  <w:txbxContent>
+                    <w:p>
+                      <w:pPr>
+                        <w:pStyle w:val="Hnh"/>
+                        <w:spacing w:before="120" w:after="120"/>
+                        <w:rPr>
+                          <w:sz w:val="16"/>
+                          <w:szCs w:val="16"/>
+                        </w:rPr>
+                      </w:pPr>
+                      <w:r>
+                        <w:rPr>
+                          <w:sz w:val="16"/>
+                          <w:szCs w:val="16"/>
+                        </w:rPr>
+                        <w:drawing>
+                          <wp:inline distT="0" distB="0" distL="0" distR="0">
+                            <wp:extent cx="3033395" cy="3418840"/>
+                            <wp:effectExtent l="0" t="0" r="0" b="0"/>
+                            <wp:docPr id="16" name="Image5"/>
+                            <wp:cNvGraphicFramePr>
+                              <a:graphicFrameLocks xmlns:a="http://schemas.openxmlformats.org/drawingml/2006/main" noChangeAspect="1"/>
+                            </wp:cNvGraphicFramePr>
+                            <a:graphic xmlns:a="http://schemas.openxmlformats.org/drawingml/2006/main">
+                              <a:graphicData uri="http://schemas.openxmlformats.org/drawingml/2006/picture">
+                                <pic:pic xmlns:pic="http://schemas.openxmlformats.org/drawingml/2006/picture">
+                                  <pic:nvPicPr>
+                                    <pic:cNvPr id="16" name="Image5"/>
+                                    <pic:cNvPicPr>
+                                      <a:picLocks noChangeAspect="1" noChangeArrowheads="1"/>
+                                    </pic:cNvPicPr>
+                                  </pic:nvPicPr>
+                                  <pic:blipFill>
+                                    <a:blip r:embed="rId19"/>
+                                    <a:stretch>
+                                      <a:fillRect/>
+                                    </a:stretch>
+                                  </pic:blipFill>
+                                  <pic:spPr bwMode="auto">
+                                    <a:xfrm>
+                                      <a:off x="0" y="0"/>
+                                      <a:ext cx="3033395" cy="3418840"/>
+                                    </a:xfrm>
+                                    <a:prstGeom prst="rect">
+                                      <a:avLst/>
+                                    </a:prstGeom>
+                                    <a:noFill/>
+                                  </pic:spPr>
+                                </pic:pic>
+                              </a:graphicData>
+                            </a:graphic>
+                          </wp:inline>
+                        </w:drawing>
+                        <w:t xml:space="preserve">Hình </w:t>
+                      </w:r>
+                      <w:r>
+                        <w:rPr>
+                          <w:sz w:val="16"/>
+                          <w:szCs w:val="16"/>
+                        </w:rPr>
+                        <w:fldChar w:fldCharType="begin"/>
+                      </w:r>
+                      <w:r>
+                        <w:rPr>
+                          <w:sz w:val="16"/>
+                          <w:szCs w:val="16"/>
+                        </w:rPr>
+                        <w:instrText xml:space="preserve"> SEQ Hình \* ARABIC </w:instrText>
+                      </w:r>
+                      <w:r>
+                        <w:rPr>
+                          <w:sz w:val="16"/>
+                          <w:szCs w:val="16"/>
+                        </w:rPr>
+                        <w:fldChar w:fldCharType="separate"/>
+                      </w:r>
+                      <w:r>
+                        <w:rPr>
+                          <w:sz w:val="16"/>
+                          <w:szCs w:val="16"/>
+                        </w:rPr>
+                        <w:t>5</w:t>
+                      </w:r>
+                      <w:r>
+                        <w:rPr>
+                          <w:sz w:val="16"/>
+                          <w:szCs w:val="16"/>
+                        </w:rPr>
+                        <w:fldChar w:fldCharType="end"/>
+                      </w:r>
+                      <w:r>
+                        <w:rPr>
+                          <w:sz w:val="16"/>
+                          <w:szCs w:val="16"/>
+                        </w:rPr>
+                        <w:t>: Cơ chế Safety Override - State machine chuyển đổi giữa NORMAL (PPO) và OVERRIDE (WRR) khi utilization vượt ngưỡng 0.95. Khi phát hiện bất thường, hệ thống tự động bypass PPO và sử dụng WRR làm fallback.</w:t>
+                      </w:r>
+                    </w:p>
+                  </w:txbxContent>
+                </v:textbox>
+                <w10:wrap type="square" side="largest"/>
+              </v:rect>
+            </w:pict>
+          </mc:Fallback>
+        </mc:AlternateContent>
       </w:r>
     </w:p>
     <w:p>
@@ -652,25 +3714,62 @@
       </w:pPr>
       <w:r>
         <w:rPr/>
-        <w:t>Prepare Your Paper Before Styling</w:t>
+        <w:t>THỰC NGHIỆM VÀ KẾT QUẢ</w:t>
+      </w:r>
+    </w:p>
+    <w:p>
+      <w:pPr>
+        <w:pStyle w:val="Heading2"/>
+        <w:rPr>
+          <w:lang w:val="en-US"/>
+        </w:rPr>
+      </w:pPr>
+      <w:r>
+        <w:rPr>
+          <w:lang w:val="en-US"/>
+        </w:rPr>
+        <w:t>Thiết lập Huấn luyện</w:t>
+      </w:r>
+    </w:p>
+    <w:p>
+      <w:pPr>
+        <w:pStyle w:val="Normal"/>
+        <w:jc w:val="start"/>
+        <w:rPr>
+          <w:iCs/>
+          <w:sz w:val="18"/>
+          <w:szCs w:val="18"/>
+          <w:lang w:val="en-US"/>
+        </w:rPr>
+      </w:pPr>
+      <w:r>
+        <w:rPr>
+          <w:i/>
+          <w:iCs/>
+          <w:sz w:val="18"/>
+          <w:szCs w:val="18"/>
+          <w:lang w:val="en-US"/>
+        </w:rPr>
+        <w:t>A.1</w:t>
+      </w:r>
+      <w:r>
+        <w:rPr>
+          <w:iCs/>
+          <w:sz w:val="18"/>
+          <w:szCs w:val="18"/>
+          <w:lang w:val="en-US"/>
+        </w:rPr>
+        <w:t xml:space="preserve"> Môi trường huấn luyện Gymnasium</w:t>
       </w:r>
     </w:p>
     <w:p>
       <w:pPr>
         <w:pStyle w:val="BodyText"/>
-        <w:rPr>
-          <w:lang w:val="en-US"/>
-        </w:rPr>
-      </w:pPr>
-      <w:r>
-        <w:rPr/>
-        <w:t xml:space="preserve">Before you begin to format your paper, first write and save the content as a separate text file. </w:t>
-      </w:r>
-      <w:r>
-        <w:rPr>
-          <w:lang w:val="en-US"/>
-        </w:rPr>
-        <w:t>Complete all content and organizational editing before formatting. Please note sections A-D below for more information on proofreading, spelling and grammar.</w:t>
+        <w:rPr/>
+      </w:pPr>
+      <w:r>
+        <w:rPr/>
+        <w:t>Mô hình PPO được huấn luyện trong môi trường mô phỏng SDN sử dụng Gymnasium (OpenAI Gym API). Môi trường SDNEnvV3Realistic mô phỏng chính xác hành vi của mạng SDN thực với các đặc điểm:</w:t>
       </w:r>
     </w:p>
     <w:p>
@@ -680,395 +3779,341 @@
       </w:pPr>
       <w:r>
         <w:rPr/>
-        <w:t>Keep your text and graphic files separate until after the text has been formatted and styled. Do not use hard tabs, and limit use of hard returns to only one return at the end of a paragraph. Do not add any kind of pagination anywhere in the paper. Do not number text heads-the template will do that for you.</w:t>
-      </w:r>
-    </w:p>
-    <w:p>
-      <w:pPr>
-        <w:pStyle w:val="Heading2"/>
-        <w:rPr/>
-      </w:pPr>
-      <w:r>
-        <w:rPr/>
-        <w:t>Abbreviations and Acronyms</w:t>
+        <w:t>Không gian quan sát (Observation Space):</w:t>
       </w:r>
     </w:p>
     <w:p>
       <w:pPr>
         <w:pStyle w:val="BodyText"/>
-        <w:rPr/>
-      </w:pPr>
-      <w:r>
-        <w:rPr/>
-        <w:t>Define abbreviations and acronyms the first time they are used in the text, even after they have been defined in the abstract. Abbreviations such as IEEE, SI, MKS, CGS, sc, dc, and rms do not have to be defined. Do not use abbreviations in the title or heads unless they are unavoidable.</w:t>
-      </w:r>
-    </w:p>
-    <w:p>
-      <w:pPr>
-        <w:pStyle w:val="Heading2"/>
-        <w:rPr/>
-      </w:pPr>
-      <w:r>
-        <w:rPr/>
-        <w:t>Units</w:t>
-      </w:r>
-    </w:p>
-    <w:p>
-      <w:pPr>
-        <w:pStyle w:val="bulletlist"/>
         <w:numPr>
           <w:ilvl w:val="0"/>
-          <w:numId w:val="2"/>
+          <w:numId w:val="10"/>
         </w:numPr>
-        <w:ind w:hanging="288" w:start="576"/>
-        <w:rPr/>
-      </w:pPr>
-      <w:r>
-        <w:rPr/>
-        <w:t>Use either SI (MKS) or CGS as primary units. (SI units are encouraged.) English units may be used as secondary units (in parentheses). An exception would be the use of English units as identifiers in trade, such as “3.5-inch disk drive”.</w:t>
-      </w:r>
-    </w:p>
-    <w:p>
-      <w:pPr>
-        <w:pStyle w:val="bulletlist"/>
+        <w:rPr/>
+      </w:pPr>
+      <w:r>
+        <w:rPr/>
+        <w:t>20 chiều đặc trưng liên tục, bao gồm:</w:t>
+      </w:r>
+    </w:p>
+    <w:p>
+      <w:pPr>
+        <w:pStyle w:val="BodyText"/>
+        <w:numPr>
+          <w:ilvl w:val="1"/>
+          <w:numId w:val="11"/>
+        </w:numPr>
+        <w:rPr/>
+      </w:pPr>
+      <w:r>
+        <w:rPr/>
+        <w:t>Load hiện tại của 3 backend servers (h5: 10Mbps, h7: 50Mbps, h8: 100Mbps)</w:t>
+      </w:r>
+    </w:p>
+    <w:p>
+      <w:pPr>
+        <w:pStyle w:val="BodyText"/>
+        <w:numPr>
+          <w:ilvl w:val="1"/>
+          <w:numId w:val="11"/>
+        </w:numPr>
+        <w:rPr/>
+      </w:pPr>
+      <w:r>
+        <w:rPr/>
+        <w:t>Latency trung bình của mỗi server</w:t>
+      </w:r>
+    </w:p>
+    <w:p>
+      <w:pPr>
+        <w:pStyle w:val="BodyText"/>
+        <w:numPr>
+          <w:ilvl w:val="1"/>
+          <w:numId w:val="11"/>
+        </w:numPr>
+        <w:rPr/>
+      </w:pPr>
+      <w:r>
+        <w:rPr/>
+        <w:t>Traffic intensity và burst probability</w:t>
+      </w:r>
+    </w:p>
+    <w:p>
+      <w:pPr>
+        <w:pStyle w:val="BodyText"/>
+        <w:numPr>
+          <w:ilvl w:val="1"/>
+          <w:numId w:val="11"/>
+        </w:numPr>
+        <w:rPr/>
+      </w:pPr>
+      <w:r>
+        <w:rPr/>
+        <w:t>Link queue lengths (độ dài hàng đợi trên mỗi switch)</w:t>
+      </w:r>
+    </w:p>
+    <w:p>
+      <w:pPr>
+        <w:pStyle w:val="BodyText"/>
+        <w:numPr>
+          <w:ilvl w:val="1"/>
+          <w:numId w:val="11"/>
+        </w:numPr>
+        <w:rPr/>
+      </w:pPr>
+      <w:r>
+        <w:rPr/>
+        <w:t>Cache hit rate (cải thiện khi phân bổ tải đều)</w:t>
+      </w:r>
+    </w:p>
+    <w:p>
+      <w:pPr>
+        <w:pStyle w:val="BodyText"/>
+        <w:numPr>
+          <w:ilvl w:val="1"/>
+          <w:numId w:val="11"/>
+        </w:numPr>
+        <w:rPr/>
+      </w:pPr>
+      <w:r>
+        <w:rPr/>
+        <w:t>Packet loss rate và network delay variation</w:t>
+      </w:r>
+    </w:p>
+    <w:p>
+      <w:pPr>
+        <w:pStyle w:val="BodyText"/>
+        <w:ind w:hanging="0" w:start="0"/>
+        <w:rPr/>
+      </w:pPr>
+      <w:r>
+        <w:rPr/>
+      </w:r>
+    </w:p>
+    <w:p>
+      <w:pPr>
+        <w:pStyle w:val="BodyText"/>
+        <w:ind w:hanging="0" w:start="0"/>
+        <w:rPr/>
+      </w:pPr>
+      <w:r>
+        <w:rPr/>
+        <w:tab/>
+        <w:t>Không gian hành động (Action Space):</w:t>
+      </w:r>
+    </w:p>
+    <w:p>
+      <w:pPr>
+        <w:pStyle w:val="BodyText"/>
         <w:numPr>
           <w:ilvl w:val="0"/>
-          <w:numId w:val="2"/>
+          <w:numId w:val="12"/>
         </w:numPr>
-        <w:ind w:hanging="288" w:start="576"/>
-        <w:rPr/>
-      </w:pPr>
-      <w:r>
-        <w:rPr/>
-        <w:t>Avoid combining SI and CGS units, such as current in amperes and magnetic field in oersteds. This often leads to confusion because equations do not balance dimensionally. If you must use mixed units, clearly state the units for each quantity that you use in an equation.</w:t>
-      </w:r>
-    </w:p>
-    <w:p>
-      <w:pPr>
-        <w:pStyle w:val="bulletlist"/>
+        <w:rPr/>
+      </w:pPr>
+      <w:r>
+        <w:rPr/>
+        <w:t>Discrete(3) — Agent chọn 1 trong 3 backend servers để điều phối request</w:t>
+      </w:r>
+    </w:p>
+    <w:p>
+      <w:pPr>
+        <w:pStyle w:val="BodyText"/>
+        <w:ind w:hanging="0" w:start="0"/>
+        <w:rPr/>
+      </w:pPr>
+      <w:r>
+        <w:rPr/>
+        <w:tab/>
+        <w:t>Hàm phần thưởng (Reward Function):</w:t>
+      </w:r>
+    </w:p>
+    <w:p>
+      <w:pPr>
+        <w:pStyle w:val="BodyText"/>
+        <w:ind w:hanging="0" w:start="0"/>
+        <w:rPr/>
+      </w:pPr>
+      <w:r>
+        <w:rPr/>
+      </w:r>
+      <m:oMathPara xmlns:m="http://schemas.openxmlformats.org/officeDocument/2006/math">
+        <m:oMathParaPr>
+          <m:jc m:val="left"/>
+        </m:oMathParaPr>
+        <m:oMath>
+          <m:r>
+            <m:t xml:space="preserve">reward</m:t>
+          </m:r>
+          <m:r>
+            <m:t xml:space="preserve">=</m:t>
+          </m:r>
+          <m:sSub>
+            <m:e>
+              <m:r>
+                <m:t xml:space="preserve">balance</m:t>
+              </m:r>
+            </m:e>
+            <m:sub>
+              <m:r>
+                <m:t xml:space="preserve">bonus</m:t>
+              </m:r>
+            </m:sub>
+          </m:sSub>
+          <m:r>
+            <m:t xml:space="preserve">+</m:t>
+          </m:r>
+          <m:sSub>
+            <m:e>
+              <m:r>
+                <m:t xml:space="preserve">throughput</m:t>
+              </m:r>
+            </m:e>
+            <m:sub>
+              <m:r>
+                <m:t xml:space="preserve">bonus</m:t>
+              </m:r>
+            </m:sub>
+          </m:sSub>
+          <m:r>
+            <m:t xml:space="preserve">−</m:t>
+          </m:r>
+          <m:sSub>
+            <m:e>
+              <m:r>
+                <m:t xml:space="preserve">latency</m:t>
+              </m:r>
+            </m:e>
+            <m:sub>
+              <m:r>
+                <m:t xml:space="preserve">penalty</m:t>
+              </m:r>
+            </m:sub>
+          </m:sSub>
+          <m:r>
+            <m:t xml:space="preserve">−</m:t>
+          </m:r>
+          <m:sSub>
+            <m:e>
+              <m:r>
+                <m:t xml:space="preserve">overload</m:t>
+              </m:r>
+            </m:e>
+            <m:sub>
+              <m:r>
+                <m:t xml:space="preserve">penalty</m:t>
+              </m:r>
+            </m:sub>
+          </m:sSub>
+        </m:oMath>
+      </m:oMathPara>
+    </w:p>
+    <w:p>
+      <w:pPr>
+        <w:pStyle w:val="BodyText"/>
+        <w:ind w:hanging="0" w:start="0"/>
+        <w:rPr/>
+      </w:pPr>
+      <w:r>
+        <w:rPr/>
+        <w:t>Trong đó:</w:t>
+      </w:r>
+    </w:p>
+    <w:p>
+      <w:pPr>
+        <w:pStyle w:val="BodyText"/>
         <w:numPr>
           <w:ilvl w:val="0"/>
-          <w:numId w:val="2"/>
+          <w:numId w:val="13"/>
         </w:numPr>
-        <w:ind w:hanging="288" w:start="576"/>
-        <w:rPr/>
-      </w:pPr>
-      <w:r>
-        <w:rPr/>
-        <w:t>Do not mix complete spellings and abbreviations of units: “Wb/m2” or “webers per square meter”, not “webers/m2”.  Spell out units when they appear in text: “. . . a few henries”, not “. . . a few H”.</w:t>
-      </w:r>
-    </w:p>
-    <w:p>
-      <w:pPr>
-        <w:pStyle w:val="bulletlist"/>
+        <w:rPr/>
+      </w:pPr>
+      <w:r>
+        <w:rPr/>
+        <w:t>balance_bonus: Thưởng khi chọn server có load thấp (công thức: balance_score * 3.0)</w:t>
+      </w:r>
+    </w:p>
+    <w:p>
+      <w:pPr>
+        <w:pStyle w:val="BodyText"/>
         <w:numPr>
           <w:ilvl w:val="0"/>
-          <w:numId w:val="2"/>
+          <w:numId w:val="13"/>
         </w:numPr>
-        <w:ind w:hanging="288" w:start="576"/>
-        <w:rPr/>
-      </w:pPr>
-      <w:r>
-        <w:rPr/>
-        <w:t>Use a zero before decimal points: “0.25”, not “.25”. Use “cm3”, not “cc”. (</w:t>
-      </w:r>
+        <w:rPr/>
+      </w:pPr>
+      <w:r>
+        <w:rPr/>
+        <w:t>throughput_bonus: Thưởng dựa trên throughput đạt được</w:t>
+      </w:r>
+    </w:p>
+    <w:p>
+      <w:pPr>
+        <w:pStyle w:val="BodyText"/>
+        <w:numPr>
+          <w:ilvl w:val="0"/>
+          <w:numId w:val="13"/>
+        </w:numPr>
+        <w:rPr/>
+      </w:pPr>
+      <w:r>
+        <w:rPr/>
+        <w:t>latency_penalty: Phạt theo độ trễ trung bình</w:t>
+      </w:r>
+    </w:p>
+    <w:p>
+      <w:pPr>
+        <w:pStyle w:val="BodyText"/>
+        <w:numPr>
+          <w:ilvl w:val="0"/>
+          <w:numId w:val="13"/>
+        </w:numPr>
+        <w:rPr/>
+      </w:pPr>
+      <w:r>
+        <w:rPr/>
+        <w:t>overload_penalty: Phạt nặng khi chọn server vượt ngưỡng 95% utilization (penalty = 20000)</w:t>
+      </w:r>
+    </w:p>
+    <w:p>
+      <w:pPr>
+        <w:pStyle w:val="Normal"/>
+        <w:jc w:val="start"/>
+        <w:rPr>
+          <w:iCs/>
+          <w:sz w:val="18"/>
+          <w:szCs w:val="18"/>
+          <w:lang w:val="en-US"/>
+        </w:rPr>
+      </w:pPr>
       <w:r>
         <w:rPr>
           <w:i/>
           <w:iCs/>
-        </w:rPr>
-        <w:t>bullet list</w:t>
-      </w:r>
-      <w:r>
-        <w:rPr/>
-        <w:t>)</w:t>
-      </w:r>
-    </w:p>
-    <w:p>
-      <w:pPr>
-        <w:pStyle w:val="Heading2"/>
-        <w:rPr/>
-      </w:pPr>
-      <w:r>
-        <w:rPr/>
-        <w:t>Equations</w:t>
-      </w:r>
-    </w:p>
-    <w:p>
-      <w:pPr>
-        <w:pStyle w:val="BodyText"/>
-        <w:rPr/>
-      </w:pPr>
-      <w:r>
-        <w:rPr/>
-        <w:t>The equations are an exception to the prescribed specifications of this template. You will need to determine whether or not your equation should be typed using either the Times New Roman or the Symbol font (please no other font). To create multileveled equations, it may be necessary to treat the equation as a graphic and insert it into the text after your paper is styled.</w:t>
-      </w:r>
-    </w:p>
-    <w:p>
-      <w:pPr>
-        <w:pStyle w:val="BodyText"/>
-        <w:rPr>
+          <w:sz w:val="18"/>
+          <w:szCs w:val="18"/>
           <w:lang w:val="en-US"/>
         </w:rPr>
-      </w:pPr>
-      <w:r>
-        <w:rPr/>
-        <w:t>Number equations consecutively. Equation numbers, within parentheses, are to position flush right, as in (1), using a right tab stop. To make your equations more compact, you may use the solidus ( / ), the exp function, or appropriate exponents. Italicize Roman symbols for quantities and variables, but not Greek symbols. Use a long dash rather than a hyphen for a minus sign. Punctuate equations with commas or periods when they are part of a sentence, as in</w:t>
-      </w:r>
-      <w:r>
-        <w:rPr>
-          <w:lang w:val="en-US"/>
-        </w:rPr>
-        <w:t>:</w:t>
-      </w:r>
-    </w:p>
-    <w:p>
-      <w:pPr>
-        <w:pStyle w:val="equation"/>
-        <w:rPr>
-          <w:rFonts w:hint="eastAsia"/>
-        </w:rPr>
-      </w:pPr>
-      <w:r>
-        <w:rPr/>
-        <w:tab/>
-      </w:r>
-      <w:r>
-        <w:rPr>
-          <w:rFonts w:cs="Times New Roman" w:ascii="Times New Roman" w:hAnsi="Times New Roman"/>
-          <w:i/>
-        </w:rPr>
-        <w:t>a</w:t>
-      </w:r>
-      <w:r>
-        <w:rPr/>
-        <w:t></w:t>
-      </w:r>
-      <w:r>
-        <w:rPr>
-          <w:rFonts w:cs="Times New Roman" w:ascii="Times New Roman" w:hAnsi="Times New Roman"/>
-          <w:i/>
-        </w:rPr>
-        <w:t>b</w:t>
-      </w:r>
-      <w:r>
-        <w:rPr/>
-        <w:t></w:t>
-        <w:tab/>
-        <w:t></w:t>
-      </w:r>
-    </w:p>
-    <w:p>
-      <w:pPr>
-        <w:pStyle w:val="BodyText"/>
-        <w:rPr/>
-      </w:pPr>
-      <w:r>
-        <w:rPr/>
-        <w:t>Note that the equation is centered using a center tab stop. Be sure that the symbols in your equation have been defined before or immediately following the equation. Use “(1)”, not “Eq. (1)” or “equation (1)”, except at the beginning of a sentence: “Equation (1) is . . .”</w:t>
-      </w:r>
-    </w:p>
-    <w:p>
-      <w:pPr>
-        <w:pStyle w:val="Heading2"/>
-        <w:rPr/>
-      </w:pPr>
-      <w:r>
-        <w:rPr/>
-        <w:t>Some Common Mistakes</w:t>
-      </w:r>
-    </w:p>
-    <w:p>
-      <w:pPr>
-        <w:pStyle w:val="bulletlist"/>
-        <w:numPr>
-          <w:ilvl w:val="0"/>
-          <w:numId w:val="2"/>
-        </w:numPr>
-        <w:ind w:hanging="288" w:start="576"/>
-        <w:rPr/>
-      </w:pPr>
-      <w:r>
-        <w:rPr/>
-        <w:t>The word “data” is plural, not singular.</w:t>
-      </w:r>
-    </w:p>
-    <w:p>
-      <w:pPr>
-        <w:pStyle w:val="bulletlist"/>
-        <w:numPr>
-          <w:ilvl w:val="0"/>
-          <w:numId w:val="2"/>
-        </w:numPr>
-        <w:ind w:hanging="288" w:start="576"/>
-        <w:rPr/>
-      </w:pPr>
-      <w:r>
-        <w:rPr/>
-        <w:t xml:space="preserve">The subscript for the permeability of vacuum </w:t>
-      </w:r>
-      <w:r>
-        <w:rPr>
-          <w:rFonts w:cs="Symbol" w:ascii="Symbol" w:hAnsi="Symbol"/>
+        <w:t>A.</w:t>
+      </w:r>
+      <w:r>
+        <w:rPr>
           <w:i/>
           <w:iCs/>
-        </w:rPr>
-        <w:t></w:t>
-      </w:r>
-      <w:r>
-        <w:rPr>
-          <w:vertAlign w:val="subscript"/>
-        </w:rPr>
-        <w:t>0</w:t>
-      </w:r>
-      <w:r>
-        <w:rPr/>
-        <w:t>, and other common scientific constants, is zero with subscript formatting, not a lowercase letter “o”.</w:t>
-      </w:r>
-    </w:p>
-    <w:p>
-      <w:pPr>
-        <w:pStyle w:val="bulletlist"/>
-        <w:numPr>
-          <w:ilvl w:val="0"/>
-          <w:numId w:val="2"/>
-        </w:numPr>
-        <w:ind w:hanging="288" w:start="576"/>
-        <w:rPr/>
-      </w:pPr>
-      <w:r>
-        <w:rPr/>
-        <w:t>In American English, commas, semicolons, periods, question and exclamation marks are located within quotation marks only when a complete thought or name is cited, such as a title or full quotation. When quotation marks are used, instead of a bold or italic typeface, to highlight a word or phrase, punctuation should appear outside of the quotation marks. A parenthetical phrase or statement at the end of a sentence is punctuated outside of the closing parenthesis (like this). (A parenthetical sentence is punctuated within the parentheses.)</w:t>
-      </w:r>
-    </w:p>
-    <w:p>
-      <w:pPr>
-        <w:pStyle w:val="bulletlist"/>
-        <w:numPr>
-          <w:ilvl w:val="0"/>
-          <w:numId w:val="2"/>
-        </w:numPr>
-        <w:ind w:hanging="288" w:start="576"/>
-        <w:rPr/>
-      </w:pPr>
-      <w:r>
-        <w:rPr/>
-        <w:t>A graph within a graph is an “inset”, not an “insert”. The word alternatively is preferred to the word “alternately” (unless you really mean something that alternates).</w:t>
-      </w:r>
-    </w:p>
-    <w:p>
-      <w:pPr>
-        <w:pStyle w:val="bulletlist"/>
-        <w:numPr>
-          <w:ilvl w:val="0"/>
-          <w:numId w:val="2"/>
-        </w:numPr>
-        <w:ind w:hanging="288" w:start="576"/>
-        <w:rPr/>
-      </w:pPr>
-      <w:r>
-        <w:rPr/>
-        <w:t>Do not use the word “essentially” to mean “approximately” or “effectively”.</w:t>
-      </w:r>
-    </w:p>
-    <w:p>
-      <w:pPr>
-        <w:pStyle w:val="bulletlist"/>
-        <w:numPr>
-          <w:ilvl w:val="0"/>
-          <w:numId w:val="2"/>
-        </w:numPr>
-        <w:ind w:hanging="288" w:start="576"/>
-        <w:rPr/>
-      </w:pPr>
-      <w:r>
-        <w:rPr/>
-        <w:t>In your paper title, if the words “that uses” can accurately replace the word “using”, capitalize the “u”; if not, keep using lower-cased.</w:t>
-      </w:r>
-    </w:p>
-    <w:p>
-      <w:pPr>
-        <w:pStyle w:val="bulletlist"/>
-        <w:numPr>
-          <w:ilvl w:val="0"/>
-          <w:numId w:val="2"/>
-        </w:numPr>
-        <w:ind w:hanging="288" w:start="576"/>
-        <w:rPr/>
-      </w:pPr>
-      <w:r>
-        <w:rPr/>
-        <w:t>Be aware of the different meanings of the homophones “affect” and “effect”, “complement” and “compliment”, “discreet” and “discrete”, “principal” and “principle”.</w:t>
-      </w:r>
-    </w:p>
-    <w:p>
-      <w:pPr>
-        <w:pStyle w:val="bulletlist"/>
-        <w:numPr>
-          <w:ilvl w:val="0"/>
-          <w:numId w:val="2"/>
-        </w:numPr>
-        <w:ind w:hanging="288" w:start="576"/>
-        <w:rPr/>
-      </w:pPr>
-      <w:r>
-        <w:rPr/>
-        <w:t>Do not confuse “imply” and “infer”.</w:t>
-      </w:r>
-    </w:p>
-    <w:p>
-      <w:pPr>
-        <w:pStyle w:val="bulletlist"/>
-        <w:numPr>
-          <w:ilvl w:val="0"/>
-          <w:numId w:val="2"/>
-        </w:numPr>
-        <w:ind w:hanging="288" w:start="576"/>
-        <w:rPr/>
-      </w:pPr>
-      <w:r>
-        <w:rPr/>
-        <w:t>The prefix “non” is not a word; it should be joined to the word it modifies, usually without a hyphen.</w:t>
-      </w:r>
-    </w:p>
-    <w:p>
-      <w:pPr>
-        <w:pStyle w:val="bulletlist"/>
-        <w:numPr>
-          <w:ilvl w:val="0"/>
-          <w:numId w:val="2"/>
-        </w:numPr>
-        <w:ind w:hanging="288" w:start="576"/>
-        <w:rPr/>
-      </w:pPr>
-      <w:r>
-        <w:rPr/>
-        <w:t>There is no period after the “et” in the Latin abbreviation “et al.”.</w:t>
-      </w:r>
-    </w:p>
-    <w:p>
-      <w:pPr>
-        <w:pStyle w:val="bulletlist"/>
-        <w:numPr>
-          <w:ilvl w:val="0"/>
-          <w:numId w:val="2"/>
-        </w:numPr>
-        <w:ind w:hanging="288" w:start="576"/>
-        <w:rPr/>
-      </w:pPr>
-      <w:r>
-        <w:rPr/>
-        <w:t>The abbreviation “i.e.” means “that is”, and the abbreviation “e.g.” means “for example”.</w:t>
-      </w:r>
-    </w:p>
-    <w:p>
-      <w:pPr>
-        <w:pStyle w:val="BodyText"/>
-        <w:rPr/>
-      </w:pPr>
-      <w:r>
-        <w:rPr/>
-        <w:t>An excellent style manual for science writers is [7].</w:t>
+          <w:sz w:val="18"/>
+          <w:szCs w:val="18"/>
+          <w:lang w:val="en-US"/>
+        </w:rPr>
+        <w:t>2</w:t>
+      </w:r>
+      <w:r>
+        <w:rPr>
+          <w:iCs/>
+          <w:sz w:val="18"/>
+          <w:szCs w:val="18"/>
+          <w:lang w:val="en-US"/>
+        </w:rPr>
+        <w:t xml:space="preserve"> Môi trường huấn luyện Gymnasium</w:t>
       </w:r>
     </w:p>
     <w:p>
@@ -1357,8 +4402,8 @@
         <w:tblLook w:noHBand="0" w:noVBand="0" w:firstColumn="0" w:lastRow="0" w:lastColumn="0" w:firstRow="0"/>
       </w:tblPr>
       <w:tblGrid>
-        <w:gridCol w:w="719"/>
-        <w:gridCol w:w="2255"/>
+        <w:gridCol w:w="718"/>
+        <w:gridCol w:w="2256"/>
         <w:gridCol w:w="900"/>
         <w:gridCol w:w="857"/>
         <w:gridCol w:w="11"/>
@@ -1371,7 +4416,7 @@
         </w:trPr>
         <w:tc>
           <w:tcPr>
-            <w:tcW w:w="719" w:type="dxa"/>
+            <w:tcW w:w="718" w:type="dxa"/>
             <w:vMerge w:val="restart"/>
             <w:tcBorders>
               <w:top w:val="single" w:sz="2" w:space="0" w:color="000000"/>
@@ -1394,7 +4439,7 @@
         </w:tc>
         <w:tc>
           <w:tcPr>
-            <w:tcW w:w="4023" w:type="dxa"/>
+            <w:tcW w:w="4024" w:type="dxa"/>
             <w:gridSpan w:val="4"/>
             <w:tcBorders>
               <w:top w:val="single" w:sz="2" w:space="0" w:color="000000"/>
@@ -1424,7 +4469,7 @@
         </w:trPr>
         <w:tc>
           <w:tcPr>
-            <w:tcW w:w="719" w:type="dxa"/>
+            <w:tcW w:w="718" w:type="dxa"/>
             <w:vMerge w:val="continue"/>
             <w:tcBorders>
               <w:top w:val="single" w:sz="2" w:space="0" w:color="000000"/>
@@ -1451,7 +4496,7 @@
         </w:tc>
         <w:tc>
           <w:tcPr>
-            <w:tcW w:w="2255" w:type="dxa"/>
+            <w:tcW w:w="2256" w:type="dxa"/>
             <w:tcBorders>
               <w:top w:val="single" w:sz="2" w:space="0" w:color="000000"/>
               <w:start w:val="single" w:sz="2" w:space="0" w:color="000000"/>
@@ -1542,7 +4587,7 @@
         </w:trPr>
         <w:tc>
           <w:tcPr>
-            <w:tcW w:w="719" w:type="dxa"/>
+            <w:tcW w:w="718" w:type="dxa"/>
             <w:tcBorders>
               <w:top w:val="single" w:sz="2" w:space="0" w:color="000000"/>
               <w:start w:val="single" w:sz="2" w:space="0" w:color="000000"/>
@@ -1567,7 +4612,7 @@
         </w:tc>
         <w:tc>
           <w:tcPr>
-            <w:tcW w:w="2255" w:type="dxa"/>
+            <w:tcW w:w="2256" w:type="dxa"/>
             <w:tcBorders>
               <w:top w:val="single" w:sz="2" w:space="0" w:color="000000"/>
               <w:start w:val="single" w:sz="2" w:space="0" w:color="000000"/>
@@ -2054,7 +5099,7 @@
         <w:rPr/>
         <w:t xml:space="preserve"> Code Ocean, Aug. 2023. [Online]. Available: </w:t>
       </w:r>
-      <w:hyperlink r:id="rId10">
+      <w:hyperlink r:id="rId20">
         <w:r>
           <w:rPr>
             <w:rStyle w:val="Style4"/>
@@ -2388,7 +5433,7 @@
       <w:lvlJc w:val="start"/>
       <w:pPr>
         <w:tabs>
-          <w:tab w:val="num" w:pos="3240"/>
+          <w:tab w:val="num" w:pos="0"/>
         </w:tabs>
         <w:ind w:start="2880" w:hanging="0"/>
       </w:pPr>
@@ -2929,6 +5974,7 @@
         </w:tabs>
         <w:ind w:start="1080" w:hanging="360"/>
       </w:pPr>
+      <w:rPr/>
     </w:lvl>
     <w:lvl w:ilvl="2">
       <w:start w:val="1"/>
@@ -2941,6 +5987,7 @@
         </w:tabs>
         <w:ind w:start="1440" w:hanging="360"/>
       </w:pPr>
+      <w:rPr/>
     </w:lvl>
     <w:lvl w:ilvl="3">
       <w:start w:val="1"/>
@@ -2953,6 +6000,7 @@
         </w:tabs>
         <w:ind w:start="1800" w:hanging="360"/>
       </w:pPr>
+      <w:rPr/>
     </w:lvl>
     <w:lvl w:ilvl="4">
       <w:start w:val="1"/>
@@ -2965,6 +6013,7 @@
         </w:tabs>
         <w:ind w:start="2160" w:hanging="360"/>
       </w:pPr>
+      <w:rPr/>
     </w:lvl>
     <w:lvl w:ilvl="5">
       <w:start w:val="1"/>
@@ -2977,6 +6026,7 @@
         </w:tabs>
         <w:ind w:start="2520" w:hanging="360"/>
       </w:pPr>
+      <w:rPr/>
     </w:lvl>
     <w:lvl w:ilvl="6">
       <w:start w:val="1"/>
@@ -2989,6 +6039,7 @@
         </w:tabs>
         <w:ind w:start="2880" w:hanging="360"/>
       </w:pPr>
+      <w:rPr/>
     </w:lvl>
     <w:lvl w:ilvl="7">
       <w:start w:val="1"/>
@@ -3001,6 +6052,7 @@
         </w:tabs>
         <w:ind w:start="3240" w:hanging="360"/>
       </w:pPr>
+      <w:rPr/>
     </w:lvl>
     <w:lvl w:ilvl="8">
       <w:start w:val="1"/>
@@ -3013,6 +6065,7 @@
         </w:tabs>
         <w:ind w:start="3600" w:hanging="360"/>
       </w:pPr>
+      <w:rPr/>
     </w:lvl>
   </w:abstractNum>
   <w:abstractNum w:abstractNumId="6">
@@ -3048,6 +6101,7 @@
         </w:tabs>
         <w:ind w:start="1080" w:hanging="360"/>
       </w:pPr>
+      <w:rPr/>
     </w:lvl>
     <w:lvl w:ilvl="2">
       <w:start w:val="1"/>
@@ -3060,6 +6114,7 @@
         </w:tabs>
         <w:ind w:start="1440" w:hanging="360"/>
       </w:pPr>
+      <w:rPr/>
     </w:lvl>
     <w:lvl w:ilvl="3">
       <w:start w:val="1"/>
@@ -3072,6 +6127,7 @@
         </w:tabs>
         <w:ind w:start="1800" w:hanging="360"/>
       </w:pPr>
+      <w:rPr/>
     </w:lvl>
     <w:lvl w:ilvl="4">
       <w:start w:val="1"/>
@@ -3084,6 +6140,7 @@
         </w:tabs>
         <w:ind w:start="2160" w:hanging="360"/>
       </w:pPr>
+      <w:rPr/>
     </w:lvl>
     <w:lvl w:ilvl="5">
       <w:start w:val="1"/>
@@ -3096,6 +6153,7 @@
         </w:tabs>
         <w:ind w:start="2520" w:hanging="360"/>
       </w:pPr>
+      <w:rPr/>
     </w:lvl>
     <w:lvl w:ilvl="6">
       <w:start w:val="1"/>
@@ -3108,6 +6166,7 @@
         </w:tabs>
         <w:ind w:start="2880" w:hanging="360"/>
       </w:pPr>
+      <w:rPr/>
     </w:lvl>
     <w:lvl w:ilvl="7">
       <w:start w:val="1"/>
@@ -3120,6 +6179,7 @@
         </w:tabs>
         <w:ind w:start="3240" w:hanging="360"/>
       </w:pPr>
+      <w:rPr/>
     </w:lvl>
     <w:lvl w:ilvl="8">
       <w:start w:val="1"/>
@@ -3132,6 +6192,7 @@
         </w:tabs>
         <w:ind w:start="3600" w:hanging="360"/>
       </w:pPr>
+      <w:rPr/>
     </w:lvl>
   </w:abstractNum>
   <w:abstractNum w:abstractNumId="7">
@@ -3276,6 +6337,810 @@
       <w:rPr/>
     </w:lvl>
   </w:abstractNum>
+  <w:abstractNum w:abstractNumId="8">
+    <w:lvl w:ilvl="0">
+      <w:start w:val="1"/>
+      <w:numFmt w:val="bullet"/>
+      <w:lvlText w:val=""/>
+      <w:lvlJc w:val="start"/>
+      <w:pPr>
+        <w:tabs>
+          <w:tab w:val="num" w:pos="1008"/>
+        </w:tabs>
+        <w:ind w:start="1008" w:hanging="360"/>
+      </w:pPr>
+      <w:rPr>
+        <w:rFonts w:ascii="Symbol" w:hAnsi="Symbol" w:cs="Symbol" w:hint="default"/>
+      </w:rPr>
+    </w:lvl>
+    <w:lvl w:ilvl="1">
+      <w:start w:val="1"/>
+      <w:numFmt w:val="bullet"/>
+      <w:lvlText w:val="◦"/>
+      <w:lvlJc w:val="start"/>
+      <w:pPr>
+        <w:tabs>
+          <w:tab w:val="num" w:pos="1368"/>
+        </w:tabs>
+        <w:ind w:start="1368" w:hanging="360"/>
+      </w:pPr>
+      <w:rPr>
+        <w:rFonts w:ascii="OpenSymbol" w:hAnsi="OpenSymbol" w:cs="OpenSymbol" w:hint="default"/>
+      </w:rPr>
+    </w:lvl>
+    <w:lvl w:ilvl="2">
+      <w:start w:val="1"/>
+      <w:numFmt w:val="bullet"/>
+      <w:lvlText w:val="▪"/>
+      <w:lvlJc w:val="start"/>
+      <w:pPr>
+        <w:tabs>
+          <w:tab w:val="num" w:pos="1728"/>
+        </w:tabs>
+        <w:ind w:start="1728" w:hanging="360"/>
+      </w:pPr>
+      <w:rPr>
+        <w:rFonts w:ascii="OpenSymbol" w:hAnsi="OpenSymbol" w:cs="OpenSymbol" w:hint="default"/>
+      </w:rPr>
+    </w:lvl>
+    <w:lvl w:ilvl="3">
+      <w:start w:val="1"/>
+      <w:numFmt w:val="bullet"/>
+      <w:lvlText w:val=""/>
+      <w:lvlJc w:val="start"/>
+      <w:pPr>
+        <w:tabs>
+          <w:tab w:val="num" w:pos="2088"/>
+        </w:tabs>
+        <w:ind w:start="2088" w:hanging="360"/>
+      </w:pPr>
+      <w:rPr>
+        <w:rFonts w:ascii="Symbol" w:hAnsi="Symbol" w:cs="Symbol" w:hint="default"/>
+      </w:rPr>
+    </w:lvl>
+    <w:lvl w:ilvl="4">
+      <w:start w:val="1"/>
+      <w:numFmt w:val="bullet"/>
+      <w:lvlText w:val="◦"/>
+      <w:lvlJc w:val="start"/>
+      <w:pPr>
+        <w:tabs>
+          <w:tab w:val="num" w:pos="2448"/>
+        </w:tabs>
+        <w:ind w:start="2448" w:hanging="360"/>
+      </w:pPr>
+      <w:rPr>
+        <w:rFonts w:ascii="OpenSymbol" w:hAnsi="OpenSymbol" w:cs="OpenSymbol" w:hint="default"/>
+      </w:rPr>
+    </w:lvl>
+    <w:lvl w:ilvl="5">
+      <w:start w:val="1"/>
+      <w:numFmt w:val="bullet"/>
+      <w:lvlText w:val="▪"/>
+      <w:lvlJc w:val="start"/>
+      <w:pPr>
+        <w:tabs>
+          <w:tab w:val="num" w:pos="2808"/>
+        </w:tabs>
+        <w:ind w:start="2808" w:hanging="360"/>
+      </w:pPr>
+      <w:rPr>
+        <w:rFonts w:ascii="OpenSymbol" w:hAnsi="OpenSymbol" w:cs="OpenSymbol" w:hint="default"/>
+      </w:rPr>
+    </w:lvl>
+    <w:lvl w:ilvl="6">
+      <w:start w:val="1"/>
+      <w:numFmt w:val="bullet"/>
+      <w:lvlText w:val=""/>
+      <w:lvlJc w:val="start"/>
+      <w:pPr>
+        <w:tabs>
+          <w:tab w:val="num" w:pos="3168"/>
+        </w:tabs>
+        <w:ind w:start="3168" w:hanging="360"/>
+      </w:pPr>
+      <w:rPr>
+        <w:rFonts w:ascii="Symbol" w:hAnsi="Symbol" w:cs="Symbol" w:hint="default"/>
+      </w:rPr>
+    </w:lvl>
+    <w:lvl w:ilvl="7">
+      <w:start w:val="1"/>
+      <w:numFmt w:val="bullet"/>
+      <w:lvlText w:val="◦"/>
+      <w:lvlJc w:val="start"/>
+      <w:pPr>
+        <w:tabs>
+          <w:tab w:val="num" w:pos="3528"/>
+        </w:tabs>
+        <w:ind w:start="3528" w:hanging="360"/>
+      </w:pPr>
+      <w:rPr>
+        <w:rFonts w:ascii="OpenSymbol" w:hAnsi="OpenSymbol" w:cs="OpenSymbol" w:hint="default"/>
+      </w:rPr>
+    </w:lvl>
+    <w:lvl w:ilvl="8">
+      <w:start w:val="1"/>
+      <w:numFmt w:val="bullet"/>
+      <w:lvlText w:val="▪"/>
+      <w:lvlJc w:val="start"/>
+      <w:pPr>
+        <w:tabs>
+          <w:tab w:val="num" w:pos="3888"/>
+        </w:tabs>
+        <w:ind w:start="3888" w:hanging="360"/>
+      </w:pPr>
+      <w:rPr>
+        <w:rFonts w:ascii="OpenSymbol" w:hAnsi="OpenSymbol" w:cs="OpenSymbol" w:hint="default"/>
+      </w:rPr>
+    </w:lvl>
+  </w:abstractNum>
+  <w:abstractNum w:abstractNumId="9">
+    <w:lvl w:ilvl="0">
+      <w:start w:val="1"/>
+      <w:numFmt w:val="decimal"/>
+      <w:lvlText w:val="%1."/>
+      <w:lvlJc w:val="start"/>
+      <w:pPr>
+        <w:tabs>
+          <w:tab w:val="num" w:pos="720"/>
+        </w:tabs>
+        <w:ind w:start="720" w:hanging="360"/>
+      </w:pPr>
+      <w:rPr/>
+    </w:lvl>
+    <w:lvl w:ilvl="1">
+      <w:start w:val="1"/>
+      <w:numFmt w:val="decimal"/>
+      <w:lvlText w:val="%2."/>
+      <w:lvlJc w:val="start"/>
+      <w:pPr>
+        <w:tabs>
+          <w:tab w:val="num" w:pos="1080"/>
+        </w:tabs>
+        <w:ind w:start="1080" w:hanging="360"/>
+      </w:pPr>
+      <w:rPr/>
+    </w:lvl>
+    <w:lvl w:ilvl="2">
+      <w:start w:val="1"/>
+      <w:numFmt w:val="decimal"/>
+      <w:lvlText w:val="%3."/>
+      <w:lvlJc w:val="start"/>
+      <w:pPr>
+        <w:tabs>
+          <w:tab w:val="num" w:pos="1440"/>
+        </w:tabs>
+        <w:ind w:start="1440" w:hanging="360"/>
+      </w:pPr>
+      <w:rPr/>
+    </w:lvl>
+    <w:lvl w:ilvl="3">
+      <w:start w:val="1"/>
+      <w:numFmt w:val="decimal"/>
+      <w:lvlText w:val="%4."/>
+      <w:lvlJc w:val="start"/>
+      <w:pPr>
+        <w:tabs>
+          <w:tab w:val="num" w:pos="1800"/>
+        </w:tabs>
+        <w:ind w:start="1800" w:hanging="360"/>
+      </w:pPr>
+      <w:rPr/>
+    </w:lvl>
+    <w:lvl w:ilvl="4">
+      <w:start w:val="1"/>
+      <w:numFmt w:val="decimal"/>
+      <w:lvlText w:val="%5."/>
+      <w:lvlJc w:val="start"/>
+      <w:pPr>
+        <w:tabs>
+          <w:tab w:val="num" w:pos="2160"/>
+        </w:tabs>
+        <w:ind w:start="2160" w:hanging="360"/>
+      </w:pPr>
+      <w:rPr/>
+    </w:lvl>
+    <w:lvl w:ilvl="5">
+      <w:start w:val="1"/>
+      <w:numFmt w:val="decimal"/>
+      <w:lvlText w:val="%6."/>
+      <w:lvlJc w:val="start"/>
+      <w:pPr>
+        <w:tabs>
+          <w:tab w:val="num" w:pos="2520"/>
+        </w:tabs>
+        <w:ind w:start="2520" w:hanging="360"/>
+      </w:pPr>
+      <w:rPr/>
+    </w:lvl>
+    <w:lvl w:ilvl="6">
+      <w:start w:val="1"/>
+      <w:numFmt w:val="decimal"/>
+      <w:lvlText w:val="%7."/>
+      <w:lvlJc w:val="start"/>
+      <w:pPr>
+        <w:tabs>
+          <w:tab w:val="num" w:pos="2880"/>
+        </w:tabs>
+        <w:ind w:start="2880" w:hanging="360"/>
+      </w:pPr>
+      <w:rPr/>
+    </w:lvl>
+    <w:lvl w:ilvl="7">
+      <w:start w:val="1"/>
+      <w:numFmt w:val="decimal"/>
+      <w:lvlText w:val="%8."/>
+      <w:lvlJc w:val="start"/>
+      <w:pPr>
+        <w:tabs>
+          <w:tab w:val="num" w:pos="3240"/>
+        </w:tabs>
+        <w:ind w:start="3240" w:hanging="360"/>
+      </w:pPr>
+      <w:rPr/>
+    </w:lvl>
+    <w:lvl w:ilvl="8">
+      <w:start w:val="1"/>
+      <w:numFmt w:val="decimal"/>
+      <w:lvlText w:val="%9."/>
+      <w:lvlJc w:val="start"/>
+      <w:pPr>
+        <w:tabs>
+          <w:tab w:val="num" w:pos="3600"/>
+        </w:tabs>
+        <w:ind w:start="3600" w:hanging="360"/>
+      </w:pPr>
+      <w:rPr/>
+    </w:lvl>
+  </w:abstractNum>
+  <w:abstractNum w:abstractNumId="10">
+    <w:lvl w:ilvl="0">
+      <w:start w:val="1"/>
+      <w:numFmt w:val="bullet"/>
+      <w:lvlText w:val=""/>
+      <w:lvlJc w:val="start"/>
+      <w:pPr>
+        <w:tabs>
+          <w:tab w:val="num" w:pos="720"/>
+        </w:tabs>
+        <w:ind w:start="720" w:hanging="360"/>
+      </w:pPr>
+      <w:rPr>
+        <w:rFonts w:ascii="Symbol" w:hAnsi="Symbol" w:cs="Symbol" w:hint="default"/>
+      </w:rPr>
+    </w:lvl>
+    <w:lvl w:ilvl="1">
+      <w:start w:val="1"/>
+      <w:numFmt w:val="bullet"/>
+      <w:lvlText w:val="◦"/>
+      <w:lvlJc w:val="start"/>
+      <w:pPr>
+        <w:tabs>
+          <w:tab w:val="num" w:pos="1080"/>
+        </w:tabs>
+        <w:ind w:start="1080" w:hanging="360"/>
+      </w:pPr>
+      <w:rPr>
+        <w:rFonts w:ascii="OpenSymbol" w:hAnsi="OpenSymbol" w:cs="OpenSymbol" w:hint="default"/>
+      </w:rPr>
+    </w:lvl>
+    <w:lvl w:ilvl="2">
+      <w:start w:val="1"/>
+      <w:numFmt w:val="bullet"/>
+      <w:lvlText w:val="▪"/>
+      <w:lvlJc w:val="start"/>
+      <w:pPr>
+        <w:tabs>
+          <w:tab w:val="num" w:pos="1440"/>
+        </w:tabs>
+        <w:ind w:start="1440" w:hanging="360"/>
+      </w:pPr>
+      <w:rPr>
+        <w:rFonts w:ascii="OpenSymbol" w:hAnsi="OpenSymbol" w:cs="OpenSymbol" w:hint="default"/>
+      </w:rPr>
+    </w:lvl>
+    <w:lvl w:ilvl="3">
+      <w:start w:val="1"/>
+      <w:numFmt w:val="bullet"/>
+      <w:lvlText w:val=""/>
+      <w:lvlJc w:val="start"/>
+      <w:pPr>
+        <w:tabs>
+          <w:tab w:val="num" w:pos="1800"/>
+        </w:tabs>
+        <w:ind w:start="1800" w:hanging="360"/>
+      </w:pPr>
+      <w:rPr>
+        <w:rFonts w:ascii="Symbol" w:hAnsi="Symbol" w:cs="Symbol" w:hint="default"/>
+      </w:rPr>
+    </w:lvl>
+    <w:lvl w:ilvl="4">
+      <w:start w:val="1"/>
+      <w:numFmt w:val="bullet"/>
+      <w:lvlText w:val="◦"/>
+      <w:lvlJc w:val="start"/>
+      <w:pPr>
+        <w:tabs>
+          <w:tab w:val="num" w:pos="2160"/>
+        </w:tabs>
+        <w:ind w:start="2160" w:hanging="360"/>
+      </w:pPr>
+      <w:rPr>
+        <w:rFonts w:ascii="OpenSymbol" w:hAnsi="OpenSymbol" w:cs="OpenSymbol" w:hint="default"/>
+      </w:rPr>
+    </w:lvl>
+    <w:lvl w:ilvl="5">
+      <w:start w:val="1"/>
+      <w:numFmt w:val="bullet"/>
+      <w:lvlText w:val="▪"/>
+      <w:lvlJc w:val="start"/>
+      <w:pPr>
+        <w:tabs>
+          <w:tab w:val="num" w:pos="2520"/>
+        </w:tabs>
+        <w:ind w:start="2520" w:hanging="360"/>
+      </w:pPr>
+      <w:rPr>
+        <w:rFonts w:ascii="OpenSymbol" w:hAnsi="OpenSymbol" w:cs="OpenSymbol" w:hint="default"/>
+      </w:rPr>
+    </w:lvl>
+    <w:lvl w:ilvl="6">
+      <w:start w:val="1"/>
+      <w:numFmt w:val="bullet"/>
+      <w:lvlText w:val=""/>
+      <w:lvlJc w:val="start"/>
+      <w:pPr>
+        <w:tabs>
+          <w:tab w:val="num" w:pos="2880"/>
+        </w:tabs>
+        <w:ind w:start="2880" w:hanging="360"/>
+      </w:pPr>
+      <w:rPr>
+        <w:rFonts w:ascii="Symbol" w:hAnsi="Symbol" w:cs="Symbol" w:hint="default"/>
+      </w:rPr>
+    </w:lvl>
+    <w:lvl w:ilvl="7">
+      <w:start w:val="1"/>
+      <w:numFmt w:val="bullet"/>
+      <w:lvlText w:val="◦"/>
+      <w:lvlJc w:val="start"/>
+      <w:pPr>
+        <w:tabs>
+          <w:tab w:val="num" w:pos="3240"/>
+        </w:tabs>
+        <w:ind w:start="3240" w:hanging="360"/>
+      </w:pPr>
+      <w:rPr>
+        <w:rFonts w:ascii="OpenSymbol" w:hAnsi="OpenSymbol" w:cs="OpenSymbol" w:hint="default"/>
+      </w:rPr>
+    </w:lvl>
+    <w:lvl w:ilvl="8">
+      <w:start w:val="1"/>
+      <w:numFmt w:val="bullet"/>
+      <w:lvlText w:val="▪"/>
+      <w:lvlJc w:val="start"/>
+      <w:pPr>
+        <w:tabs>
+          <w:tab w:val="num" w:pos="3600"/>
+        </w:tabs>
+        <w:ind w:start="3600" w:hanging="360"/>
+      </w:pPr>
+      <w:rPr>
+        <w:rFonts w:ascii="OpenSymbol" w:hAnsi="OpenSymbol" w:cs="OpenSymbol" w:hint="default"/>
+      </w:rPr>
+    </w:lvl>
+  </w:abstractNum>
+  <w:abstractNum w:abstractNumId="11">
+    <w:lvl w:ilvl="0">
+      <w:start w:val="1"/>
+      <w:numFmt w:val="bullet"/>
+      <w:lvlText w:val=""/>
+      <w:lvlJc w:val="start"/>
+      <w:pPr>
+        <w:tabs>
+          <w:tab w:val="num" w:pos="720"/>
+        </w:tabs>
+        <w:ind w:start="720" w:hanging="360"/>
+      </w:pPr>
+      <w:rPr>
+        <w:rFonts w:ascii="Wingdings 2" w:hAnsi="Wingdings 2" w:cs="Wingdings 2" w:hint="default"/>
+      </w:rPr>
+    </w:lvl>
+    <w:lvl w:ilvl="1">
+      <w:start w:val="1"/>
+      <w:numFmt w:val="bullet"/>
+      <w:lvlText w:val=""/>
+      <w:lvlJc w:val="start"/>
+      <w:pPr>
+        <w:tabs>
+          <w:tab w:val="num" w:pos="1080"/>
+        </w:tabs>
+        <w:ind w:start="1080" w:hanging="360"/>
+      </w:pPr>
+      <w:rPr>
+        <w:rFonts w:ascii="Wingdings 2" w:hAnsi="Wingdings 2" w:cs="Wingdings 2" w:hint="default"/>
+      </w:rPr>
+    </w:lvl>
+    <w:lvl w:ilvl="2">
+      <w:start w:val="1"/>
+      <w:numFmt w:val="bullet"/>
+      <w:lvlText w:val=""/>
+      <w:lvlJc w:val="start"/>
+      <w:pPr>
+        <w:tabs>
+          <w:tab w:val="num" w:pos="1440"/>
+        </w:tabs>
+        <w:ind w:start="1440" w:hanging="360"/>
+      </w:pPr>
+      <w:rPr>
+        <w:rFonts w:ascii="Wingdings 2" w:hAnsi="Wingdings 2" w:cs="Wingdings 2" w:hint="default"/>
+      </w:rPr>
+    </w:lvl>
+    <w:lvl w:ilvl="3">
+      <w:start w:val="1"/>
+      <w:numFmt w:val="bullet"/>
+      <w:lvlText w:val=""/>
+      <w:lvlJc w:val="start"/>
+      <w:pPr>
+        <w:tabs>
+          <w:tab w:val="num" w:pos="1800"/>
+        </w:tabs>
+        <w:ind w:start="1800" w:hanging="360"/>
+      </w:pPr>
+      <w:rPr>
+        <w:rFonts w:ascii="Wingdings 2" w:hAnsi="Wingdings 2" w:cs="Wingdings 2" w:hint="default"/>
+      </w:rPr>
+    </w:lvl>
+    <w:lvl w:ilvl="4">
+      <w:start w:val="1"/>
+      <w:numFmt w:val="bullet"/>
+      <w:lvlText w:val=""/>
+      <w:lvlJc w:val="start"/>
+      <w:pPr>
+        <w:tabs>
+          <w:tab w:val="num" w:pos="2160"/>
+        </w:tabs>
+        <w:ind w:start="2160" w:hanging="360"/>
+      </w:pPr>
+      <w:rPr>
+        <w:rFonts w:ascii="Wingdings 2" w:hAnsi="Wingdings 2" w:cs="Wingdings 2" w:hint="default"/>
+      </w:rPr>
+    </w:lvl>
+    <w:lvl w:ilvl="5">
+      <w:start w:val="1"/>
+      <w:numFmt w:val="bullet"/>
+      <w:lvlText w:val=""/>
+      <w:lvlJc w:val="start"/>
+      <w:pPr>
+        <w:tabs>
+          <w:tab w:val="num" w:pos="2520"/>
+        </w:tabs>
+        <w:ind w:start="2520" w:hanging="360"/>
+      </w:pPr>
+      <w:rPr>
+        <w:rFonts w:ascii="Wingdings 2" w:hAnsi="Wingdings 2" w:cs="Wingdings 2" w:hint="default"/>
+      </w:rPr>
+    </w:lvl>
+    <w:lvl w:ilvl="6">
+      <w:start w:val="1"/>
+      <w:numFmt w:val="bullet"/>
+      <w:lvlText w:val=""/>
+      <w:lvlJc w:val="start"/>
+      <w:pPr>
+        <w:tabs>
+          <w:tab w:val="num" w:pos="2880"/>
+        </w:tabs>
+        <w:ind w:start="2880" w:hanging="360"/>
+      </w:pPr>
+      <w:rPr>
+        <w:rFonts w:ascii="Wingdings 2" w:hAnsi="Wingdings 2" w:cs="Wingdings 2" w:hint="default"/>
+      </w:rPr>
+    </w:lvl>
+    <w:lvl w:ilvl="7">
+      <w:start w:val="1"/>
+      <w:numFmt w:val="bullet"/>
+      <w:lvlText w:val=""/>
+      <w:lvlJc w:val="start"/>
+      <w:pPr>
+        <w:tabs>
+          <w:tab w:val="num" w:pos="3240"/>
+        </w:tabs>
+        <w:ind w:start="3240" w:hanging="360"/>
+      </w:pPr>
+      <w:rPr>
+        <w:rFonts w:ascii="Wingdings 2" w:hAnsi="Wingdings 2" w:cs="Wingdings 2" w:hint="default"/>
+      </w:rPr>
+    </w:lvl>
+    <w:lvl w:ilvl="8">
+      <w:start w:val="1"/>
+      <w:numFmt w:val="bullet"/>
+      <w:lvlText w:val=""/>
+      <w:lvlJc w:val="start"/>
+      <w:pPr>
+        <w:tabs>
+          <w:tab w:val="num" w:pos="3600"/>
+        </w:tabs>
+        <w:ind w:start="3600" w:hanging="360"/>
+      </w:pPr>
+      <w:rPr>
+        <w:rFonts w:ascii="Wingdings 2" w:hAnsi="Wingdings 2" w:cs="Wingdings 2" w:hint="default"/>
+      </w:rPr>
+    </w:lvl>
+  </w:abstractNum>
+  <w:abstractNum w:abstractNumId="12">
+    <w:lvl w:ilvl="0">
+      <w:start w:val="1"/>
+      <w:numFmt w:val="bullet"/>
+      <w:lvlText w:val=""/>
+      <w:lvlJc w:val="start"/>
+      <w:pPr>
+        <w:tabs>
+          <w:tab w:val="num" w:pos="720"/>
+        </w:tabs>
+        <w:ind w:start="720" w:hanging="360"/>
+      </w:pPr>
+      <w:rPr>
+        <w:rFonts w:ascii="Symbol" w:hAnsi="Symbol" w:cs="Symbol" w:hint="default"/>
+      </w:rPr>
+    </w:lvl>
+    <w:lvl w:ilvl="1">
+      <w:start w:val="1"/>
+      <w:numFmt w:val="bullet"/>
+      <w:lvlText w:val="◦"/>
+      <w:lvlJc w:val="start"/>
+      <w:pPr>
+        <w:tabs>
+          <w:tab w:val="num" w:pos="1080"/>
+        </w:tabs>
+        <w:ind w:start="1080" w:hanging="360"/>
+      </w:pPr>
+      <w:rPr>
+        <w:rFonts w:ascii="OpenSymbol" w:hAnsi="OpenSymbol" w:cs="OpenSymbol" w:hint="default"/>
+      </w:rPr>
+    </w:lvl>
+    <w:lvl w:ilvl="2">
+      <w:start w:val="1"/>
+      <w:numFmt w:val="bullet"/>
+      <w:lvlText w:val="▪"/>
+      <w:lvlJc w:val="start"/>
+      <w:pPr>
+        <w:tabs>
+          <w:tab w:val="num" w:pos="1440"/>
+        </w:tabs>
+        <w:ind w:start="1440" w:hanging="360"/>
+      </w:pPr>
+      <w:rPr>
+        <w:rFonts w:ascii="OpenSymbol" w:hAnsi="OpenSymbol" w:cs="OpenSymbol" w:hint="default"/>
+      </w:rPr>
+    </w:lvl>
+    <w:lvl w:ilvl="3">
+      <w:start w:val="1"/>
+      <w:numFmt w:val="bullet"/>
+      <w:lvlText w:val=""/>
+      <w:lvlJc w:val="start"/>
+      <w:pPr>
+        <w:tabs>
+          <w:tab w:val="num" w:pos="1800"/>
+        </w:tabs>
+        <w:ind w:start="1800" w:hanging="360"/>
+      </w:pPr>
+      <w:rPr>
+        <w:rFonts w:ascii="Symbol" w:hAnsi="Symbol" w:cs="Symbol" w:hint="default"/>
+      </w:rPr>
+    </w:lvl>
+    <w:lvl w:ilvl="4">
+      <w:start w:val="1"/>
+      <w:numFmt w:val="bullet"/>
+      <w:lvlText w:val="◦"/>
+      <w:lvlJc w:val="start"/>
+      <w:pPr>
+        <w:tabs>
+          <w:tab w:val="num" w:pos="2160"/>
+        </w:tabs>
+        <w:ind w:start="2160" w:hanging="360"/>
+      </w:pPr>
+      <w:rPr>
+        <w:rFonts w:ascii="OpenSymbol" w:hAnsi="OpenSymbol" w:cs="OpenSymbol" w:hint="default"/>
+      </w:rPr>
+    </w:lvl>
+    <w:lvl w:ilvl="5">
+      <w:start w:val="1"/>
+      <w:numFmt w:val="bullet"/>
+      <w:lvlText w:val="▪"/>
+      <w:lvlJc w:val="start"/>
+      <w:pPr>
+        <w:tabs>
+          <w:tab w:val="num" w:pos="2520"/>
+        </w:tabs>
+        <w:ind w:start="2520" w:hanging="360"/>
+      </w:pPr>
+      <w:rPr>
+        <w:rFonts w:ascii="OpenSymbol" w:hAnsi="OpenSymbol" w:cs="OpenSymbol" w:hint="default"/>
+      </w:rPr>
+    </w:lvl>
+    <w:lvl w:ilvl="6">
+      <w:start w:val="1"/>
+      <w:numFmt w:val="bullet"/>
+      <w:lvlText w:val=""/>
+      <w:lvlJc w:val="start"/>
+      <w:pPr>
+        <w:tabs>
+          <w:tab w:val="num" w:pos="2880"/>
+        </w:tabs>
+        <w:ind w:start="2880" w:hanging="360"/>
+      </w:pPr>
+      <w:rPr>
+        <w:rFonts w:ascii="Symbol" w:hAnsi="Symbol" w:cs="Symbol" w:hint="default"/>
+      </w:rPr>
+    </w:lvl>
+    <w:lvl w:ilvl="7">
+      <w:start w:val="1"/>
+      <w:numFmt w:val="bullet"/>
+      <w:lvlText w:val="◦"/>
+      <w:lvlJc w:val="start"/>
+      <w:pPr>
+        <w:tabs>
+          <w:tab w:val="num" w:pos="3240"/>
+        </w:tabs>
+        <w:ind w:start="3240" w:hanging="360"/>
+      </w:pPr>
+      <w:rPr>
+        <w:rFonts w:ascii="OpenSymbol" w:hAnsi="OpenSymbol" w:cs="OpenSymbol" w:hint="default"/>
+      </w:rPr>
+    </w:lvl>
+    <w:lvl w:ilvl="8">
+      <w:start w:val="1"/>
+      <w:numFmt w:val="bullet"/>
+      <w:lvlText w:val="▪"/>
+      <w:lvlJc w:val="start"/>
+      <w:pPr>
+        <w:tabs>
+          <w:tab w:val="num" w:pos="3600"/>
+        </w:tabs>
+        <w:ind w:start="3600" w:hanging="360"/>
+      </w:pPr>
+      <w:rPr>
+        <w:rFonts w:ascii="OpenSymbol" w:hAnsi="OpenSymbol" w:cs="OpenSymbol" w:hint="default"/>
+      </w:rPr>
+    </w:lvl>
+  </w:abstractNum>
+  <w:abstractNum w:abstractNumId="13">
+    <w:lvl w:ilvl="0">
+      <w:start w:val="1"/>
+      <w:numFmt w:val="bullet"/>
+      <w:lvlText w:val=""/>
+      <w:lvlJc w:val="start"/>
+      <w:pPr>
+        <w:tabs>
+          <w:tab w:val="num" w:pos="720"/>
+        </w:tabs>
+        <w:ind w:start="720" w:hanging="360"/>
+      </w:pPr>
+      <w:rPr>
+        <w:rFonts w:ascii="Symbol" w:hAnsi="Symbol" w:cs="Symbol" w:hint="default"/>
+      </w:rPr>
+    </w:lvl>
+    <w:lvl w:ilvl="1">
+      <w:start w:val="1"/>
+      <w:numFmt w:val="bullet"/>
+      <w:lvlText w:val="◦"/>
+      <w:lvlJc w:val="start"/>
+      <w:pPr>
+        <w:tabs>
+          <w:tab w:val="num" w:pos="1080"/>
+        </w:tabs>
+        <w:ind w:start="1080" w:hanging="360"/>
+      </w:pPr>
+      <w:rPr>
+        <w:rFonts w:ascii="OpenSymbol" w:hAnsi="OpenSymbol" w:cs="OpenSymbol" w:hint="default"/>
+      </w:rPr>
+    </w:lvl>
+    <w:lvl w:ilvl="2">
+      <w:start w:val="1"/>
+      <w:numFmt w:val="bullet"/>
+      <w:lvlText w:val="▪"/>
+      <w:lvlJc w:val="start"/>
+      <w:pPr>
+        <w:tabs>
+          <w:tab w:val="num" w:pos="1440"/>
+        </w:tabs>
+        <w:ind w:start="1440" w:hanging="360"/>
+      </w:pPr>
+      <w:rPr>
+        <w:rFonts w:ascii="OpenSymbol" w:hAnsi="OpenSymbol" w:cs="OpenSymbol" w:hint="default"/>
+      </w:rPr>
+    </w:lvl>
+    <w:lvl w:ilvl="3">
+      <w:start w:val="1"/>
+      <w:numFmt w:val="bullet"/>
+      <w:lvlText w:val=""/>
+      <w:lvlJc w:val="start"/>
+      <w:pPr>
+        <w:tabs>
+          <w:tab w:val="num" w:pos="1800"/>
+        </w:tabs>
+        <w:ind w:start="1800" w:hanging="360"/>
+      </w:pPr>
+      <w:rPr>
+        <w:rFonts w:ascii="Symbol" w:hAnsi="Symbol" w:cs="Symbol" w:hint="default"/>
+      </w:rPr>
+    </w:lvl>
+    <w:lvl w:ilvl="4">
+      <w:start w:val="1"/>
+      <w:numFmt w:val="bullet"/>
+      <w:lvlText w:val="◦"/>
+      <w:lvlJc w:val="start"/>
+      <w:pPr>
+        <w:tabs>
+          <w:tab w:val="num" w:pos="2160"/>
+        </w:tabs>
+        <w:ind w:start="2160" w:hanging="360"/>
+      </w:pPr>
+      <w:rPr>
+        <w:rFonts w:ascii="OpenSymbol" w:hAnsi="OpenSymbol" w:cs="OpenSymbol" w:hint="default"/>
+      </w:rPr>
+    </w:lvl>
+    <w:lvl w:ilvl="5">
+      <w:start w:val="1"/>
+      <w:numFmt w:val="bullet"/>
+      <w:lvlText w:val="▪"/>
+      <w:lvlJc w:val="start"/>
+      <w:pPr>
+        <w:tabs>
+          <w:tab w:val="num" w:pos="2520"/>
+        </w:tabs>
+        <w:ind w:start="2520" w:hanging="360"/>
+      </w:pPr>
+      <w:rPr>
+        <w:rFonts w:ascii="OpenSymbol" w:hAnsi="OpenSymbol" w:cs="OpenSymbol" w:hint="default"/>
+      </w:rPr>
+    </w:lvl>
+    <w:lvl w:ilvl="6">
+      <w:start w:val="1"/>
+      <w:numFmt w:val="bullet"/>
+      <w:lvlText w:val=""/>
+      <w:lvlJc w:val="start"/>
+      <w:pPr>
+        <w:tabs>
+          <w:tab w:val="num" w:pos="2880"/>
+        </w:tabs>
+        <w:ind w:start="2880" w:hanging="360"/>
+      </w:pPr>
+      <w:rPr>
+        <w:rFonts w:ascii="Symbol" w:hAnsi="Symbol" w:cs="Symbol" w:hint="default"/>
+      </w:rPr>
+    </w:lvl>
+    <w:lvl w:ilvl="7">
+      <w:start w:val="1"/>
+      <w:numFmt w:val="bullet"/>
+      <w:lvlText w:val="◦"/>
+      <w:lvlJc w:val="start"/>
+      <w:pPr>
+        <w:tabs>
+          <w:tab w:val="num" w:pos="3240"/>
+        </w:tabs>
+        <w:ind w:start="3240" w:hanging="360"/>
+      </w:pPr>
+      <w:rPr>
+        <w:rFonts w:ascii="OpenSymbol" w:hAnsi="OpenSymbol" w:cs="OpenSymbol" w:hint="default"/>
+      </w:rPr>
+    </w:lvl>
+    <w:lvl w:ilvl="8">
+      <w:start w:val="1"/>
+      <w:numFmt w:val="bullet"/>
+      <w:lvlText w:val="▪"/>
+      <w:lvlJc w:val="start"/>
+      <w:pPr>
+        <w:tabs>
+          <w:tab w:val="num" w:pos="3600"/>
+        </w:tabs>
+        <w:ind w:start="3600" w:hanging="360"/>
+      </w:pPr>
+      <w:rPr>
+        <w:rFonts w:ascii="OpenSymbol" w:hAnsi="OpenSymbol" w:cs="OpenSymbol" w:hint="default"/>
+      </w:rPr>
+    </w:lvl>
+  </w:abstractNum>
   <w:num w:numId="1">
     <w:abstractNumId w:val="1"/>
   </w:num>
@@ -3296,6 +7161,24 @@
   </w:num>
   <w:num w:numId="7">
     <w:abstractNumId w:val="7"/>
+  </w:num>
+  <w:num w:numId="8">
+    <w:abstractNumId w:val="8"/>
+  </w:num>
+  <w:num w:numId="9">
+    <w:abstractNumId w:val="9"/>
+  </w:num>
+  <w:num w:numId="10">
+    <w:abstractNumId w:val="10"/>
+  </w:num>
+  <w:num w:numId="11">
+    <w:abstractNumId w:val="11"/>
+  </w:num>
+  <w:num w:numId="12">
+    <w:abstractNumId w:val="12"/>
+  </w:num>
+  <w:num w:numId="13">
+    <w:abstractNumId w:val="13"/>
   </w:num>
 </w:numbering>
 </file>
@@ -3783,6 +7666,26 @@
       <w:shd w:fill="E1DFDD" w:val="clear"/>
     </w:rPr>
   </w:style>
+  <w:style w:type="character" w:styleId="NumberingSymbols">
+    <w:name w:val="Numbering Symbols"/>
+    <w:qFormat/>
+    <w:rPr/>
+  </w:style>
+  <w:style w:type="character" w:styleId="Strong">
+    <w:name w:val="Strong"/>
+    <w:qFormat/>
+    <w:rPr>
+      <w:b/>
+      <w:bCs/>
+    </w:rPr>
+  </w:style>
+  <w:style w:type="character" w:styleId="Bullets">
+    <w:name w:val="Bullets"/>
+    <w:qFormat/>
+    <w:rPr>
+      <w:rFonts w:ascii="OpenSymbol" w:hAnsi="OpenSymbol" w:eastAsia="OpenSymbol" w:cs="OpenSymbol"/>
+    </w:rPr>
+  </w:style>
   <w:style w:type="paragraph" w:styleId="Heading">
     <w:name w:val="Heading"/>
     <w:basedOn w:val="Normal"/>
@@ -3858,6 +7761,7 @@
     <w:rsid w:val="00972203"/>
     <w:pPr>
       <w:widowControl/>
+      <w:suppressAutoHyphens w:val="true"/>
       <w:bidi w:val="0"/>
       <w:spacing w:before="0" w:after="200"/>
       <w:ind w:firstLine="272"/>
@@ -3879,6 +7783,7 @@
     <w:qFormat/>
     <w:pPr>
       <w:widowControl/>
+      <w:suppressAutoHyphens w:val="true"/>
       <w:bidi w:val="0"/>
       <w:spacing w:before="0" w:after="0"/>
       <w:jc w:val="center"/>
@@ -3897,6 +7802,7 @@
     <w:qFormat/>
     <w:pPr>
       <w:widowControl/>
+      <w:suppressAutoHyphens w:val="true"/>
       <w:bidi w:val="0"/>
       <w:spacing w:before="360" w:after="40"/>
       <w:jc w:val="center"/>
@@ -3955,6 +7861,7 @@
         <w:tab w:val="clear" w:pos="720"/>
         <w:tab w:val="left" w:pos="533" w:leader="none"/>
       </w:tabs>
+      <w:suppressAutoHyphens w:val="true"/>
       <w:bidi w:val="0"/>
       <w:spacing w:before="80" w:after="200"/>
       <w:ind w:hanging="0" w:start="0"/>
@@ -3978,6 +7885,7 @@
         <w:ilvl w:val="0"/>
         <w:numId w:val="4"/>
       </w:numPr>
+      <w:suppressAutoHyphens w:val="true"/>
       <w:bidi w:val="0"/>
       <w:spacing w:before="0" w:after="40"/>
       <w:jc w:val="start"/>
@@ -3996,12 +7904,13 @@
     <w:qFormat/>
     <w:pPr>
       <w:widowControl/>
+      <w:suppressAutoHyphens w:val="true"/>
       <w:bidi w:val="0"/>
       <w:spacing w:before="0" w:after="120"/>
       <w:jc w:val="center"/>
     </w:pPr>
     <w:rPr>
-      <w:rFonts w:eastAsia="MS Mincho" w:ascii="Times New Roman" w:hAnsi="Times New Roman" w:cs="Times New Roman"/>
+      <w:rFonts w:ascii="Times New Roman" w:hAnsi="Times New Roman" w:eastAsia="MS Mincho" w:cs="Times New Roman"/>
       <w:color w:val="auto"/>
       <w:kern w:val="0"/>
       <w:sz w:val="28"/>
@@ -4014,12 +7923,13 @@
     <w:qFormat/>
     <w:pPr>
       <w:widowControl/>
+      <w:suppressAutoHyphens w:val="true"/>
       <w:bidi w:val="0"/>
       <w:spacing w:before="0" w:after="120"/>
       <w:jc w:val="center"/>
     </w:pPr>
     <w:rPr>
-      <w:rFonts w:eastAsia="MS Mincho" w:ascii="Times New Roman" w:hAnsi="Times New Roman" w:cs="Times New Roman"/>
+      <w:rFonts w:ascii="Times New Roman" w:hAnsi="Times New Roman" w:eastAsia="MS Mincho" w:cs="Times New Roman"/>
       <w:color w:val="auto"/>
       <w:kern w:val="0"/>
       <w:sz w:val="48"/>
@@ -4036,12 +7946,13 @@
         <w:ilvl w:val="0"/>
         <w:numId w:val="5"/>
       </w:numPr>
+      <w:suppressAutoHyphens w:val="true"/>
       <w:bidi w:val="0"/>
       <w:spacing w:lineRule="exact" w:line="180" w:before="0" w:after="50"/>
       <w:jc w:val="both"/>
     </w:pPr>
     <w:rPr>
-      <w:rFonts w:eastAsia="MS Mincho" w:ascii="Times New Roman" w:hAnsi="Times New Roman" w:cs="Times New Roman"/>
+      <w:rFonts w:ascii="Times New Roman" w:hAnsi="Times New Roman" w:eastAsia="MS Mincho" w:cs="Times New Roman"/>
       <w:color w:val="auto"/>
       <w:kern w:val="0"/>
       <w:sz w:val="16"/>
@@ -4057,6 +7968,7 @@
       <w:pBdr>
         <w:top w:val="single" w:sz="4" w:space="2" w:color="000000"/>
       </w:pBdr>
+      <w:suppressAutoHyphens w:val="true"/>
       <w:bidi w:val="0"/>
       <w:spacing w:before="0" w:after="0"/>
       <w:ind w:firstLine="288"/>
@@ -4100,6 +8012,7 @@
     <w:qFormat/>
     <w:pPr>
       <w:widowControl/>
+      <w:suppressAutoHyphens w:val="true"/>
       <w:bidi w:val="0"/>
       <w:spacing w:before="0" w:after="0"/>
       <w:jc w:val="both"/>
@@ -4123,6 +8036,7 @@
         <w:ilvl w:val="0"/>
         <w:numId w:val="7"/>
       </w:numPr>
+      <w:suppressAutoHyphens w:val="true"/>
       <w:bidi w:val="0"/>
       <w:spacing w:before="60" w:after="30"/>
       <w:ind w:hanging="29" w:start="58"/>
@@ -4146,6 +8060,7 @@
         <w:ilvl w:val="0"/>
         <w:numId w:val="6"/>
       </w:numPr>
+      <w:suppressAutoHyphens w:val="true"/>
       <w:bidi w:val="0"/>
       <w:spacing w:lineRule="auto" w:line="216" w:before="240" w:after="120"/>
       <w:jc w:val="center"/>
@@ -4208,9 +8123,30 @@
     </w:pPr>
     <w:rPr/>
   </w:style>
+  <w:style w:type="paragraph" w:styleId="FrameContentsuser">
+    <w:name w:val="Frame Contents (user)"/>
+    <w:basedOn w:val="Normal"/>
+    <w:qFormat/>
+    <w:pPr/>
+    <w:rPr/>
+  </w:style>
   <w:style w:type="paragraph" w:styleId="FrameContents">
     <w:name w:val="Frame Contents"/>
     <w:basedOn w:val="Normal"/>
+    <w:qFormat/>
+    <w:pPr/>
+    <w:rPr/>
+  </w:style>
+  <w:style w:type="paragraph" w:styleId="Figure">
+    <w:name w:val="Figure"/>
+    <w:basedOn w:val="Caption"/>
+    <w:qFormat/>
+    <w:pPr/>
+    <w:rPr/>
+  </w:style>
+  <w:style w:type="paragraph" w:styleId="Hnh">
+    <w:name w:val="Hình"/>
+    <w:basedOn w:val="Caption"/>
     <w:qFormat/>
     <w:pPr/>
     <w:rPr/>
